--- a/docs/guia-del-proyecto.docx
+++ b/docs/guia-del-proyecto.docx
@@ -224,7 +224,7 @@
         <w:pStyle w:val="Ttulo1"/>
         <w:pageBreakBefore/>
       </w:pPr>
-      <w:bookmarkStart w:id="0" w:name="_Toc244186982"/>
+      <w:bookmarkStart w:id="0" w:name="_Toc244187225"/>
       <w:r>
         <w:t>Cómo leer este documento</w:t>
       </w:r>
@@ -390,7 +390,7 @@
           <w:szCs w:val="22"/>
         </w:rPr>
         <w:alias w:val="Índice"/>
-        <w:id w:val="-1789580660"/>
+        <w:id w:val="825787061"/>
         <w:docPartObj>
           <w:docPartGallery w:val="Table of Contents"/>
           <w:docPartUnique/>
@@ -425,7 +425,7 @@
           <w:r>
             <w:fldChar w:fldCharType="separate"/>
           </w:r>
-          <w:hyperlink w:anchor="_Toc244186982" w:history="1">
+          <w:hyperlink w:anchor="_Toc244187225" w:history="1">
             <w:r>
               <w:rPr>
                 <w:rStyle w:val="Hipervnculo"/>
@@ -449,7 +449,7 @@
               <w:rPr>
                 <w:noProof/>
               </w:rPr>
-              <w:instrText xml:space="preserve"> PAGEREF _Toc244186982 \h </w:instrText>
+              <w:instrText xml:space="preserve"> PAGEREF _Toc244187225 \h </w:instrText>
             </w:r>
             <w:r>
               <w:rPr>
@@ -494,7 +494,7 @@
               <w14:ligatures w14:val="standardContextual"/>
             </w:rPr>
           </w:pPr>
-          <w:hyperlink w:anchor="_Toc244186983" w:history="1">
+          <w:hyperlink w:anchor="_Toc244187226" w:history="1">
             <w:r>
               <w:rPr>
                 <w:rStyle w:val="Hipervnculo"/>
@@ -518,7 +518,7 @@
               <w:rPr>
                 <w:noProof/>
               </w:rPr>
-              <w:instrText xml:space="preserve"> PAGEREF _Toc244186983 \h </w:instrText>
+              <w:instrText xml:space="preserve"> PAGEREF _Toc244187226 \h </w:instrText>
             </w:r>
             <w:r>
               <w:rPr>
@@ -563,7 +563,7 @@
               <w14:ligatures w14:val="standardContextual"/>
             </w:rPr>
           </w:pPr>
-          <w:hyperlink w:anchor="_Toc244186984" w:history="1">
+          <w:hyperlink w:anchor="_Toc244187227" w:history="1">
             <w:r>
               <w:rPr>
                 <w:rStyle w:val="Hipervnculo"/>
@@ -587,7 +587,7 @@
               <w:rPr>
                 <w:noProof/>
               </w:rPr>
-              <w:instrText xml:space="preserve"> PAGEREF _Toc244186984 \h </w:instrText>
+              <w:instrText xml:space="preserve"> PAGEREF _Toc244187227 \h </w:instrText>
             </w:r>
             <w:r>
               <w:rPr>
@@ -630,7 +630,7 @@
               <w14:ligatures w14:val="standardContextual"/>
             </w:rPr>
           </w:pPr>
-          <w:hyperlink w:anchor="_Toc244186985" w:history="1">
+          <w:hyperlink w:anchor="_Toc244187228" w:history="1">
             <w:r>
               <w:rPr>
                 <w:rStyle w:val="Hipervnculo"/>
@@ -654,7 +654,7 @@
               <w:rPr>
                 <w:noProof/>
               </w:rPr>
-              <w:instrText xml:space="preserve"> PAGEREF _Toc244186985 \h </w:instrText>
+              <w:instrText xml:space="preserve"> PAGEREF _Toc244187228 \h </w:instrText>
             </w:r>
             <w:r>
               <w:rPr>
@@ -697,7 +697,7 @@
               <w14:ligatures w14:val="standardContextual"/>
             </w:rPr>
           </w:pPr>
-          <w:hyperlink w:anchor="_Toc244186986" w:history="1">
+          <w:hyperlink w:anchor="_Toc244187229" w:history="1">
             <w:r>
               <w:rPr>
                 <w:rStyle w:val="Hipervnculo"/>
@@ -721,7 +721,7 @@
               <w:rPr>
                 <w:noProof/>
               </w:rPr>
-              <w:instrText xml:space="preserve"> PAGEREF _Toc244186986 \h </w:instrText>
+              <w:instrText xml:space="preserve"> PAGEREF _Toc244187229 \h </w:instrText>
             </w:r>
             <w:r>
               <w:rPr>
@@ -764,7 +764,7 @@
               <w14:ligatures w14:val="standardContextual"/>
             </w:rPr>
           </w:pPr>
-          <w:hyperlink w:anchor="_Toc244186987" w:history="1">
+          <w:hyperlink w:anchor="_Toc244187230" w:history="1">
             <w:r>
               <w:rPr>
                 <w:rStyle w:val="Hipervnculo"/>
@@ -788,7 +788,7 @@
               <w:rPr>
                 <w:noProof/>
               </w:rPr>
-              <w:instrText xml:space="preserve"> PAGEREF _Toc244186987 \h </w:instrText>
+              <w:instrText xml:space="preserve"> PAGEREF _Toc244187230 \h </w:instrText>
             </w:r>
             <w:r>
               <w:rPr>
@@ -831,7 +831,7 @@
               <w14:ligatures w14:val="standardContextual"/>
             </w:rPr>
           </w:pPr>
-          <w:hyperlink w:anchor="_Toc244186988" w:history="1">
+          <w:hyperlink w:anchor="_Toc244187231" w:history="1">
             <w:r>
               <w:rPr>
                 <w:rStyle w:val="Hipervnculo"/>
@@ -855,7 +855,7 @@
               <w:rPr>
                 <w:noProof/>
               </w:rPr>
-              <w:instrText xml:space="preserve"> PAGEREF _Toc244186988 \h </w:instrText>
+              <w:instrText xml:space="preserve"> PAGEREF _Toc244187231 \h </w:instrText>
             </w:r>
             <w:r>
               <w:rPr>
@@ -900,7 +900,7 @@
               <w14:ligatures w14:val="standardContextual"/>
             </w:rPr>
           </w:pPr>
-          <w:hyperlink w:anchor="_Toc244186989" w:history="1">
+          <w:hyperlink w:anchor="_Toc244187232" w:history="1">
             <w:r>
               <w:rPr>
                 <w:rStyle w:val="Hipervnculo"/>
@@ -924,7 +924,7 @@
               <w:rPr>
                 <w:noProof/>
               </w:rPr>
-              <w:instrText xml:space="preserve"> PAGEREF _Toc244186989 \h </w:instrText>
+              <w:instrText xml:space="preserve"> PAGEREF _Toc244187232 \h </w:instrText>
             </w:r>
             <w:r>
               <w:rPr>
@@ -967,7 +967,7 @@
               <w14:ligatures w14:val="standardContextual"/>
             </w:rPr>
           </w:pPr>
-          <w:hyperlink w:anchor="_Toc244186990" w:history="1">
+          <w:hyperlink w:anchor="_Toc244187233" w:history="1">
             <w:r>
               <w:rPr>
                 <w:rStyle w:val="Hipervnculo"/>
@@ -991,7 +991,7 @@
               <w:rPr>
                 <w:noProof/>
               </w:rPr>
-              <w:instrText xml:space="preserve"> PAGEREF _Toc244186990 \h </w:instrText>
+              <w:instrText xml:space="preserve"> PAGEREF _Toc244187233 \h </w:instrText>
             </w:r>
             <w:r>
               <w:rPr>
@@ -1034,7 +1034,7 @@
               <w14:ligatures w14:val="standardContextual"/>
             </w:rPr>
           </w:pPr>
-          <w:hyperlink w:anchor="_Toc244186991" w:history="1">
+          <w:hyperlink w:anchor="_Toc244187234" w:history="1">
             <w:r>
               <w:rPr>
                 <w:rStyle w:val="Hipervnculo"/>
@@ -1058,7 +1058,7 @@
               <w:rPr>
                 <w:noProof/>
               </w:rPr>
-              <w:instrText xml:space="preserve"> PAGEREF _Toc244186991 \h </w:instrText>
+              <w:instrText xml:space="preserve"> PAGEREF _Toc244187234 \h </w:instrText>
             </w:r>
             <w:r>
               <w:rPr>
@@ -1101,7 +1101,7 @@
               <w14:ligatures w14:val="standardContextual"/>
             </w:rPr>
           </w:pPr>
-          <w:hyperlink w:anchor="_Toc244186992" w:history="1">
+          <w:hyperlink w:anchor="_Toc244187235" w:history="1">
             <w:r>
               <w:rPr>
                 <w:rStyle w:val="Hipervnculo"/>
@@ -1125,7 +1125,7 @@
               <w:rPr>
                 <w:noProof/>
               </w:rPr>
-              <w:instrText xml:space="preserve"> PAGEREF _Toc244186992 \h </w:instrText>
+              <w:instrText xml:space="preserve"> PAGEREF _Toc244187235 \h </w:instrText>
             </w:r>
             <w:r>
               <w:rPr>
@@ -1168,7 +1168,7 @@
               <w14:ligatures w14:val="standardContextual"/>
             </w:rPr>
           </w:pPr>
-          <w:hyperlink w:anchor="_Toc244186993" w:history="1">
+          <w:hyperlink w:anchor="_Toc244187236" w:history="1">
             <w:r>
               <w:rPr>
                 <w:rStyle w:val="Hipervnculo"/>
@@ -1192,7 +1192,7 @@
               <w:rPr>
                 <w:noProof/>
               </w:rPr>
-              <w:instrText xml:space="preserve"> PAGEREF _Toc244186993 \h </w:instrText>
+              <w:instrText xml:space="preserve"> PAGEREF _Toc244187236 \h </w:instrText>
             </w:r>
             <w:r>
               <w:rPr>
@@ -1235,7 +1235,7 @@
               <w14:ligatures w14:val="standardContextual"/>
             </w:rPr>
           </w:pPr>
-          <w:hyperlink w:anchor="_Toc244186994" w:history="1">
+          <w:hyperlink w:anchor="_Toc244187237" w:history="1">
             <w:r>
               <w:rPr>
                 <w:rStyle w:val="Hipervnculo"/>
@@ -1259,7 +1259,7 @@
               <w:rPr>
                 <w:noProof/>
               </w:rPr>
-              <w:instrText xml:space="preserve"> PAGEREF _Toc244186994 \h </w:instrText>
+              <w:instrText xml:space="preserve"> PAGEREF _Toc244187237 \h </w:instrText>
             </w:r>
             <w:r>
               <w:rPr>
@@ -1302,7 +1302,7 @@
               <w14:ligatures w14:val="standardContextual"/>
             </w:rPr>
           </w:pPr>
-          <w:hyperlink w:anchor="_Toc244186995" w:history="1">
+          <w:hyperlink w:anchor="_Toc244187238" w:history="1">
             <w:r>
               <w:rPr>
                 <w:rStyle w:val="Hipervnculo"/>
@@ -1326,7 +1326,7 @@
               <w:rPr>
                 <w:noProof/>
               </w:rPr>
-              <w:instrText xml:space="preserve"> PAGEREF _Toc244186995 \h </w:instrText>
+              <w:instrText xml:space="preserve"> PAGEREF _Toc244187238 \h </w:instrText>
             </w:r>
             <w:r>
               <w:rPr>
@@ -1371,7 +1371,7 @@
               <w14:ligatures w14:val="standardContextual"/>
             </w:rPr>
           </w:pPr>
-          <w:hyperlink w:anchor="_Toc244186996" w:history="1">
+          <w:hyperlink w:anchor="_Toc244187239" w:history="1">
             <w:r>
               <w:rPr>
                 <w:rStyle w:val="Hipervnculo"/>
@@ -1395,7 +1395,7 @@
               <w:rPr>
                 <w:noProof/>
               </w:rPr>
-              <w:instrText xml:space="preserve"> PAGEREF _Toc244186996 \h </w:instrText>
+              <w:instrText xml:space="preserve"> PAGEREF _Toc244187239 \h </w:instrText>
             </w:r>
             <w:r>
               <w:rPr>
@@ -1438,7 +1438,7 @@
               <w14:ligatures w14:val="standardContextual"/>
             </w:rPr>
           </w:pPr>
-          <w:hyperlink w:anchor="_Toc244186997" w:history="1">
+          <w:hyperlink w:anchor="_Toc244187240" w:history="1">
             <w:r>
               <w:rPr>
                 <w:rStyle w:val="Hipervnculo"/>
@@ -1462,7 +1462,7 @@
               <w:rPr>
                 <w:noProof/>
               </w:rPr>
-              <w:instrText xml:space="preserve"> PAGEREF _Toc244186997 \h </w:instrText>
+              <w:instrText xml:space="preserve"> PAGEREF _Toc244187240 \h </w:instrText>
             </w:r>
             <w:r>
               <w:rPr>
@@ -1505,7 +1505,7 @@
               <w14:ligatures w14:val="standardContextual"/>
             </w:rPr>
           </w:pPr>
-          <w:hyperlink w:anchor="_Toc244186998" w:history="1">
+          <w:hyperlink w:anchor="_Toc244187241" w:history="1">
             <w:r>
               <w:rPr>
                 <w:rStyle w:val="Hipervnculo"/>
@@ -1529,7 +1529,7 @@
               <w:rPr>
                 <w:noProof/>
               </w:rPr>
-              <w:instrText xml:space="preserve"> PAGEREF _Toc244186998 \h </w:instrText>
+              <w:instrText xml:space="preserve"> PAGEREF _Toc244187241 \h </w:instrText>
             </w:r>
             <w:r>
               <w:rPr>
@@ -1572,7 +1572,7 @@
               <w14:ligatures w14:val="standardContextual"/>
             </w:rPr>
           </w:pPr>
-          <w:hyperlink w:anchor="_Toc244186999" w:history="1">
+          <w:hyperlink w:anchor="_Toc244187242" w:history="1">
             <w:r>
               <w:rPr>
                 <w:rStyle w:val="Hipervnculo"/>
@@ -1596,7 +1596,7 @@
               <w:rPr>
                 <w:noProof/>
               </w:rPr>
-              <w:instrText xml:space="preserve"> PAGEREF _Toc244186999 \h </w:instrText>
+              <w:instrText xml:space="preserve"> PAGEREF _Toc244187242 \h </w:instrText>
             </w:r>
             <w:r>
               <w:rPr>
@@ -1639,7 +1639,7 @@
               <w14:ligatures w14:val="standardContextual"/>
             </w:rPr>
           </w:pPr>
-          <w:hyperlink w:anchor="_Toc244187000" w:history="1">
+          <w:hyperlink w:anchor="_Toc244187243" w:history="1">
             <w:r>
               <w:rPr>
                 <w:rStyle w:val="Hipervnculo"/>
@@ -1663,7 +1663,7 @@
               <w:rPr>
                 <w:noProof/>
               </w:rPr>
-              <w:instrText xml:space="preserve"> PAGEREF _Toc244187000 \h </w:instrText>
+              <w:instrText xml:space="preserve"> PAGEREF _Toc244187243 \h </w:instrText>
             </w:r>
             <w:r>
               <w:rPr>
@@ -1706,7 +1706,7 @@
               <w14:ligatures w14:val="standardContextual"/>
             </w:rPr>
           </w:pPr>
-          <w:hyperlink w:anchor="_Toc244187001" w:history="1">
+          <w:hyperlink w:anchor="_Toc244187244" w:history="1">
             <w:r>
               <w:rPr>
                 <w:rStyle w:val="Hipervnculo"/>
@@ -1730,7 +1730,7 @@
               <w:rPr>
                 <w:noProof/>
               </w:rPr>
-              <w:instrText xml:space="preserve"> PAGEREF _Toc244187001 \h </w:instrText>
+              <w:instrText xml:space="preserve"> PAGEREF _Toc244187244 \h </w:instrText>
             </w:r>
             <w:r>
               <w:rPr>
@@ -1773,7 +1773,7 @@
               <w14:ligatures w14:val="standardContextual"/>
             </w:rPr>
           </w:pPr>
-          <w:hyperlink w:anchor="_Toc244187002" w:history="1">
+          <w:hyperlink w:anchor="_Toc244187245" w:history="1">
             <w:r>
               <w:rPr>
                 <w:rStyle w:val="Hipervnculo"/>
@@ -1797,7 +1797,7 @@
               <w:rPr>
                 <w:noProof/>
               </w:rPr>
-              <w:instrText xml:space="preserve"> PAGEREF _Toc244187002 \h </w:instrText>
+              <w:instrText xml:space="preserve"> PAGEREF _Toc244187245 \h </w:instrText>
             </w:r>
             <w:r>
               <w:rPr>
@@ -1840,7 +1840,7 @@
               <w14:ligatures w14:val="standardContextual"/>
             </w:rPr>
           </w:pPr>
-          <w:hyperlink w:anchor="_Toc244187003" w:history="1">
+          <w:hyperlink w:anchor="_Toc244187246" w:history="1">
             <w:r>
               <w:rPr>
                 <w:rStyle w:val="Hipervnculo"/>
@@ -1864,7 +1864,7 @@
               <w:rPr>
                 <w:noProof/>
               </w:rPr>
-              <w:instrText xml:space="preserve"> PAGEREF _Toc244187003 \h </w:instrText>
+              <w:instrText xml:space="preserve"> PAGEREF _Toc244187246 \h </w:instrText>
             </w:r>
             <w:r>
               <w:rPr>
@@ -1907,7 +1907,7 @@
               <w14:ligatures w14:val="standardContextual"/>
             </w:rPr>
           </w:pPr>
-          <w:hyperlink w:anchor="_Toc244187004" w:history="1">
+          <w:hyperlink w:anchor="_Toc244187247" w:history="1">
             <w:r>
               <w:rPr>
                 <w:rStyle w:val="Hipervnculo"/>
@@ -1931,7 +1931,7 @@
               <w:rPr>
                 <w:noProof/>
               </w:rPr>
-              <w:instrText xml:space="preserve"> PAGEREF _Toc244187004 \h </w:instrText>
+              <w:instrText xml:space="preserve"> PAGEREF _Toc244187247 \h </w:instrText>
             </w:r>
             <w:r>
               <w:rPr>
@@ -1974,7 +1974,7 @@
               <w14:ligatures w14:val="standardContextual"/>
             </w:rPr>
           </w:pPr>
-          <w:hyperlink w:anchor="_Toc244187005" w:history="1">
+          <w:hyperlink w:anchor="_Toc244187248" w:history="1">
             <w:r>
               <w:rPr>
                 <w:rStyle w:val="Hipervnculo"/>
@@ -1998,7 +1998,7 @@
               <w:rPr>
                 <w:noProof/>
               </w:rPr>
-              <w:instrText xml:space="preserve"> PAGEREF _Toc244187005 \h </w:instrText>
+              <w:instrText xml:space="preserve"> PAGEREF _Toc244187248 \h </w:instrText>
             </w:r>
             <w:r>
               <w:rPr>
@@ -2043,7 +2043,7 @@
               <w14:ligatures w14:val="standardContextual"/>
             </w:rPr>
           </w:pPr>
-          <w:hyperlink w:anchor="_Toc244187006" w:history="1">
+          <w:hyperlink w:anchor="_Toc244187249" w:history="1">
             <w:r>
               <w:rPr>
                 <w:rStyle w:val="Hipervnculo"/>
@@ -2067,7 +2067,7 @@
               <w:rPr>
                 <w:noProof/>
               </w:rPr>
-              <w:instrText xml:space="preserve"> PAGEREF _Toc244187006 \h </w:instrText>
+              <w:instrText xml:space="preserve"> PAGEREF _Toc244187249 \h </w:instrText>
             </w:r>
             <w:r>
               <w:rPr>
@@ -2110,7 +2110,7 @@
               <w14:ligatures w14:val="standardContextual"/>
             </w:rPr>
           </w:pPr>
-          <w:hyperlink w:anchor="_Toc244187007" w:history="1">
+          <w:hyperlink w:anchor="_Toc244187250" w:history="1">
             <w:r>
               <w:rPr>
                 <w:rStyle w:val="Hipervnculo"/>
@@ -2134,7 +2134,7 @@
               <w:rPr>
                 <w:noProof/>
               </w:rPr>
-              <w:instrText xml:space="preserve"> PAGEREF _Toc244187007 \h </w:instrText>
+              <w:instrText xml:space="preserve"> PAGEREF _Toc244187250 \h </w:instrText>
             </w:r>
             <w:r>
               <w:rPr>
@@ -2177,7 +2177,7 @@
               <w14:ligatures w14:val="standardContextual"/>
             </w:rPr>
           </w:pPr>
-          <w:hyperlink w:anchor="_Toc244187008" w:history="1">
+          <w:hyperlink w:anchor="_Toc244187251" w:history="1">
             <w:r>
               <w:rPr>
                 <w:rStyle w:val="Hipervnculo"/>
@@ -2201,7 +2201,7 @@
               <w:rPr>
                 <w:noProof/>
               </w:rPr>
-              <w:instrText xml:space="preserve"> PAGEREF _Toc244187008 \h </w:instrText>
+              <w:instrText xml:space="preserve"> PAGEREF _Toc244187251 \h </w:instrText>
             </w:r>
             <w:r>
               <w:rPr>
@@ -2244,7 +2244,7 @@
               <w14:ligatures w14:val="standardContextual"/>
             </w:rPr>
           </w:pPr>
-          <w:hyperlink w:anchor="_Toc244187009" w:history="1">
+          <w:hyperlink w:anchor="_Toc244187252" w:history="1">
             <w:r>
               <w:rPr>
                 <w:rStyle w:val="Hipervnculo"/>
@@ -2268,7 +2268,7 @@
               <w:rPr>
                 <w:noProof/>
               </w:rPr>
-              <w:instrText xml:space="preserve"> PAGEREF _Toc244187009 \h </w:instrText>
+              <w:instrText xml:space="preserve"> PAGEREF _Toc244187252 \h </w:instrText>
             </w:r>
             <w:r>
               <w:rPr>
@@ -2311,7 +2311,7 @@
               <w14:ligatures w14:val="standardContextual"/>
             </w:rPr>
           </w:pPr>
-          <w:hyperlink w:anchor="_Toc244187010" w:history="1">
+          <w:hyperlink w:anchor="_Toc244187253" w:history="1">
             <w:r>
               <w:rPr>
                 <w:rStyle w:val="Hipervnculo"/>
@@ -2335,7 +2335,7 @@
               <w:rPr>
                 <w:noProof/>
               </w:rPr>
-              <w:instrText xml:space="preserve"> PAGEREF _Toc244187010 \h </w:instrText>
+              <w:instrText xml:space="preserve"> PAGEREF _Toc244187253 \h </w:instrText>
             </w:r>
             <w:r>
               <w:rPr>
@@ -2378,7 +2378,7 @@
               <w14:ligatures w14:val="standardContextual"/>
             </w:rPr>
           </w:pPr>
-          <w:hyperlink w:anchor="_Toc244187011" w:history="1">
+          <w:hyperlink w:anchor="_Toc244187254" w:history="1">
             <w:r>
               <w:rPr>
                 <w:rStyle w:val="Hipervnculo"/>
@@ -2402,7 +2402,7 @@
               <w:rPr>
                 <w:noProof/>
               </w:rPr>
-              <w:instrText xml:space="preserve"> PAGEREF _Toc244187011 \h </w:instrText>
+              <w:instrText xml:space="preserve"> PAGEREF _Toc244187254 \h </w:instrText>
             </w:r>
             <w:r>
               <w:rPr>
@@ -2445,7 +2445,7 @@
               <w14:ligatures w14:val="standardContextual"/>
             </w:rPr>
           </w:pPr>
-          <w:hyperlink w:anchor="_Toc244187012" w:history="1">
+          <w:hyperlink w:anchor="_Toc244187255" w:history="1">
             <w:r>
               <w:rPr>
                 <w:rStyle w:val="Hipervnculo"/>
@@ -2469,7 +2469,7 @@
               <w:rPr>
                 <w:noProof/>
               </w:rPr>
-              <w:instrText xml:space="preserve"> PAGEREF _Toc244187012 \h </w:instrText>
+              <w:instrText xml:space="preserve"> PAGEREF _Toc244187255 \h </w:instrText>
             </w:r>
             <w:r>
               <w:rPr>
@@ -2512,7 +2512,7 @@
               <w14:ligatures w14:val="standardContextual"/>
             </w:rPr>
           </w:pPr>
-          <w:hyperlink w:anchor="_Toc244187013" w:history="1">
+          <w:hyperlink w:anchor="_Toc244187256" w:history="1">
             <w:r>
               <w:rPr>
                 <w:rStyle w:val="Hipervnculo"/>
@@ -2536,7 +2536,7 @@
               <w:rPr>
                 <w:noProof/>
               </w:rPr>
-              <w:instrText xml:space="preserve"> PAGEREF _Toc244187013 \h </w:instrText>
+              <w:instrText xml:space="preserve"> PAGEREF _Toc244187256 \h </w:instrText>
             </w:r>
             <w:r>
               <w:rPr>
@@ -2579,7 +2579,7 @@
               <w14:ligatures w14:val="standardContextual"/>
             </w:rPr>
           </w:pPr>
-          <w:hyperlink w:anchor="_Toc244187014" w:history="1">
+          <w:hyperlink w:anchor="_Toc244187257" w:history="1">
             <w:r>
               <w:rPr>
                 <w:rStyle w:val="Hipervnculo"/>
@@ -2603,7 +2603,7 @@
               <w:rPr>
                 <w:noProof/>
               </w:rPr>
-              <w:instrText xml:space="preserve"> PAGEREF _Toc244187014 \h </w:instrText>
+              <w:instrText xml:space="preserve"> PAGEREF _Toc244187257 \h </w:instrText>
             </w:r>
             <w:r>
               <w:rPr>
@@ -2648,7 +2648,7 @@
               <w14:ligatures w14:val="standardContextual"/>
             </w:rPr>
           </w:pPr>
-          <w:hyperlink w:anchor="_Toc244187015" w:history="1">
+          <w:hyperlink w:anchor="_Toc244187258" w:history="1">
             <w:r>
               <w:rPr>
                 <w:rStyle w:val="Hipervnculo"/>
@@ -2672,7 +2672,7 @@
               <w:rPr>
                 <w:noProof/>
               </w:rPr>
-              <w:instrText xml:space="preserve"> PAGEREF _Toc244187015 \h </w:instrText>
+              <w:instrText xml:space="preserve"> PAGEREF _Toc244187258 \h </w:instrText>
             </w:r>
             <w:r>
               <w:rPr>
@@ -2717,7 +2717,7 @@
               <w14:ligatures w14:val="standardContextual"/>
             </w:rPr>
           </w:pPr>
-          <w:hyperlink w:anchor="_Toc244187016" w:history="1">
+          <w:hyperlink w:anchor="_Toc244187259" w:history="1">
             <w:r>
               <w:rPr>
                 <w:rStyle w:val="Hipervnculo"/>
@@ -2741,7 +2741,7 @@
               <w:rPr>
                 <w:noProof/>
               </w:rPr>
-              <w:instrText xml:space="preserve"> PAGEREF _Toc244187016 \h </w:instrText>
+              <w:instrText xml:space="preserve"> PAGEREF _Toc244187259 \h </w:instrText>
             </w:r>
             <w:r>
               <w:rPr>
@@ -2786,7 +2786,7 @@
               <w14:ligatures w14:val="standardContextual"/>
             </w:rPr>
           </w:pPr>
-          <w:hyperlink w:anchor="_Toc244187017" w:history="1">
+          <w:hyperlink w:anchor="_Toc244187260" w:history="1">
             <w:r>
               <w:rPr>
                 <w:rStyle w:val="Hipervnculo"/>
@@ -2810,7 +2810,7 @@
               <w:rPr>
                 <w:noProof/>
               </w:rPr>
-              <w:instrText xml:space="preserve"> PAGEREF _Toc244187017 \h </w:instrText>
+              <w:instrText xml:space="preserve"> PAGEREF _Toc244187260 \h </w:instrText>
             </w:r>
             <w:r>
               <w:rPr>
@@ -2855,7 +2855,7 @@
               <w14:ligatures w14:val="standardContextual"/>
             </w:rPr>
           </w:pPr>
-          <w:hyperlink w:anchor="_Toc244187018" w:history="1">
+          <w:hyperlink w:anchor="_Toc244187261" w:history="1">
             <w:r>
               <w:rPr>
                 <w:rStyle w:val="Hipervnculo"/>
@@ -2879,7 +2879,7 @@
               <w:rPr>
                 <w:noProof/>
               </w:rPr>
-              <w:instrText xml:space="preserve"> PAGEREF _Toc244187018 \h </w:instrText>
+              <w:instrText xml:space="preserve"> PAGEREF _Toc244187261 \h </w:instrText>
             </w:r>
             <w:r>
               <w:rPr>
@@ -2924,7 +2924,7 @@
               <w14:ligatures w14:val="standardContextual"/>
             </w:rPr>
           </w:pPr>
-          <w:hyperlink w:anchor="_Toc244187019" w:history="1">
+          <w:hyperlink w:anchor="_Toc244187262" w:history="1">
             <w:r>
               <w:rPr>
                 <w:rStyle w:val="Hipervnculo"/>
@@ -2948,7 +2948,7 @@
               <w:rPr>
                 <w:noProof/>
               </w:rPr>
-              <w:instrText xml:space="preserve"> PAGEREF _Toc244187019 \h </w:instrText>
+              <w:instrText xml:space="preserve"> PAGEREF _Toc244187262 \h </w:instrText>
             </w:r>
             <w:r>
               <w:rPr>
@@ -2965,7 +2965,7 @@
               <w:rPr>
                 <w:noProof/>
               </w:rPr>
-              <w:t>55</w:t>
+              <w:t>56</w:t>
             </w:r>
             <w:r>
               <w:rPr>
@@ -2993,7 +2993,7 @@
               <w14:ligatures w14:val="standardContextual"/>
             </w:rPr>
           </w:pPr>
-          <w:hyperlink w:anchor="_Toc244187020" w:history="1">
+          <w:hyperlink w:anchor="_Toc244187263" w:history="1">
             <w:r>
               <w:rPr>
                 <w:rStyle w:val="Hipervnculo"/>
@@ -3017,7 +3017,7 @@
               <w:rPr>
                 <w:noProof/>
               </w:rPr>
-              <w:instrText xml:space="preserve"> PAGEREF _Toc244187020 \h </w:instrText>
+              <w:instrText xml:space="preserve"> PAGEREF _Toc244187263 \h </w:instrText>
             </w:r>
             <w:r>
               <w:rPr>
@@ -3062,7 +3062,7 @@
               <w14:ligatures w14:val="standardContextual"/>
             </w:rPr>
           </w:pPr>
-          <w:hyperlink w:anchor="_Toc244187021" w:history="1">
+          <w:hyperlink w:anchor="_Toc244187264" w:history="1">
             <w:r>
               <w:rPr>
                 <w:rStyle w:val="Hipervnculo"/>
@@ -3086,7 +3086,7 @@
               <w:rPr>
                 <w:noProof/>
               </w:rPr>
-              <w:instrText xml:space="preserve"> PAGEREF _Toc244187021 \h </w:instrText>
+              <w:instrText xml:space="preserve"> PAGEREF _Toc244187264 \h </w:instrText>
             </w:r>
             <w:r>
               <w:rPr>
@@ -3125,7 +3125,7 @@
         <w:pStyle w:val="Ttulo1"/>
         <w:pageBreakBefore/>
       </w:pPr>
-      <w:bookmarkStart w:id="1" w:name="_Toc244186983"/>
+      <w:bookmarkStart w:id="1" w:name="_Toc244187226"/>
       <w:r>
         <w:t>La propuesta en una página</w:t>
       </w:r>
@@ -3401,7 +3401,7 @@
         <w:pStyle w:val="Ttulo1"/>
         <w:pageBreakBefore/>
       </w:pPr>
-      <w:bookmarkStart w:id="2" w:name="_Toc244186984"/>
+      <w:bookmarkStart w:id="2" w:name="_Toc244187227"/>
       <w:r>
         <w:t>1. Introducción</w:t>
       </w:r>
@@ -3411,7 +3411,7 @@
       <w:pPr>
         <w:pStyle w:val="Ttulo2"/>
       </w:pPr>
-      <w:bookmarkStart w:id="3" w:name="_Toc244186985"/>
+      <w:bookmarkStart w:id="3" w:name="_Toc244187228"/>
       <w:r>
         <w:t>1.1 El problema</w:t>
       </w:r>
@@ -4545,7 +4545,7 @@
       <w:pPr>
         <w:pStyle w:val="Ttulo2"/>
       </w:pPr>
-      <w:bookmarkStart w:id="4" w:name="_Toc244186986"/>
+      <w:bookmarkStart w:id="4" w:name="_Toc244187229"/>
       <w:r>
         <w:t>1.2 Base fisiológica y anatómica</w:t>
       </w:r>
@@ -4586,7 +4586,7 @@
           <w:noProof/>
         </w:rPr>
         <w:drawing>
-          <wp:inline distT="0" distB="0" distL="0" distR="0" wp14:anchorId="1A93CF8E" wp14:editId="338E41EB">
+          <wp:inline distT="0" distB="0" distL="0" distR="0" wp14:anchorId="7A42E3FC" wp14:editId="73312C5C">
             <wp:extent cx="5905500" cy="2390775"/>
             <wp:effectExtent l="0" t="0" r="0" b="0"/>
             <wp:docPr id="1" name="f09-bucle-glicemia.png" descr="Bucle de control de la glicemia según el Tema 2 del curso, y dónde entra el medidor propuesto." title="Figura 1"/>
@@ -4804,7 +4804,7 @@
       <w:pPr>
         <w:pStyle w:val="Ttulo2"/>
       </w:pPr>
-      <w:bookmarkStart w:id="5" w:name="_Toc244186987"/>
+      <w:bookmarkStart w:id="5" w:name="_Toc244187230"/>
       <w:r>
         <w:t>1.3 Antecedentes: el seminario y GlucoWatch</w:t>
       </w:r>
@@ -4847,7 +4847,7 @@
           <w:noProof/>
         </w:rPr>
         <w:drawing>
-          <wp:inline distT="0" distB="0" distL="0" distR="0" wp14:anchorId="7383AB36" wp14:editId="1D4C2477">
+          <wp:inline distT="0" distB="0" distL="0" distR="0" wp14:anchorId="407FC254" wp14:editId="004EE291">
             <wp:extent cx="5905500" cy="3571875"/>
             <wp:effectExtent l="0" t="0" r="0" b="0"/>
             <wp:docPr id="2" name="f01-mapa-tecnologias.png" descr="Tecnologías no invasivas agrupadas en las tres familias de Tang et al. (2020). El color indica qué tan específica es la señal para la glucosa, según el ranking de viabilidad del documento de trabajo del autor. Las que ese ranking no evalúa van en blanco." title="Figura 2"/>
@@ -6293,7 +6293,7 @@
       <w:pPr>
         <w:pStyle w:val="Ttulo2"/>
       </w:pPr>
-      <w:bookmarkStart w:id="6" w:name="_Toc244186988"/>
+      <w:bookmarkStart w:id="6" w:name="_Toc244187231"/>
       <w:r>
         <w:t>1.4 Pregunta, hipótesis y objetivos</w:t>
       </w:r>
@@ -6496,7 +6496,7 @@
         <w:pStyle w:val="Ttulo1"/>
         <w:pageBreakBefore/>
       </w:pPr>
-      <w:bookmarkStart w:id="7" w:name="_Toc244186989"/>
+      <w:bookmarkStart w:id="7" w:name="_Toc244187232"/>
       <w:r>
         <w:t>2. Métodos</w:t>
       </w:r>
@@ -6506,7 +6506,7 @@
       <w:pPr>
         <w:pStyle w:val="Ttulo2"/>
       </w:pPr>
-      <w:bookmarkStart w:id="8" w:name="_Toc244186990"/>
+      <w:bookmarkStart w:id="8" w:name="_Toc244187233"/>
       <w:r>
         <w:t>2.1 Metodología dry lab</w:t>
       </w:r>
@@ -6741,7 +6741,7 @@
       <w:pPr>
         <w:pStyle w:val="Ttulo2"/>
       </w:pPr>
-      <w:bookmarkStart w:id="9" w:name="_Toc244186991"/>
+      <w:bookmarkStart w:id="9" w:name="_Toc244187234"/>
       <w:r>
         <w:t>2.2 Criterios de decisión</w:t>
       </w:r>
@@ -8009,7 +8009,7 @@
       <w:pPr>
         <w:pStyle w:val="Ttulo2"/>
       </w:pPr>
-      <w:bookmarkStart w:id="10" w:name="_Toc244186992"/>
+      <w:bookmarkStart w:id="10" w:name="_Toc244187235"/>
       <w:r>
         <w:t>2.3 La propuesta completa del medidor</w:t>
       </w:r>
@@ -8044,7 +8044,7 @@
           <w:noProof/>
         </w:rPr>
         <w:drawing>
-          <wp:inline distT="0" distB="0" distL="0" distR="0" wp14:anchorId="0D1FA7CD" wp14:editId="12750A4A">
+          <wp:inline distT="0" distB="0" distL="0" distR="0" wp14:anchorId="6D56842E" wp14:editId="2B19B8B2">
             <wp:extent cx="5905500" cy="2819400"/>
             <wp:effectExtent l="0" t="0" r="0" b="0"/>
             <wp:docPr id="3" name="f03-arquitectura-medidor.png" descr="Arquitectura propuesta. La vía óptica estima la glucosa en sangre, la vía del oído detecta cómo reacciona el cerebro. El recuadro punteado es lo único que hoy existe, y solo en simulación." title="Figura 3"/>
@@ -8883,7 +8883,7 @@
       <w:pPr>
         <w:pStyle w:val="Ttulo2"/>
       </w:pPr>
-      <w:bookmarkStart w:id="11" w:name="_Toc244186993"/>
+      <w:bookmarkStart w:id="11" w:name="_Toc244187236"/>
       <w:r>
         <w:t>2.4 Trazabilidad fisiológica</w:t>
       </w:r>
@@ -9573,7 +9573,7 @@
       <w:pPr>
         <w:pStyle w:val="Ttulo2"/>
       </w:pPr>
-      <w:bookmarkStart w:id="12" w:name="_Toc244186994"/>
+      <w:bookmarkStart w:id="12" w:name="_Toc244187237"/>
       <w:r>
         <w:t>2.5 La tomografía del retraso</w:t>
       </w:r>
@@ -9624,7 +9624,7 @@
           <w:noProof/>
         </w:rPr>
         <w:drawing>
-          <wp:inline distT="0" distB="0" distL="0" distR="0" wp14:anchorId="2F186FCE" wp14:editId="57861125">
+          <wp:inline distT="0" distB="0" distL="0" distR="0" wp14:anchorId="14CF60C1" wp14:editId="72BF88A7">
             <wp:extent cx="5905500" cy="3000375"/>
             <wp:effectExtent l="0" t="0" r="0" b="0"/>
             <wp:docPr id="4" name="f02-dos-profundidades.png" descr="Izquierda, el esquema. Derecha, la curva sintética que usa el repositorio: la sangre sube con una comida a los 90 minutos y baja a 50 mg/dL a los 300. Cada profundidad ve la misma curva, más tarde y más suavizada." title="Figura 4"/>
@@ -9855,7 +9855,7 @@
       <w:pPr>
         <w:pStyle w:val="Ttulo2"/>
       </w:pPr>
-      <w:bookmarkStart w:id="13" w:name="_Toc244186995"/>
+      <w:bookmarkStart w:id="13" w:name="_Toc244187238"/>
       <w:r>
         <w:t>2.6 Diseño de la simulación</w:t>
       </w:r>
@@ -11455,7 +11455,7 @@
         <w:pStyle w:val="Ttulo1"/>
         <w:pageBreakBefore/>
       </w:pPr>
-      <w:bookmarkStart w:id="14" w:name="_Toc244186996"/>
+      <w:bookmarkStart w:id="14" w:name="_Toc244187239"/>
       <w:r>
         <w:t>3. Resultados</w:t>
       </w:r>
@@ -11517,7 +11517,7 @@
           <w:noProof/>
         </w:rPr>
         <w:drawing>
-          <wp:inline distT="0" distB="0" distL="0" distR="0" wp14:anchorId="4D4C9414" wp14:editId="0DD9A2BA">
+          <wp:inline distT="0" distB="0" distL="0" distR="0" wp14:anchorId="38EA65E1" wp14:editId="13534248">
             <wp:extent cx="5905500" cy="3305175"/>
             <wp:effectExtent l="0" t="0" r="0" b="0"/>
             <wp:docPr id="5" name="f05-registro-representativo.png" descr="Una réplica del escenario típico con ruido de 5 mg/dL, elegida antes de ver los resultados. En azul la reconstrucción con dos profundidades, en gris una sola profundidad suavizada. Figura generada por el repositorio." title="Figura 5"/>
@@ -11583,7 +11583,7 @@
       <w:pPr>
         <w:pStyle w:val="Ttulo2"/>
       </w:pPr>
-      <w:bookmarkStart w:id="15" w:name="_Toc244186997"/>
+      <w:bookmarkStart w:id="15" w:name="_Toc244187240"/>
       <w:r>
         <w:t>3.1 ¿Se recuperan los retrasos?</w:t>
       </w:r>
@@ -11600,7 +11600,7 @@
           <w:noProof/>
         </w:rPr>
         <w:drawing>
-          <wp:inline distT="0" distB="0" distL="0" distR="0" wp14:anchorId="71447CC7" wp14:editId="6B73DBDF">
+          <wp:inline distT="0" distB="0" distL="0" distR="0" wp14:anchorId="7C2279F4" wp14:editId="51AD6F83">
             <wp:extent cx="5905500" cy="2238375"/>
             <wp:effectExtent l="0" t="0" r="0" b="0"/>
             <wp:docPr id="6" name="f06-retrasos-estimados.png" descr="Retraso estimado, media ± desviación estándar entre las corridas válidas, frente al valor real (raya negra). En rojo, los escenarios donde parte de las corridas falló." title="Figura 6"/>
@@ -13294,7 +13294,7 @@
       <w:pPr>
         <w:pStyle w:val="Ttulo2"/>
       </w:pPr>
-      <w:bookmarkStart w:id="16" w:name="_Toc244186998"/>
+      <w:bookmarkStart w:id="16" w:name="_Toc244187241"/>
       <w:r>
         <w:t>3.2 ¿Cuánto ruido tolera el sensor?</w:t>
       </w:r>
@@ -13311,7 +13311,7 @@
           <w:noProof/>
         </w:rPr>
         <w:drawing>
-          <wp:inline distT="0" distB="0" distL="0" distR="0" wp14:anchorId="56C6E455" wp14:editId="2732877E">
+          <wp:inline distT="0" distB="0" distL="0" distR="0" wp14:anchorId="059BE7C2" wp14:editId="4916B7EC">
             <wp:extent cx="5905500" cy="3514725"/>
             <wp:effectExtent l="0" t="0" r="0" b="0"/>
             <wp:docPr id="7" name="f07-requisito-ruido.png" descr="Error de la glucosa reconstruida en la persona típica. Con poco ruido, dos profundidades ganan. Sobre unos 5,9 mg/dL, corregir el retraso empeora el resultado. El cruce sale de solo tres niveles de ruido." title="Figura 7"/>
@@ -13395,7 +13395,7 @@
       <w:pPr>
         <w:pStyle w:val="Ttulo2"/>
       </w:pPr>
-      <w:bookmarkStart w:id="17" w:name="_Toc244186999"/>
+      <w:bookmarkStart w:id="17" w:name="_Toc244187242"/>
       <w:r>
         <w:t>3.3 ¿La alarma suena antes?</w:t>
       </w:r>
@@ -13445,7 +13445,7 @@
       <w:pPr>
         <w:pStyle w:val="Ttulo2"/>
       </w:pPr>
-      <w:bookmarkStart w:id="18" w:name="_Toc244187000"/>
+      <w:bookmarkStart w:id="18" w:name="_Toc244187243"/>
       <w:r>
         <w:t>3.4 Umbral por umbral</w:t>
       </w:r>
@@ -14950,7 +14950,7 @@
       <w:pPr>
         <w:pStyle w:val="Ttulo2"/>
       </w:pPr>
-      <w:bookmarkStart w:id="19" w:name="_Toc244187001"/>
+      <w:bookmarkStart w:id="19" w:name="_Toc244187244"/>
       <w:r>
         <w:t>3.5 Límites por tecnología</w:t>
       </w:r>
@@ -14975,7 +14975,7 @@
           <w:noProof/>
         </w:rPr>
         <w:drawing>
-          <wp:inline distT="0" distB="0" distL="0" distR="0" wp14:anchorId="5884B4DA" wp14:editId="761B055B">
+          <wp:inline distT="0" distB="0" distL="0" distR="0" wp14:anchorId="079AA64A" wp14:editId="52EA1848">
             <wp:extent cx="6096000" cy="3248025"/>
             <wp:effectExtent l="0" t="0" r="0" b="0"/>
             <wp:docPr id="8" name="f11-evidencia.png" descr="Mejor evidencia por tecnología. La línea roja es la regla 1 (15 %). La franja ámbar es el rango de los CGM medido por grupos independientes (11,6 a 12 %) y la línea gris es lo que declaran las empresas (unos 8 %). Know Labs y DIROS no se grafican porque no informan participantes o MARD. En algunos puntos se corrió un poco la posición horizontal para que no se tapen." title="Figura 8"/>
@@ -17713,7 +17713,7 @@
       <w:pPr>
         <w:pStyle w:val="Ttulo2"/>
       </w:pPr>
-      <w:bookmarkStart w:id="20" w:name="_Toc244187002"/>
+      <w:bookmarkStart w:id="20" w:name="_Toc244187245"/>
       <w:r>
         <w:t>3.6 Límites físicos, calculados a mano</w:t>
       </w:r>
@@ -19297,7 +19297,7 @@
           <w:noProof/>
         </w:rPr>
         <w:drawing>
-          <wp:inline distT="0" distB="0" distL="0" distR="0" wp14:anchorId="05A95F0F" wp14:editId="4DB0849C">
+          <wp:inline distT="0" distB="0" distL="0" distR="0" wp14:anchorId="79B27338" wp14:editId="4DFB2F38">
             <wp:extent cx="6096000" cy="2886075"/>
             <wp:effectExtent l="0" t="0" r="0" b="0"/>
             <wp:docPr id="9" name="f10-profundidades.png" descr="Capas de la piel de antebrazo y profundidad que muestrea cada tecnología, con eje logarítmico. Fuentes: Sandby-Møller et al. (2003), Kottmann et al. (2016), Uluç et al. (2024), Zhang et al. (2025), Lundsgaard-Nielsen et al. (2018), Prlić et al. (2022) y Ahmad et al. (2025). El espesor de la dermis y la profundidad del CGM subcutáneo no se extrajeron de las fuentes." title="Figura 9"/>
@@ -21445,7 +21445,7 @@
       <w:pPr>
         <w:pStyle w:val="Ttulo2"/>
       </w:pPr>
-      <w:bookmarkStart w:id="21" w:name="_Toc244187003"/>
+      <w:bookmarkStart w:id="21" w:name="_Toc244187246"/>
       <w:r>
         <w:t>3.7 Límites prácticos</w:t>
       </w:r>
@@ -21812,7 +21812,7 @@
                 <w:sz w:val="19"/>
                 <w:szCs w:val="19"/>
               </w:rPr>
-              <w:t>DIROS: 1,5 min por espectro. Raman de RSP: unos 3 min. DiaMonTech: 4 min, con meta de 10 a 20 s. mμSORS: 8 min. Raman de Kang: 285 s por cuadro</w:t>
+              <w:t>DIROS: 1,5 min por espectro. Raman de RSP: unos 3 min. DiaMonTech: 4 min, con meta de 10 a 20 s. mμSORS: 8 min (dato de una nota de prensa). Raman de Kang: 285 s por cuadro</w:t>
             </w:r>
           </w:p>
         </w:tc>
@@ -22218,7 +22218,7 @@
       <w:pPr>
         <w:pStyle w:val="Ttulo2"/>
       </w:pPr>
-      <w:bookmarkStart w:id="22" w:name="_Toc244187004"/>
+      <w:bookmarkStart w:id="22" w:name="_Toc244187247"/>
       <w:r>
         <w:t>3.8 Fusión y redundancia</w:t>
       </w:r>
@@ -22251,7 +22251,7 @@
           <w:noProof/>
         </w:rPr>
         <w:drawing>
-          <wp:inline distT="0" distB="0" distL="0" distR="0" wp14:anchorId="07DC3D6D" wp14:editId="272D2F87">
+          <wp:inline distT="0" distB="0" distL="0" distR="0" wp14:anchorId="384F4532" wp14:editId="541E5E70">
             <wp:extent cx="5715000" cy="3238500"/>
             <wp:effectExtent l="0" t="0" r="0" b="0"/>
             <wp:docPr id="10" name="f12-fusion.png" descr="Ruido fusionado sobre ruido de un solo sensor, según el número de sensores iguales y la correlación entre sus errores. Las líneas punteadas son los límites √ρ. Los puntos son los dos valores de ρ estimados con la redundancia de dos electrodos de un CGM (Sharifi et al., 2016)." title="Figura 10"/>
@@ -29130,7 +29130,7 @@
           <w:noProof/>
         </w:rPr>
         <w:drawing>
-          <wp:inline distT="0" distB="0" distL="0" distR="0" wp14:anchorId="0B8518FA" wp14:editId="0C1BD483">
+          <wp:inline distT="0" distB="0" distL="0" distR="0" wp14:anchorId="2C19CF46" wp14:editId="75316913">
             <wp:extent cx="6096000" cy="3343275"/>
             <wp:effectExtent l="0" t="0" r="0" b="0"/>
             <wp:docPr id="11" name="f13-alarmas.png" descr="Sensibilidad frente a valor predictivo positivo, con 0,54 eventos nocturnos por semana. La zona azul es la exigencia de la regla 0 y de R-B (85 % o más y 70 % o más). Los círculos llenos son vías solas y los vacíos son combinaciones. El punto 1' marca a GlucoWatch con el VPP del estudio. Todo lo que sale rojo queda fuera de la zona." title="Figura 11"/>
@@ -35182,7 +35182,7 @@
       <w:pPr>
         <w:pStyle w:val="Ttulo2"/>
       </w:pPr>
-      <w:bookmarkStart w:id="23" w:name="_Toc244187005"/>
+      <w:bookmarkStart w:id="23" w:name="_Toc244187248"/>
       <w:r>
         <w:t>3.9 Comparación con el mercado</w:t>
       </w:r>
@@ -38057,7 +38057,7 @@
         <w:pStyle w:val="Ttulo1"/>
         <w:pageBreakBefore/>
       </w:pPr>
-      <w:bookmarkStart w:id="24" w:name="_Toc244187006"/>
+      <w:bookmarkStart w:id="24" w:name="_Toc244187249"/>
       <w:r>
         <w:t>4. Discusión</w:t>
       </w:r>
@@ -38067,7 +38067,7 @@
       <w:pPr>
         <w:pStyle w:val="Ttulo2"/>
       </w:pPr>
-      <w:bookmarkStart w:id="25" w:name="_Toc244187007"/>
+      <w:bookmarkStart w:id="25" w:name="_Toc244187250"/>
       <w:r>
         <w:t>4.1 Qué significan los resultados</w:t>
       </w:r>
@@ -38238,7 +38238,7 @@
       <w:pPr>
         <w:pStyle w:val="Ttulo2"/>
       </w:pPr>
-      <w:bookmarkStart w:id="26" w:name="_Toc244187008"/>
+      <w:bookmarkStart w:id="26" w:name="_Toc244187251"/>
       <w:r>
         <w:t>4.2 Rango de efectividad realista</w:t>
       </w:r>
@@ -39321,7 +39321,7 @@
       <w:pPr>
         <w:pStyle w:val="Ttulo2"/>
       </w:pPr>
-      <w:bookmarkStart w:id="27" w:name="_Toc244187009"/>
+      <w:bookmarkStart w:id="27" w:name="_Toc244187252"/>
       <w:r>
         <w:t>4.3 Veredicto</w:t>
       </w:r>
@@ -39981,7 +39981,7 @@
                 <w:sz w:val="19"/>
                 <w:szCs w:val="19"/>
               </w:rPr>
-              <w:t>Ninguna versión portátil para dormir sin calibración diaria. DiaMonTech es del tamaño de una caja de zapatos, mμSORS es de escritorio con 8 min por medición, DIROS es de mesa. Un Raman de 300 mW necesita un haz de al menos 10 mm si vale el límite aplicado</w:t>
+              <w:t>Ninguna versión portátil para dormir sin calibración diaria. DiaMonTech es del tamaño de una caja de zapatos, mμSORS es de escritorio con 8 min por medición (dato de una nota de prensa), DIROS es de mesa. Un Raman de 300 mW necesita un haz de al menos 10 mm si vale el límite aplicado</w:t>
             </w:r>
           </w:p>
         </w:tc>
@@ -41339,7 +41339,7 @@
                 <w:sz w:val="19"/>
                 <w:szCs w:val="19"/>
               </w:rPr>
-              <w:t>El Raman sin calibrar llega a 14,5 y 14,6 %, bajo el 20 % que pide el rubro, pero es de escritorio, tarda 8 min y no hay datos de dirección de la tendencia. El infrarrojo medio da 19,6 y 20,7 %, en el borde, con calibración. Un CGM de venta libre cuesta USD 54 por 2 semanas, y el no invasivo no tiene precio hallado. Fallan las reglas 5 y 6</w:t>
+              <w:t>El Raman sin calibrar llega a 14,5 y 14,6 %, bajo el 20 % que pide el rubro, pero es de escritorio, tarda 8 min (dato de una nota de prensa) y no hay datos de dirección de la tendencia. El infrarrojo medio da 19,6 y 20,7 %, en el borde, con calibración. Un CGM de venta libre cuesta USD 54 por 2 semanas, y el no invasivo no tiene precio hallado. Fallan las reglas 5 y 6</w:t>
             </w:r>
           </w:p>
         </w:tc>
@@ -41533,14 +41533,14 @@
         <w:spacing w:after="140" w:line="300" w:lineRule="auto"/>
       </w:pPr>
       <w:r>
-        <w:t>Ninguno de los tres rubros es condicional, porque en todos falla la regla 5, que exigen hardware que el equipo no tiene. Un experimento barato solo existiría si faltara una medición que ya se pudiera hacer con datos disponibles.</w:t>
+        <w:t>Ninguno de los tres rubros es condicional, porque en todos falla la regla 5: nadie ha demostrado todavía un equipo portátil para uso nocturno, y eso no se resuelve con un experimento barato. Un experimento barato solo existiría si faltara una medición que ya se pudiera hacer con datos disponibles.</w:t>
       </w:r>
     </w:p>
     <w:p>
       <w:pPr>
         <w:pStyle w:val="Ttulo2"/>
       </w:pPr>
-      <w:bookmarkStart w:id="28" w:name="_Toc244187010"/>
+      <w:bookmarkStart w:id="28" w:name="_Toc244187253"/>
       <w:r>
         <w:t>4.4 Qué sí podría tener sentido (Propuesta)</w:t>
       </w:r>
@@ -41765,7 +41765,7 @@
       <w:pPr>
         <w:pStyle w:val="Ttulo2"/>
       </w:pPr>
-      <w:bookmarkStart w:id="29" w:name="_Toc244187011"/>
+      <w:bookmarkStart w:id="29" w:name="_Toc244187254"/>
       <w:r>
         <w:t>4.5 Límites de este análisis</w:t>
       </w:r>
@@ -41959,7 +41959,7 @@
       <w:pPr>
         <w:pStyle w:val="Ttulo2"/>
       </w:pPr>
-      <w:bookmarkStart w:id="30" w:name="_Toc244187012"/>
+      <w:bookmarkStart w:id="30" w:name="_Toc244187255"/>
       <w:r>
         <w:t>4.6 Limitaciones de la simulación</w:t>
       </w:r>
@@ -42103,7 +42103,7 @@
       <w:pPr>
         <w:pStyle w:val="Ttulo2"/>
       </w:pPr>
-      <w:bookmarkStart w:id="31" w:name="_Toc244187013"/>
+      <w:bookmarkStart w:id="31" w:name="_Toc244187256"/>
       <w:r>
         <w:t>4.7 Traslación a un dispositivo de uso clínico</w:t>
       </w:r>
@@ -42210,7 +42210,7 @@
       <w:pPr>
         <w:pStyle w:val="Ttulo2"/>
       </w:pPr>
-      <w:bookmarkStart w:id="32" w:name="_Toc244187014"/>
+      <w:bookmarkStart w:id="32" w:name="_Toc244187257"/>
       <w:r>
         <w:t>4.8 Próximos pasos</w:t>
       </w:r>
@@ -42227,7 +42227,7 @@
           <w:noProof/>
         </w:rPr>
         <w:drawing>
-          <wp:inline distT="0" distB="0" distL="0" distR="0" wp14:anchorId="22B46714" wp14:editId="7DE33AA9">
+          <wp:inline distT="0" distB="0" distL="0" distR="0" wp14:anchorId="0398E409" wp14:editId="1B70D090">
             <wp:extent cx="5905500" cy="2505075"/>
             <wp:effectExtent l="0" t="0" r="0" b="0"/>
             <wp:docPr id="12" name="f08-hoja-de-ruta.png" descr="Estado de las tareas en GitHub al 29 de octubre de 2026." title="Figura 12"/>
@@ -43368,7 +43368,7 @@
         <w:pStyle w:val="Ttulo1"/>
         <w:pageBreakBefore/>
       </w:pPr>
-      <w:bookmarkStart w:id="33" w:name="_Toc244187015"/>
+      <w:bookmarkStart w:id="33" w:name="_Toc244187258"/>
       <w:r>
         <w:t>5. Retroalimentación que buscamos</w:t>
       </w:r>
@@ -44405,7 +44405,7 @@
         <w:pStyle w:val="Ttulo1"/>
         <w:pageBreakBefore/>
       </w:pPr>
-      <w:bookmarkStart w:id="34" w:name="_Toc244187016"/>
+      <w:bookmarkStart w:id="34" w:name="_Toc244187259"/>
       <w:r>
         <w:t>Referencias</w:t>
       </w:r>
@@ -49065,7 +49065,7 @@
         <w:pStyle w:val="Ttulo1"/>
         <w:spacing w:before="240" w:after="160"/>
       </w:pPr>
-      <w:bookmarkStart w:id="35" w:name="_Toc244187017"/>
+      <w:bookmarkStart w:id="35" w:name="_Toc244187260"/>
       <w:r>
         <w:t>Uso de inteligencia artificial</w:t>
       </w:r>
@@ -49095,7 +49095,7 @@
         <w:pStyle w:val="Ttulo1"/>
         <w:pageBreakBefore/>
       </w:pPr>
-      <w:bookmarkStart w:id="36" w:name="_Toc244187018"/>
+      <w:bookmarkStart w:id="36" w:name="_Toc244187261"/>
       <w:r>
         <w:t>Anexo A. El repositorio</w:t>
       </w:r>
@@ -49131,7 +49131,7 @@
           <w:noProof/>
         </w:rPr>
         <w:drawing>
-          <wp:inline distT="0" distB="0" distL="0" distR="0" wp14:anchorId="114E61C7" wp14:editId="0709D6DA">
+          <wp:inline distT="0" distB="0" distL="0" distR="0" wp14:anchorId="51FDECFE" wp14:editId="1579AD75">
             <wp:extent cx="5715000" cy="2247900"/>
             <wp:effectExtent l="0" t="0" r="0" b="0"/>
             <wp:docPr id="13" name="f04-flujo-codigo.png" descr="Recorrido de una corrida. Un solo comando lee la configuración, simula, estima, reconstruye, evalúa y escribe los resultados." title="Figura 13"/>
@@ -50669,9 +50669,9 @@
     <w:p>
       <w:pPr>
         <w:pStyle w:val="Ttulo1"/>
-        <w:spacing w:before="240" w:after="160"/>
-      </w:pPr>
-      <w:bookmarkStart w:id="37" w:name="_Toc244187019"/>
+        <w:pageBreakBefore/>
+      </w:pPr>
+      <w:bookmarkStart w:id="37" w:name="_Toc244187262"/>
       <w:r>
         <w:t>Anexo B. Cómo sumarte</w:t>
       </w:r>
@@ -50888,7 +50888,7 @@
         <w:pStyle w:val="Ttulo1"/>
         <w:pageBreakBefore/>
       </w:pPr>
-      <w:bookmarkStart w:id="38" w:name="_Toc244187020"/>
+      <w:bookmarkStart w:id="38" w:name="_Toc244187263"/>
       <w:r>
         <w:t>Anexo C. Glosario</w:t>
       </w:r>
@@ -52291,7 +52291,7 @@
         <w:pStyle w:val="Ttulo1"/>
         <w:pageBreakBefore/>
       </w:pPr>
-      <w:bookmarkStart w:id="39" w:name="_Toc244187021"/>
+      <w:bookmarkStart w:id="39" w:name="_Toc244187264"/>
       <w:r>
         <w:t>Anexo D. Cálculos paso a paso</w:t>
       </w:r>
@@ -53149,10 +53149,96 @@
 <file path=word/numbering.xml><?xml version="1.0" encoding="utf-8"?>
 <w:numbering xmlns:wpc="http://schemas.microsoft.com/office/word/2010/wordprocessingCanvas" xmlns:cx="http://schemas.microsoft.com/office/drawing/2014/chartex" xmlns:cx1="http://schemas.microsoft.com/office/drawing/2015/9/8/chartex" xmlns:cx2="http://schemas.microsoft.com/office/drawing/2015/10/21/chartex" xmlns:cx3="http://schemas.microsoft.com/office/drawing/2016/5/9/chartex" xmlns:cx4="http://schemas.microsoft.com/office/drawing/2016/5/10/chartex" xmlns:cx5="http://schemas.microsoft.com/office/drawing/2016/5/11/chartex" xmlns:cx6="http://schemas.microsoft.com/office/drawing/2016/5/12/chartex" xmlns:cx7="http://schemas.microsoft.com/office/drawing/2016/5/13/chartex" xmlns:cx8="http://schemas.microsoft.com/office/drawing/2016/5/14/chartex" xmlns:mc="http://schemas.openxmlformats.org/markup-compatibility/2006" xmlns:aink="http://schemas.microsoft.com/office/drawing/2016/ink" xmlns:am3d="http://schemas.microsoft.com/office/drawing/2017/model3d" xmlns:o="urn:schemas-microsoft-com:office:office" xmlns:oel="http://schemas.microsoft.com/office/2019/extlst" xmlns:r="http://schemas.openxmlformats.org/officeDocument/2006/relationships" xmlns:m="http://schemas.openxmlformats.org/officeDocument/2006/math" xmlns:v="urn:schemas-microsoft-com:vml" xmlns:wp14="http://schemas.microsoft.com/office/word/2010/wordprocessingDrawing" xmlns:wp="http://schemas.openxmlformats.org/drawingml/2006/wordprocessingDrawing" xmlns:w10="urn:schemas-microsoft-com:office:word" xmlns:w="http://schemas.openxmlformats.org/wordprocessingml/2006/main" xmlns:w14="http://schemas.microsoft.com/office/word/2010/wordml" xmlns:w15="http://schemas.microsoft.com/office/word/2012/wordml" xmlns:w16cex="http://schemas.microsoft.com/office/word/2018/wordml/cex" xmlns:w16cid="http://schemas.microsoft.com/office/word/2016/wordml/cid" xmlns:w16="http://schemas.microsoft.com/office/word/2018/wordml" xmlns:w16du="http://schemas.microsoft.com/office/word/2023/wordml/word16du" xmlns:w16sdtdh="http://schemas.microsoft.com/office/word/2020/wordml/sdtdatahash" xmlns:w16sdtfl="http://schemas.microsoft.com/office/word/2024/wordml/sdtformatlock" xmlns:w16se="http://schemas.microsoft.com/office/word/2015/wordml/symex" xmlns:wpg="http://schemas.microsoft.com/office/word/2010/wordprocessingGroup" xmlns:wpi="http://schemas.microsoft.com/office/word/2010/wordprocessingInk" xmlns:wne="http://schemas.microsoft.com/office/word/2006/wordml" xmlns:wps="http://schemas.microsoft.com/office/word/2010/wordprocessingShape" mc:Ignorable="w14 w15 w16se w16cid w16 w16cex w16sdtdh w16sdtfl w16du wp14">
   <w:abstractNum w:abstractNumId="0" w15:restartNumberingAfterBreak="0">
-    <w:nsid w:val="14A07156"/>
+    <w:nsid w:val="04C647A9"/>
     <w:multiLevelType w:val="hybridMultilevel"/>
-    <w:tmpl w:val="903EFE46"/>
-    <w:lvl w:ilvl="0" w:tplc="4734E8C0">
+    <w:tmpl w:val="4154B5D6"/>
+    <w:lvl w:ilvl="0" w:tplc="5832D3F6" w:tentative="1">
+      <w:start w:val="1"/>
+      <w:numFmt w:val="bullet"/>
+      <w:lvlText w:val="●"/>
+      <w:lvlJc w:val="left"/>
+      <w:pPr>
+        <w:ind w:left="720" w:hanging="360"/>
+      </w:pPr>
+    </w:lvl>
+    <w:lvl w:ilvl="1" w:tplc="00505A3E" w:tentative="1">
+      <w:start w:val="1"/>
+      <w:numFmt w:val="bullet"/>
+      <w:lvlText w:val="○"/>
+      <w:lvlJc w:val="left"/>
+      <w:pPr>
+        <w:ind w:left="1440" w:hanging="360"/>
+      </w:pPr>
+    </w:lvl>
+    <w:lvl w:ilvl="2" w:tplc="8F7E5EE4" w:tentative="1">
+      <w:start w:val="1"/>
+      <w:numFmt w:val="bullet"/>
+      <w:lvlText w:val="■"/>
+      <w:lvlJc w:val="left"/>
+      <w:pPr>
+        <w:ind w:left="2160" w:hanging="360"/>
+      </w:pPr>
+    </w:lvl>
+    <w:lvl w:ilvl="3" w:tplc="AD1C9984" w:tentative="1">
+      <w:start w:val="1"/>
+      <w:numFmt w:val="bullet"/>
+      <w:lvlText w:val="●"/>
+      <w:lvlJc w:val="left"/>
+      <w:pPr>
+        <w:ind w:left="2880" w:hanging="360"/>
+      </w:pPr>
+    </w:lvl>
+    <w:lvl w:ilvl="4" w:tplc="E4A6436A" w:tentative="1">
+      <w:start w:val="1"/>
+      <w:numFmt w:val="bullet"/>
+      <w:lvlText w:val="○"/>
+      <w:lvlJc w:val="left"/>
+      <w:pPr>
+        <w:ind w:left="3600" w:hanging="360"/>
+      </w:pPr>
+    </w:lvl>
+    <w:lvl w:ilvl="5" w:tplc="91666C78" w:tentative="1">
+      <w:start w:val="1"/>
+      <w:numFmt w:val="bullet"/>
+      <w:lvlText w:val="■"/>
+      <w:lvlJc w:val="left"/>
+      <w:pPr>
+        <w:ind w:left="4320" w:hanging="360"/>
+      </w:pPr>
+    </w:lvl>
+    <w:lvl w:ilvl="6" w:tplc="B95C78F8" w:tentative="1">
+      <w:start w:val="1"/>
+      <w:numFmt w:val="bullet"/>
+      <w:lvlText w:val="●"/>
+      <w:lvlJc w:val="left"/>
+      <w:pPr>
+        <w:ind w:left="5040" w:hanging="360"/>
+      </w:pPr>
+    </w:lvl>
+    <w:lvl w:ilvl="7" w:tplc="5C92D286" w:tentative="1">
+      <w:start w:val="1"/>
+      <w:numFmt w:val="bullet"/>
+      <w:lvlText w:val="●"/>
+      <w:lvlJc w:val="left"/>
+      <w:pPr>
+        <w:ind w:left="5760" w:hanging="360"/>
+      </w:pPr>
+    </w:lvl>
+    <w:lvl w:ilvl="8" w:tplc="0708FA16" w:tentative="1">
+      <w:start w:val="1"/>
+      <w:numFmt w:val="bullet"/>
+      <w:lvlText w:val="●"/>
+      <w:lvlJc w:val="left"/>
+      <w:pPr>
+        <w:ind w:left="6480" w:hanging="360"/>
+      </w:pPr>
+    </w:lvl>
+  </w:abstractNum>
+  <w:abstractNum w:abstractNumId="1" w15:restartNumberingAfterBreak="0">
+    <w:nsid w:val="04D63A38"/>
+    <w:multiLevelType w:val="hybridMultilevel"/>
+    <w:tmpl w:val="8EEA110C"/>
+    <w:lvl w:ilvl="0" w:tplc="460A4556">
       <w:start w:val="1"/>
       <w:numFmt w:val="bullet"/>
       <w:lvlText w:val="•"/>
@@ -53161,106 +53247,52 @@
         <w:ind w:left="600" w:hanging="300"/>
       </w:pPr>
     </w:lvl>
-    <w:lvl w:ilvl="1" w:tplc="A370882A">
+    <w:lvl w:ilvl="1" w:tplc="7F26408C">
       <w:numFmt w:val="decimal"/>
       <w:lvlText w:val=""/>
       <w:lvlJc w:val="left"/>
     </w:lvl>
-    <w:lvl w:ilvl="2" w:tplc="293C54D6">
+    <w:lvl w:ilvl="2" w:tplc="B2526042">
       <w:numFmt w:val="decimal"/>
       <w:lvlText w:val=""/>
       <w:lvlJc w:val="left"/>
     </w:lvl>
-    <w:lvl w:ilvl="3" w:tplc="FDD6C2C2">
+    <w:lvl w:ilvl="3" w:tplc="2730B0F6">
       <w:numFmt w:val="decimal"/>
       <w:lvlText w:val=""/>
       <w:lvlJc w:val="left"/>
     </w:lvl>
-    <w:lvl w:ilvl="4" w:tplc="3A5C3832">
+    <w:lvl w:ilvl="4" w:tplc="828A8FA8">
       <w:numFmt w:val="decimal"/>
       <w:lvlText w:val=""/>
       <w:lvlJc w:val="left"/>
     </w:lvl>
-    <w:lvl w:ilvl="5" w:tplc="21F4EFB4">
+    <w:lvl w:ilvl="5" w:tplc="AC3E56D2">
       <w:numFmt w:val="decimal"/>
       <w:lvlText w:val=""/>
       <w:lvlJc w:val="left"/>
     </w:lvl>
-    <w:lvl w:ilvl="6" w:tplc="76669338">
+    <w:lvl w:ilvl="6" w:tplc="28E09376">
       <w:numFmt w:val="decimal"/>
       <w:lvlText w:val=""/>
       <w:lvlJc w:val="left"/>
     </w:lvl>
-    <w:lvl w:ilvl="7" w:tplc="76DAEC1A">
+    <w:lvl w:ilvl="7" w:tplc="AFE8C72E">
       <w:numFmt w:val="decimal"/>
       <w:lvlText w:val=""/>
       <w:lvlJc w:val="left"/>
     </w:lvl>
-    <w:lvl w:ilvl="8" w:tplc="487E7890">
-      <w:numFmt w:val="decimal"/>
-      <w:lvlText w:val=""/>
-      <w:lvlJc w:val="left"/>
-    </w:lvl>
-  </w:abstractNum>
-  <w:abstractNum w:abstractNumId="1" w15:restartNumberingAfterBreak="0">
-    <w:nsid w:val="231108ED"/>
-    <w:multiLevelType w:val="hybridMultilevel"/>
-    <w:tmpl w:val="3C8ACA86"/>
-    <w:lvl w:ilvl="0" w:tplc="27ECD182">
-      <w:start w:val="1"/>
-      <w:numFmt w:val="decimal"/>
-      <w:lvlText w:val="%1."/>
-      <w:lvlJc w:val="left"/>
-      <w:pPr>
-        <w:ind w:left="600" w:hanging="360"/>
-      </w:pPr>
-    </w:lvl>
-    <w:lvl w:ilvl="1" w:tplc="159698A6">
-      <w:numFmt w:val="decimal"/>
-      <w:lvlText w:val=""/>
-      <w:lvlJc w:val="left"/>
-    </w:lvl>
-    <w:lvl w:ilvl="2" w:tplc="96F82564">
-      <w:numFmt w:val="decimal"/>
-      <w:lvlText w:val=""/>
-      <w:lvlJc w:val="left"/>
-    </w:lvl>
-    <w:lvl w:ilvl="3" w:tplc="ED96425E">
-      <w:numFmt w:val="decimal"/>
-      <w:lvlText w:val=""/>
-      <w:lvlJc w:val="left"/>
-    </w:lvl>
-    <w:lvl w:ilvl="4" w:tplc="6C7C5144">
-      <w:numFmt w:val="decimal"/>
-      <w:lvlText w:val=""/>
-      <w:lvlJc w:val="left"/>
-    </w:lvl>
-    <w:lvl w:ilvl="5" w:tplc="F45C15AA">
-      <w:numFmt w:val="decimal"/>
-      <w:lvlText w:val=""/>
-      <w:lvlJc w:val="left"/>
-    </w:lvl>
-    <w:lvl w:ilvl="6" w:tplc="A3265FBC">
-      <w:numFmt w:val="decimal"/>
-      <w:lvlText w:val=""/>
-      <w:lvlJc w:val="left"/>
-    </w:lvl>
-    <w:lvl w:ilvl="7" w:tplc="44F84FF0">
-      <w:numFmt w:val="decimal"/>
-      <w:lvlText w:val=""/>
-      <w:lvlJc w:val="left"/>
-    </w:lvl>
-    <w:lvl w:ilvl="8" w:tplc="26BA1AB0">
+    <w:lvl w:ilvl="8" w:tplc="B2F4A786">
       <w:numFmt w:val="decimal"/>
       <w:lvlText w:val=""/>
       <w:lvlJc w:val="left"/>
     </w:lvl>
   </w:abstractNum>
   <w:abstractNum w:abstractNumId="2" w15:restartNumberingAfterBreak="0">
-    <w:nsid w:val="2EEE1E05"/>
+    <w:nsid w:val="58730924"/>
     <w:multiLevelType w:val="hybridMultilevel"/>
-    <w:tmpl w:val="AF6E9CB0"/>
-    <w:lvl w:ilvl="0" w:tplc="889E991C">
+    <w:tmpl w:val="922C13AC"/>
+    <w:lvl w:ilvl="0" w:tplc="07325D9A" w:tentative="1">
       <w:start w:val="1"/>
       <w:numFmt w:val="decimal"/>
       <w:lvlText w:val="%1."/>
@@ -53269,138 +53301,52 @@
         <w:ind w:left="600" w:hanging="360"/>
       </w:pPr>
     </w:lvl>
-    <w:lvl w:ilvl="1" w:tplc="2B526EA2">
+    <w:lvl w:ilvl="1" w:tplc="708ADEA2">
       <w:numFmt w:val="decimal"/>
       <w:lvlText w:val=""/>
       <w:lvlJc w:val="left"/>
     </w:lvl>
-    <w:lvl w:ilvl="2" w:tplc="BA1C4922">
+    <w:lvl w:ilvl="2" w:tplc="75AA9854">
       <w:numFmt w:val="decimal"/>
       <w:lvlText w:val=""/>
       <w:lvlJc w:val="left"/>
     </w:lvl>
-    <w:lvl w:ilvl="3" w:tplc="EE2E1C0A">
+    <w:lvl w:ilvl="3" w:tplc="55004E88">
       <w:numFmt w:val="decimal"/>
       <w:lvlText w:val=""/>
       <w:lvlJc w:val="left"/>
     </w:lvl>
-    <w:lvl w:ilvl="4" w:tplc="063EDB10">
+    <w:lvl w:ilvl="4" w:tplc="4B7E6ECC">
       <w:numFmt w:val="decimal"/>
       <w:lvlText w:val=""/>
       <w:lvlJc w:val="left"/>
     </w:lvl>
-    <w:lvl w:ilvl="5" w:tplc="8DA68D30">
+    <w:lvl w:ilvl="5" w:tplc="F5E63D88">
       <w:numFmt w:val="decimal"/>
       <w:lvlText w:val=""/>
       <w:lvlJc w:val="left"/>
     </w:lvl>
-    <w:lvl w:ilvl="6" w:tplc="FB5EF9B8">
+    <w:lvl w:ilvl="6" w:tplc="F0C44D7C">
       <w:numFmt w:val="decimal"/>
       <w:lvlText w:val=""/>
       <w:lvlJc w:val="left"/>
     </w:lvl>
-    <w:lvl w:ilvl="7" w:tplc="9BA21FD4">
+    <w:lvl w:ilvl="7" w:tplc="038A33CE">
       <w:numFmt w:val="decimal"/>
       <w:lvlText w:val=""/>
       <w:lvlJc w:val="left"/>
     </w:lvl>
-    <w:lvl w:ilvl="8" w:tplc="91C4B12E">
+    <w:lvl w:ilvl="8" w:tplc="F168E956">
       <w:numFmt w:val="decimal"/>
       <w:lvlText w:val=""/>
       <w:lvlJc w:val="left"/>
     </w:lvl>
   </w:abstractNum>
   <w:abstractNum w:abstractNumId="3" w15:restartNumberingAfterBreak="0">
-    <w:nsid w:val="68350B87"/>
+    <w:nsid w:val="5CF91054"/>
     <w:multiLevelType w:val="hybridMultilevel"/>
-    <w:tmpl w:val="39D4EA94"/>
-    <w:lvl w:ilvl="0" w:tplc="E7AA0020" w:tentative="1">
-      <w:start w:val="1"/>
-      <w:numFmt w:val="bullet"/>
-      <w:lvlText w:val="●"/>
-      <w:lvlJc w:val="left"/>
-      <w:pPr>
-        <w:ind w:left="720" w:hanging="360"/>
-      </w:pPr>
-    </w:lvl>
-    <w:lvl w:ilvl="1" w:tplc="29E6AE20" w:tentative="1">
-      <w:start w:val="1"/>
-      <w:numFmt w:val="bullet"/>
-      <w:lvlText w:val="○"/>
-      <w:lvlJc w:val="left"/>
-      <w:pPr>
-        <w:ind w:left="1440" w:hanging="360"/>
-      </w:pPr>
-    </w:lvl>
-    <w:lvl w:ilvl="2" w:tplc="A532DD32" w:tentative="1">
-      <w:start w:val="1"/>
-      <w:numFmt w:val="bullet"/>
-      <w:lvlText w:val="■"/>
-      <w:lvlJc w:val="left"/>
-      <w:pPr>
-        <w:ind w:left="2160" w:hanging="360"/>
-      </w:pPr>
-    </w:lvl>
-    <w:lvl w:ilvl="3" w:tplc="44608F28" w:tentative="1">
-      <w:start w:val="1"/>
-      <w:numFmt w:val="bullet"/>
-      <w:lvlText w:val="●"/>
-      <w:lvlJc w:val="left"/>
-      <w:pPr>
-        <w:ind w:left="2880" w:hanging="360"/>
-      </w:pPr>
-    </w:lvl>
-    <w:lvl w:ilvl="4" w:tplc="738E914A" w:tentative="1">
-      <w:start w:val="1"/>
-      <w:numFmt w:val="bullet"/>
-      <w:lvlText w:val="○"/>
-      <w:lvlJc w:val="left"/>
-      <w:pPr>
-        <w:ind w:left="3600" w:hanging="360"/>
-      </w:pPr>
-    </w:lvl>
-    <w:lvl w:ilvl="5" w:tplc="5D1C6AB8" w:tentative="1">
-      <w:start w:val="1"/>
-      <w:numFmt w:val="bullet"/>
-      <w:lvlText w:val="■"/>
-      <w:lvlJc w:val="left"/>
-      <w:pPr>
-        <w:ind w:left="4320" w:hanging="360"/>
-      </w:pPr>
-    </w:lvl>
-    <w:lvl w:ilvl="6" w:tplc="AC244B90" w:tentative="1">
-      <w:start w:val="1"/>
-      <w:numFmt w:val="bullet"/>
-      <w:lvlText w:val="●"/>
-      <w:lvlJc w:val="left"/>
-      <w:pPr>
-        <w:ind w:left="5040" w:hanging="360"/>
-      </w:pPr>
-    </w:lvl>
-    <w:lvl w:ilvl="7" w:tplc="2C12FA78" w:tentative="1">
-      <w:start w:val="1"/>
-      <w:numFmt w:val="bullet"/>
-      <w:lvlText w:val="●"/>
-      <w:lvlJc w:val="left"/>
-      <w:pPr>
-        <w:ind w:left="5760" w:hanging="360"/>
-      </w:pPr>
-    </w:lvl>
-    <w:lvl w:ilvl="8" w:tplc="755A63C0" w:tentative="1">
-      <w:start w:val="1"/>
-      <w:numFmt w:val="bullet"/>
-      <w:lvlText w:val="●"/>
-      <w:lvlJc w:val="left"/>
-      <w:pPr>
-        <w:ind w:left="6480" w:hanging="360"/>
-      </w:pPr>
-    </w:lvl>
-  </w:abstractNum>
-  <w:abstractNum w:abstractNumId="4" w15:restartNumberingAfterBreak="0">
-    <w:nsid w:val="6ECE27DE"/>
-    <w:multiLevelType w:val="hybridMultilevel"/>
-    <w:tmpl w:val="5EF0B0E0"/>
-    <w:lvl w:ilvl="0" w:tplc="EE3874D2" w:tentative="1">
+    <w:tmpl w:val="24DC6A64"/>
+    <w:lvl w:ilvl="0" w:tplc="11184D2C">
       <w:start w:val="1"/>
       <w:numFmt w:val="decimal"/>
       <w:lvlText w:val="%1."/>
@@ -53409,52 +53355,106 @@
         <w:ind w:left="600" w:hanging="360"/>
       </w:pPr>
     </w:lvl>
-    <w:lvl w:ilvl="1" w:tplc="23607C54">
+    <w:lvl w:ilvl="1" w:tplc="1D92BD24">
       <w:numFmt w:val="decimal"/>
       <w:lvlText w:val=""/>
       <w:lvlJc w:val="left"/>
     </w:lvl>
-    <w:lvl w:ilvl="2" w:tplc="47AC0236">
+    <w:lvl w:ilvl="2" w:tplc="A93CCE34">
       <w:numFmt w:val="decimal"/>
       <w:lvlText w:val=""/>
       <w:lvlJc w:val="left"/>
     </w:lvl>
-    <w:lvl w:ilvl="3" w:tplc="2FA8AD68">
+    <w:lvl w:ilvl="3" w:tplc="4D1453FC">
       <w:numFmt w:val="decimal"/>
       <w:lvlText w:val=""/>
       <w:lvlJc w:val="left"/>
     </w:lvl>
-    <w:lvl w:ilvl="4" w:tplc="F7D64F8C">
+    <w:lvl w:ilvl="4" w:tplc="6B3EADAA">
       <w:numFmt w:val="decimal"/>
       <w:lvlText w:val=""/>
       <w:lvlJc w:val="left"/>
     </w:lvl>
-    <w:lvl w:ilvl="5" w:tplc="FD6808C4">
+    <w:lvl w:ilvl="5" w:tplc="F67A5D48">
       <w:numFmt w:val="decimal"/>
       <w:lvlText w:val=""/>
       <w:lvlJc w:val="left"/>
     </w:lvl>
-    <w:lvl w:ilvl="6" w:tplc="8982BF5E">
+    <w:lvl w:ilvl="6" w:tplc="E7D8FAF2">
       <w:numFmt w:val="decimal"/>
       <w:lvlText w:val=""/>
       <w:lvlJc w:val="left"/>
     </w:lvl>
-    <w:lvl w:ilvl="7" w:tplc="1FA45022">
+    <w:lvl w:ilvl="7" w:tplc="B0F4F40A">
       <w:numFmt w:val="decimal"/>
       <w:lvlText w:val=""/>
       <w:lvlJc w:val="left"/>
     </w:lvl>
-    <w:lvl w:ilvl="8" w:tplc="B8BA4AC4">
+    <w:lvl w:ilvl="8" w:tplc="E98C336E">
+      <w:numFmt w:val="decimal"/>
+      <w:lvlText w:val=""/>
+      <w:lvlJc w:val="left"/>
+    </w:lvl>
+  </w:abstractNum>
+  <w:abstractNum w:abstractNumId="4" w15:restartNumberingAfterBreak="0">
+    <w:nsid w:val="6E395641"/>
+    <w:multiLevelType w:val="hybridMultilevel"/>
+    <w:tmpl w:val="722A1DF4"/>
+    <w:lvl w:ilvl="0" w:tplc="61625FB6">
+      <w:start w:val="1"/>
+      <w:numFmt w:val="decimal"/>
+      <w:lvlText w:val="%1."/>
+      <w:lvlJc w:val="left"/>
+      <w:pPr>
+        <w:ind w:left="600" w:hanging="360"/>
+      </w:pPr>
+    </w:lvl>
+    <w:lvl w:ilvl="1" w:tplc="5ABC6B36">
+      <w:numFmt w:val="decimal"/>
+      <w:lvlText w:val=""/>
+      <w:lvlJc w:val="left"/>
+    </w:lvl>
+    <w:lvl w:ilvl="2" w:tplc="94585BB0">
+      <w:numFmt w:val="decimal"/>
+      <w:lvlText w:val=""/>
+      <w:lvlJc w:val="left"/>
+    </w:lvl>
+    <w:lvl w:ilvl="3" w:tplc="D680755E">
+      <w:numFmt w:val="decimal"/>
+      <w:lvlText w:val=""/>
+      <w:lvlJc w:val="left"/>
+    </w:lvl>
+    <w:lvl w:ilvl="4" w:tplc="1804C9B0">
+      <w:numFmt w:val="decimal"/>
+      <w:lvlText w:val=""/>
+      <w:lvlJc w:val="left"/>
+    </w:lvl>
+    <w:lvl w:ilvl="5" w:tplc="029A1F7E">
+      <w:numFmt w:val="decimal"/>
+      <w:lvlText w:val=""/>
+      <w:lvlJc w:val="left"/>
+    </w:lvl>
+    <w:lvl w:ilvl="6" w:tplc="A3DEF8A6">
+      <w:numFmt w:val="decimal"/>
+      <w:lvlText w:val=""/>
+      <w:lvlJc w:val="left"/>
+    </w:lvl>
+    <w:lvl w:ilvl="7" w:tplc="A84600AC">
+      <w:numFmt w:val="decimal"/>
+      <w:lvlText w:val=""/>
+      <w:lvlJc w:val="left"/>
+    </w:lvl>
+    <w:lvl w:ilvl="8" w:tplc="06AE906A">
       <w:numFmt w:val="decimal"/>
       <w:lvlText w:val=""/>
       <w:lvlJc w:val="left"/>
     </w:lvl>
   </w:abstractNum>
   <w:abstractNum w:abstractNumId="5" w15:restartNumberingAfterBreak="0">
-    <w:nsid w:val="7925550A"/>
+    <w:nsid w:val="7B3A2709"/>
     <w:multiLevelType w:val="hybridMultilevel"/>
-    <w:tmpl w:val="6784C734"/>
-    <w:lvl w:ilvl="0" w:tplc="8BD4B9F6">
+    <w:tmpl w:val="6CDCD556"/>
+    <w:lvl w:ilvl="0" w:tplc="D7345F4A">
       <w:start w:val="1"/>
       <w:numFmt w:val="decimal"/>
       <w:lvlText w:val="%1."/>
@@ -53463,73 +53463,73 @@
         <w:ind w:left="600" w:hanging="360"/>
       </w:pPr>
     </w:lvl>
-    <w:lvl w:ilvl="1" w:tplc="874A90D2">
+    <w:lvl w:ilvl="1" w:tplc="03481FB6">
       <w:numFmt w:val="decimal"/>
       <w:lvlText w:val=""/>
       <w:lvlJc w:val="left"/>
     </w:lvl>
-    <w:lvl w:ilvl="2" w:tplc="533A6B42">
+    <w:lvl w:ilvl="2" w:tplc="0ECE4B34">
       <w:numFmt w:val="decimal"/>
       <w:lvlText w:val=""/>
       <w:lvlJc w:val="left"/>
     </w:lvl>
-    <w:lvl w:ilvl="3" w:tplc="540849A6">
+    <w:lvl w:ilvl="3" w:tplc="63DEA248">
       <w:numFmt w:val="decimal"/>
       <w:lvlText w:val=""/>
       <w:lvlJc w:val="left"/>
     </w:lvl>
-    <w:lvl w:ilvl="4" w:tplc="C11861C6">
+    <w:lvl w:ilvl="4" w:tplc="18A26F94">
       <w:numFmt w:val="decimal"/>
       <w:lvlText w:val=""/>
       <w:lvlJc w:val="left"/>
     </w:lvl>
-    <w:lvl w:ilvl="5" w:tplc="4600F36A">
+    <w:lvl w:ilvl="5" w:tplc="178827C8">
       <w:numFmt w:val="decimal"/>
       <w:lvlText w:val=""/>
       <w:lvlJc w:val="left"/>
     </w:lvl>
-    <w:lvl w:ilvl="6" w:tplc="B13AAEB4">
+    <w:lvl w:ilvl="6" w:tplc="A0AA35F0">
       <w:numFmt w:val="decimal"/>
       <w:lvlText w:val=""/>
       <w:lvlJc w:val="left"/>
     </w:lvl>
-    <w:lvl w:ilvl="7" w:tplc="E2D0CAEA">
+    <w:lvl w:ilvl="7" w:tplc="C90A21A6">
       <w:numFmt w:val="decimal"/>
       <w:lvlText w:val=""/>
       <w:lvlJc w:val="left"/>
     </w:lvl>
-    <w:lvl w:ilvl="8" w:tplc="1D443CCC">
+    <w:lvl w:ilvl="8" w:tplc="5762C774">
       <w:numFmt w:val="decimal"/>
       <w:lvlText w:val=""/>
       <w:lvlJc w:val="left"/>
     </w:lvl>
   </w:abstractNum>
-  <w:num w:numId="1" w16cid:durableId="571935443">
+  <w:num w:numId="1" w16cid:durableId="342558137">
+    <w:abstractNumId w:val="0"/>
+    <w:lvlOverride w:ilvl="0">
+      <w:startOverride w:val="1"/>
+    </w:lvlOverride>
+  </w:num>
+  <w:num w:numId="2" w16cid:durableId="1097676855">
+    <w:abstractNumId w:val="1"/>
+    <w:lvlOverride w:ilvl="0">
+      <w:startOverride w:val="1"/>
+    </w:lvlOverride>
+  </w:num>
+  <w:num w:numId="3" w16cid:durableId="1643387774">
+    <w:abstractNumId w:val="5"/>
+    <w:lvlOverride w:ilvl="0">
+      <w:startOverride w:val="1"/>
+    </w:lvlOverride>
+  </w:num>
+  <w:num w:numId="4" w16cid:durableId="1242645807">
     <w:abstractNumId w:val="3"/>
     <w:lvlOverride w:ilvl="0">
       <w:startOverride w:val="1"/>
     </w:lvlOverride>
   </w:num>
-  <w:num w:numId="2" w16cid:durableId="488599569">
-    <w:abstractNumId w:val="0"/>
-    <w:lvlOverride w:ilvl="0">
-      <w:startOverride w:val="1"/>
-    </w:lvlOverride>
-  </w:num>
-  <w:num w:numId="3" w16cid:durableId="520165284">
-    <w:abstractNumId w:val="5"/>
-    <w:lvlOverride w:ilvl="0">
-      <w:startOverride w:val="1"/>
-    </w:lvlOverride>
-  </w:num>
-  <w:num w:numId="4" w16cid:durableId="1788887232">
-    <w:abstractNumId w:val="2"/>
-    <w:lvlOverride w:ilvl="0">
-      <w:startOverride w:val="1"/>
-    </w:lvlOverride>
-  </w:num>
-  <w:num w:numId="5" w16cid:durableId="391513062">
-    <w:abstractNumId w:val="1"/>
+  <w:num w:numId="5" w16cid:durableId="1854763155">
+    <w:abstractNumId w:val="4"/>
     <w:lvlOverride w:ilvl="0">
       <w:startOverride w:val="1"/>
     </w:lvlOverride>

--- a/docs/guia-del-proyecto.docx
+++ b/docs/guia-del-proyecto.docx
@@ -224,7 +224,7 @@
         <w:pStyle w:val="Ttulo1"/>
         <w:pageBreakBefore/>
       </w:pPr>
-      <w:bookmarkStart w:id="0" w:name="_Toc244187225"/>
+      <w:bookmarkStart w:id="0" w:name="_Toc244191766"/>
       <w:r>
         <w:t>Cómo leer este documento</w:t>
       </w:r>
@@ -334,7 +334,7 @@
                 <w:ilvl w:val="0"/>
                 <w:numId w:val="2"/>
               </w:numPr>
-              <w:spacing w:after="40" w:line="290" w:lineRule="auto"/>
+              <w:spacing w:after="90" w:line="290" w:lineRule="auto"/>
             </w:pPr>
             <w:r>
               <w:rPr>
@@ -355,6 +355,30 @@
             </w:r>
             <w:r>
               <w:t xml:space="preserve"> trae los cálculos del dry lab.</w:t>
+            </w:r>
+          </w:p>
+          <w:p>
+            <w:pPr>
+              <w:pStyle w:val="Prrafodelista"/>
+              <w:numPr>
+                <w:ilvl w:val="0"/>
+                <w:numId w:val="2"/>
+              </w:numPr>
+              <w:spacing w:after="40" w:line="290" w:lineRule="auto"/>
+            </w:pPr>
+            <w:r>
+              <w:t xml:space="preserve">Hay un resumen para la profesora en </w:t>
+            </w:r>
+            <w:r>
+              <w:rPr>
+                <w:rFonts w:ascii="Consolas" w:eastAsia="Consolas" w:hAnsi="Consolas" w:cs="Consolas"/>
+                <w:sz w:val="20"/>
+                <w:szCs w:val="20"/>
+              </w:rPr>
+              <w:t>docs/resumen-para-la-profesora.pdf</w:t>
+            </w:r>
+            <w:r>
+              <w:t>. El anexo E reúne las propuestas que estamos evaluando y las opciones si hay que cambiar de rumbo.</w:t>
             </w:r>
           </w:p>
         </w:tc>
@@ -390,7 +414,7 @@
           <w:szCs w:val="22"/>
         </w:rPr>
         <w:alias w:val="Índice"/>
-        <w:id w:val="825787061"/>
+        <w:id w:val="-53541023"/>
         <w:docPartObj>
           <w:docPartGallery w:val="Table of Contents"/>
           <w:docPartUnique/>
@@ -425,7 +449,7 @@
           <w:r>
             <w:fldChar w:fldCharType="separate"/>
           </w:r>
-          <w:hyperlink w:anchor="_Toc244187225" w:history="1">
+          <w:hyperlink w:anchor="_Toc244191766" w:history="1">
             <w:r>
               <w:rPr>
                 <w:rStyle w:val="Hipervnculo"/>
@@ -449,7 +473,7 @@
               <w:rPr>
                 <w:noProof/>
               </w:rPr>
-              <w:instrText xml:space="preserve"> PAGEREF _Toc244187225 \h </w:instrText>
+              <w:instrText xml:space="preserve"> PAGEREF _Toc244191766 \h </w:instrText>
             </w:r>
             <w:r>
               <w:rPr>
@@ -494,7 +518,7 @@
               <w14:ligatures w14:val="standardContextual"/>
             </w:rPr>
           </w:pPr>
-          <w:hyperlink w:anchor="_Toc244187226" w:history="1">
+          <w:hyperlink w:anchor="_Toc244191767" w:history="1">
             <w:r>
               <w:rPr>
                 <w:rStyle w:val="Hipervnculo"/>
@@ -518,7 +542,7 @@
               <w:rPr>
                 <w:noProof/>
               </w:rPr>
-              <w:instrText xml:space="preserve"> PAGEREF _Toc244187226 \h </w:instrText>
+              <w:instrText xml:space="preserve"> PAGEREF _Toc244191767 \h </w:instrText>
             </w:r>
             <w:r>
               <w:rPr>
@@ -563,7 +587,7 @@
               <w14:ligatures w14:val="standardContextual"/>
             </w:rPr>
           </w:pPr>
-          <w:hyperlink w:anchor="_Toc244187227" w:history="1">
+          <w:hyperlink w:anchor="_Toc244191768" w:history="1">
             <w:r>
               <w:rPr>
                 <w:rStyle w:val="Hipervnculo"/>
@@ -587,7 +611,7 @@
               <w:rPr>
                 <w:noProof/>
               </w:rPr>
-              <w:instrText xml:space="preserve"> PAGEREF _Toc244187227 \h </w:instrText>
+              <w:instrText xml:space="preserve"> PAGEREF _Toc244191768 \h </w:instrText>
             </w:r>
             <w:r>
               <w:rPr>
@@ -630,7 +654,7 @@
               <w14:ligatures w14:val="standardContextual"/>
             </w:rPr>
           </w:pPr>
-          <w:hyperlink w:anchor="_Toc244187228" w:history="1">
+          <w:hyperlink w:anchor="_Toc244191769" w:history="1">
             <w:r>
               <w:rPr>
                 <w:rStyle w:val="Hipervnculo"/>
@@ -654,7 +678,7 @@
               <w:rPr>
                 <w:noProof/>
               </w:rPr>
-              <w:instrText xml:space="preserve"> PAGEREF _Toc244187228 \h </w:instrText>
+              <w:instrText xml:space="preserve"> PAGEREF _Toc244191769 \h </w:instrText>
             </w:r>
             <w:r>
               <w:rPr>
@@ -697,7 +721,7 @@
               <w14:ligatures w14:val="standardContextual"/>
             </w:rPr>
           </w:pPr>
-          <w:hyperlink w:anchor="_Toc244187229" w:history="1">
+          <w:hyperlink w:anchor="_Toc244191770" w:history="1">
             <w:r>
               <w:rPr>
                 <w:rStyle w:val="Hipervnculo"/>
@@ -721,7 +745,7 @@
               <w:rPr>
                 <w:noProof/>
               </w:rPr>
-              <w:instrText xml:space="preserve"> PAGEREF _Toc244187229 \h </w:instrText>
+              <w:instrText xml:space="preserve"> PAGEREF _Toc244191770 \h </w:instrText>
             </w:r>
             <w:r>
               <w:rPr>
@@ -764,7 +788,7 @@
               <w14:ligatures w14:val="standardContextual"/>
             </w:rPr>
           </w:pPr>
-          <w:hyperlink w:anchor="_Toc244187230" w:history="1">
+          <w:hyperlink w:anchor="_Toc244191771" w:history="1">
             <w:r>
               <w:rPr>
                 <w:rStyle w:val="Hipervnculo"/>
@@ -788,7 +812,7 @@
               <w:rPr>
                 <w:noProof/>
               </w:rPr>
-              <w:instrText xml:space="preserve"> PAGEREF _Toc244187230 \h </w:instrText>
+              <w:instrText xml:space="preserve"> PAGEREF _Toc244191771 \h </w:instrText>
             </w:r>
             <w:r>
               <w:rPr>
@@ -831,7 +855,7 @@
               <w14:ligatures w14:val="standardContextual"/>
             </w:rPr>
           </w:pPr>
-          <w:hyperlink w:anchor="_Toc244187231" w:history="1">
+          <w:hyperlink w:anchor="_Toc244191772" w:history="1">
             <w:r>
               <w:rPr>
                 <w:rStyle w:val="Hipervnculo"/>
@@ -855,7 +879,7 @@
               <w:rPr>
                 <w:noProof/>
               </w:rPr>
-              <w:instrText xml:space="preserve"> PAGEREF _Toc244187231 \h </w:instrText>
+              <w:instrText xml:space="preserve"> PAGEREF _Toc244191772 \h </w:instrText>
             </w:r>
             <w:r>
               <w:rPr>
@@ -900,7 +924,7 @@
               <w14:ligatures w14:val="standardContextual"/>
             </w:rPr>
           </w:pPr>
-          <w:hyperlink w:anchor="_Toc244187232" w:history="1">
+          <w:hyperlink w:anchor="_Toc244191773" w:history="1">
             <w:r>
               <w:rPr>
                 <w:rStyle w:val="Hipervnculo"/>
@@ -924,7 +948,7 @@
               <w:rPr>
                 <w:noProof/>
               </w:rPr>
-              <w:instrText xml:space="preserve"> PAGEREF _Toc244187232 \h </w:instrText>
+              <w:instrText xml:space="preserve"> PAGEREF _Toc244191773 \h </w:instrText>
             </w:r>
             <w:r>
               <w:rPr>
@@ -967,7 +991,7 @@
               <w14:ligatures w14:val="standardContextual"/>
             </w:rPr>
           </w:pPr>
-          <w:hyperlink w:anchor="_Toc244187233" w:history="1">
+          <w:hyperlink w:anchor="_Toc244191774" w:history="1">
             <w:r>
               <w:rPr>
                 <w:rStyle w:val="Hipervnculo"/>
@@ -991,7 +1015,7 @@
               <w:rPr>
                 <w:noProof/>
               </w:rPr>
-              <w:instrText xml:space="preserve"> PAGEREF _Toc244187233 \h </w:instrText>
+              <w:instrText xml:space="preserve"> PAGEREF _Toc244191774 \h </w:instrText>
             </w:r>
             <w:r>
               <w:rPr>
@@ -1034,7 +1058,7 @@
               <w14:ligatures w14:val="standardContextual"/>
             </w:rPr>
           </w:pPr>
-          <w:hyperlink w:anchor="_Toc244187234" w:history="1">
+          <w:hyperlink w:anchor="_Toc244191775" w:history="1">
             <w:r>
               <w:rPr>
                 <w:rStyle w:val="Hipervnculo"/>
@@ -1058,7 +1082,7 @@
               <w:rPr>
                 <w:noProof/>
               </w:rPr>
-              <w:instrText xml:space="preserve"> PAGEREF _Toc244187234 \h </w:instrText>
+              <w:instrText xml:space="preserve"> PAGEREF _Toc244191775 \h </w:instrText>
             </w:r>
             <w:r>
               <w:rPr>
@@ -1101,7 +1125,7 @@
               <w14:ligatures w14:val="standardContextual"/>
             </w:rPr>
           </w:pPr>
-          <w:hyperlink w:anchor="_Toc244187235" w:history="1">
+          <w:hyperlink w:anchor="_Toc244191776" w:history="1">
             <w:r>
               <w:rPr>
                 <w:rStyle w:val="Hipervnculo"/>
@@ -1125,7 +1149,7 @@
               <w:rPr>
                 <w:noProof/>
               </w:rPr>
-              <w:instrText xml:space="preserve"> PAGEREF _Toc244187235 \h </w:instrText>
+              <w:instrText xml:space="preserve"> PAGEREF _Toc244191776 \h </w:instrText>
             </w:r>
             <w:r>
               <w:rPr>
@@ -1168,7 +1192,7 @@
               <w14:ligatures w14:val="standardContextual"/>
             </w:rPr>
           </w:pPr>
-          <w:hyperlink w:anchor="_Toc244187236" w:history="1">
+          <w:hyperlink w:anchor="_Toc244191777" w:history="1">
             <w:r>
               <w:rPr>
                 <w:rStyle w:val="Hipervnculo"/>
@@ -1192,7 +1216,7 @@
               <w:rPr>
                 <w:noProof/>
               </w:rPr>
-              <w:instrText xml:space="preserve"> PAGEREF _Toc244187236 \h </w:instrText>
+              <w:instrText xml:space="preserve"> PAGEREF _Toc244191777 \h </w:instrText>
             </w:r>
             <w:r>
               <w:rPr>
@@ -1235,7 +1259,7 @@
               <w14:ligatures w14:val="standardContextual"/>
             </w:rPr>
           </w:pPr>
-          <w:hyperlink w:anchor="_Toc244187237" w:history="1">
+          <w:hyperlink w:anchor="_Toc244191778" w:history="1">
             <w:r>
               <w:rPr>
                 <w:rStyle w:val="Hipervnculo"/>
@@ -1259,7 +1283,7 @@
               <w:rPr>
                 <w:noProof/>
               </w:rPr>
-              <w:instrText xml:space="preserve"> PAGEREF _Toc244187237 \h </w:instrText>
+              <w:instrText xml:space="preserve"> PAGEREF _Toc244191778 \h </w:instrText>
             </w:r>
             <w:r>
               <w:rPr>
@@ -1302,7 +1326,7 @@
               <w14:ligatures w14:val="standardContextual"/>
             </w:rPr>
           </w:pPr>
-          <w:hyperlink w:anchor="_Toc244187238" w:history="1">
+          <w:hyperlink w:anchor="_Toc244191779" w:history="1">
             <w:r>
               <w:rPr>
                 <w:rStyle w:val="Hipervnculo"/>
@@ -1326,7 +1350,7 @@
               <w:rPr>
                 <w:noProof/>
               </w:rPr>
-              <w:instrText xml:space="preserve"> PAGEREF _Toc244187238 \h </w:instrText>
+              <w:instrText xml:space="preserve"> PAGEREF _Toc244191779 \h </w:instrText>
             </w:r>
             <w:r>
               <w:rPr>
@@ -1371,7 +1395,7 @@
               <w14:ligatures w14:val="standardContextual"/>
             </w:rPr>
           </w:pPr>
-          <w:hyperlink w:anchor="_Toc244187239" w:history="1">
+          <w:hyperlink w:anchor="_Toc244191780" w:history="1">
             <w:r>
               <w:rPr>
                 <w:rStyle w:val="Hipervnculo"/>
@@ -1395,7 +1419,7 @@
               <w:rPr>
                 <w:noProof/>
               </w:rPr>
-              <w:instrText xml:space="preserve"> PAGEREF _Toc244187239 \h </w:instrText>
+              <w:instrText xml:space="preserve"> PAGEREF _Toc244191780 \h </w:instrText>
             </w:r>
             <w:r>
               <w:rPr>
@@ -1438,7 +1462,7 @@
               <w14:ligatures w14:val="standardContextual"/>
             </w:rPr>
           </w:pPr>
-          <w:hyperlink w:anchor="_Toc244187240" w:history="1">
+          <w:hyperlink w:anchor="_Toc244191781" w:history="1">
             <w:r>
               <w:rPr>
                 <w:rStyle w:val="Hipervnculo"/>
@@ -1462,7 +1486,7 @@
               <w:rPr>
                 <w:noProof/>
               </w:rPr>
-              <w:instrText xml:space="preserve"> PAGEREF _Toc244187240 \h </w:instrText>
+              <w:instrText xml:space="preserve"> PAGEREF _Toc244191781 \h </w:instrText>
             </w:r>
             <w:r>
               <w:rPr>
@@ -1505,7 +1529,7 @@
               <w14:ligatures w14:val="standardContextual"/>
             </w:rPr>
           </w:pPr>
-          <w:hyperlink w:anchor="_Toc244187241" w:history="1">
+          <w:hyperlink w:anchor="_Toc244191782" w:history="1">
             <w:r>
               <w:rPr>
                 <w:rStyle w:val="Hipervnculo"/>
@@ -1529,7 +1553,7 @@
               <w:rPr>
                 <w:noProof/>
               </w:rPr>
-              <w:instrText xml:space="preserve"> PAGEREF _Toc244187241 \h </w:instrText>
+              <w:instrText xml:space="preserve"> PAGEREF _Toc244191782 \h </w:instrText>
             </w:r>
             <w:r>
               <w:rPr>
@@ -1572,7 +1596,7 @@
               <w14:ligatures w14:val="standardContextual"/>
             </w:rPr>
           </w:pPr>
-          <w:hyperlink w:anchor="_Toc244187242" w:history="1">
+          <w:hyperlink w:anchor="_Toc244191783" w:history="1">
             <w:r>
               <w:rPr>
                 <w:rStyle w:val="Hipervnculo"/>
@@ -1596,7 +1620,7 @@
               <w:rPr>
                 <w:noProof/>
               </w:rPr>
-              <w:instrText xml:space="preserve"> PAGEREF _Toc244187242 \h </w:instrText>
+              <w:instrText xml:space="preserve"> PAGEREF _Toc244191783 \h </w:instrText>
             </w:r>
             <w:r>
               <w:rPr>
@@ -1639,7 +1663,7 @@
               <w14:ligatures w14:val="standardContextual"/>
             </w:rPr>
           </w:pPr>
-          <w:hyperlink w:anchor="_Toc244187243" w:history="1">
+          <w:hyperlink w:anchor="_Toc244191784" w:history="1">
             <w:r>
               <w:rPr>
                 <w:rStyle w:val="Hipervnculo"/>
@@ -1663,7 +1687,7 @@
               <w:rPr>
                 <w:noProof/>
               </w:rPr>
-              <w:instrText xml:space="preserve"> PAGEREF _Toc244187243 \h </w:instrText>
+              <w:instrText xml:space="preserve"> PAGEREF _Toc244191784 \h </w:instrText>
             </w:r>
             <w:r>
               <w:rPr>
@@ -1706,7 +1730,7 @@
               <w14:ligatures w14:val="standardContextual"/>
             </w:rPr>
           </w:pPr>
-          <w:hyperlink w:anchor="_Toc244187244" w:history="1">
+          <w:hyperlink w:anchor="_Toc244191785" w:history="1">
             <w:r>
               <w:rPr>
                 <w:rStyle w:val="Hipervnculo"/>
@@ -1730,7 +1754,7 @@
               <w:rPr>
                 <w:noProof/>
               </w:rPr>
-              <w:instrText xml:space="preserve"> PAGEREF _Toc244187244 \h </w:instrText>
+              <w:instrText xml:space="preserve"> PAGEREF _Toc244191785 \h </w:instrText>
             </w:r>
             <w:r>
               <w:rPr>
@@ -1773,7 +1797,7 @@
               <w14:ligatures w14:val="standardContextual"/>
             </w:rPr>
           </w:pPr>
-          <w:hyperlink w:anchor="_Toc244187245" w:history="1">
+          <w:hyperlink w:anchor="_Toc244191786" w:history="1">
             <w:r>
               <w:rPr>
                 <w:rStyle w:val="Hipervnculo"/>
@@ -1797,7 +1821,7 @@
               <w:rPr>
                 <w:noProof/>
               </w:rPr>
-              <w:instrText xml:space="preserve"> PAGEREF _Toc244187245 \h </w:instrText>
+              <w:instrText xml:space="preserve"> PAGEREF _Toc244191786 \h </w:instrText>
             </w:r>
             <w:r>
               <w:rPr>
@@ -1840,7 +1864,7 @@
               <w14:ligatures w14:val="standardContextual"/>
             </w:rPr>
           </w:pPr>
-          <w:hyperlink w:anchor="_Toc244187246" w:history="1">
+          <w:hyperlink w:anchor="_Toc244191787" w:history="1">
             <w:r>
               <w:rPr>
                 <w:rStyle w:val="Hipervnculo"/>
@@ -1864,7 +1888,7 @@
               <w:rPr>
                 <w:noProof/>
               </w:rPr>
-              <w:instrText xml:space="preserve"> PAGEREF _Toc244187246 \h </w:instrText>
+              <w:instrText xml:space="preserve"> PAGEREF _Toc244191787 \h </w:instrText>
             </w:r>
             <w:r>
               <w:rPr>
@@ -1907,7 +1931,7 @@
               <w14:ligatures w14:val="standardContextual"/>
             </w:rPr>
           </w:pPr>
-          <w:hyperlink w:anchor="_Toc244187247" w:history="1">
+          <w:hyperlink w:anchor="_Toc244191788" w:history="1">
             <w:r>
               <w:rPr>
                 <w:rStyle w:val="Hipervnculo"/>
@@ -1931,7 +1955,7 @@
               <w:rPr>
                 <w:noProof/>
               </w:rPr>
-              <w:instrText xml:space="preserve"> PAGEREF _Toc244187247 \h </w:instrText>
+              <w:instrText xml:space="preserve"> PAGEREF _Toc244191788 \h </w:instrText>
             </w:r>
             <w:r>
               <w:rPr>
@@ -1974,7 +1998,7 @@
               <w14:ligatures w14:val="standardContextual"/>
             </w:rPr>
           </w:pPr>
-          <w:hyperlink w:anchor="_Toc244187248" w:history="1">
+          <w:hyperlink w:anchor="_Toc244191789" w:history="1">
             <w:r>
               <w:rPr>
                 <w:rStyle w:val="Hipervnculo"/>
@@ -1998,7 +2022,7 @@
               <w:rPr>
                 <w:noProof/>
               </w:rPr>
-              <w:instrText xml:space="preserve"> PAGEREF _Toc244187248 \h </w:instrText>
+              <w:instrText xml:space="preserve"> PAGEREF _Toc244191789 \h </w:instrText>
             </w:r>
             <w:r>
               <w:rPr>
@@ -2043,7 +2067,7 @@
               <w14:ligatures w14:val="standardContextual"/>
             </w:rPr>
           </w:pPr>
-          <w:hyperlink w:anchor="_Toc244187249" w:history="1">
+          <w:hyperlink w:anchor="_Toc244191790" w:history="1">
             <w:r>
               <w:rPr>
                 <w:rStyle w:val="Hipervnculo"/>
@@ -2067,7 +2091,7 @@
               <w:rPr>
                 <w:noProof/>
               </w:rPr>
-              <w:instrText xml:space="preserve"> PAGEREF _Toc244187249 \h </w:instrText>
+              <w:instrText xml:space="preserve"> PAGEREF _Toc244191790 \h </w:instrText>
             </w:r>
             <w:r>
               <w:rPr>
@@ -2110,7 +2134,7 @@
               <w14:ligatures w14:val="standardContextual"/>
             </w:rPr>
           </w:pPr>
-          <w:hyperlink w:anchor="_Toc244187250" w:history="1">
+          <w:hyperlink w:anchor="_Toc244191791" w:history="1">
             <w:r>
               <w:rPr>
                 <w:rStyle w:val="Hipervnculo"/>
@@ -2134,7 +2158,7 @@
               <w:rPr>
                 <w:noProof/>
               </w:rPr>
-              <w:instrText xml:space="preserve"> PAGEREF _Toc244187250 \h </w:instrText>
+              <w:instrText xml:space="preserve"> PAGEREF _Toc244191791 \h </w:instrText>
             </w:r>
             <w:r>
               <w:rPr>
@@ -2177,7 +2201,7 @@
               <w14:ligatures w14:val="standardContextual"/>
             </w:rPr>
           </w:pPr>
-          <w:hyperlink w:anchor="_Toc244187251" w:history="1">
+          <w:hyperlink w:anchor="_Toc244191792" w:history="1">
             <w:r>
               <w:rPr>
                 <w:rStyle w:val="Hipervnculo"/>
@@ -2201,7 +2225,7 @@
               <w:rPr>
                 <w:noProof/>
               </w:rPr>
-              <w:instrText xml:space="preserve"> PAGEREF _Toc244187251 \h </w:instrText>
+              <w:instrText xml:space="preserve"> PAGEREF _Toc244191792 \h </w:instrText>
             </w:r>
             <w:r>
               <w:rPr>
@@ -2244,7 +2268,7 @@
               <w14:ligatures w14:val="standardContextual"/>
             </w:rPr>
           </w:pPr>
-          <w:hyperlink w:anchor="_Toc244187252" w:history="1">
+          <w:hyperlink w:anchor="_Toc244191793" w:history="1">
             <w:r>
               <w:rPr>
                 <w:rStyle w:val="Hipervnculo"/>
@@ -2268,7 +2292,7 @@
               <w:rPr>
                 <w:noProof/>
               </w:rPr>
-              <w:instrText xml:space="preserve"> PAGEREF _Toc244187252 \h </w:instrText>
+              <w:instrText xml:space="preserve"> PAGEREF _Toc244191793 \h </w:instrText>
             </w:r>
             <w:r>
               <w:rPr>
@@ -2311,7 +2335,7 @@
               <w14:ligatures w14:val="standardContextual"/>
             </w:rPr>
           </w:pPr>
-          <w:hyperlink w:anchor="_Toc244187253" w:history="1">
+          <w:hyperlink w:anchor="_Toc244191794" w:history="1">
             <w:r>
               <w:rPr>
                 <w:rStyle w:val="Hipervnculo"/>
@@ -2335,7 +2359,7 @@
               <w:rPr>
                 <w:noProof/>
               </w:rPr>
-              <w:instrText xml:space="preserve"> PAGEREF _Toc244187253 \h </w:instrText>
+              <w:instrText xml:space="preserve"> PAGEREF _Toc244191794 \h </w:instrText>
             </w:r>
             <w:r>
               <w:rPr>
@@ -2378,7 +2402,7 @@
               <w14:ligatures w14:val="standardContextual"/>
             </w:rPr>
           </w:pPr>
-          <w:hyperlink w:anchor="_Toc244187254" w:history="1">
+          <w:hyperlink w:anchor="_Toc244191795" w:history="1">
             <w:r>
               <w:rPr>
                 <w:rStyle w:val="Hipervnculo"/>
@@ -2402,7 +2426,7 @@
               <w:rPr>
                 <w:noProof/>
               </w:rPr>
-              <w:instrText xml:space="preserve"> PAGEREF _Toc244187254 \h </w:instrText>
+              <w:instrText xml:space="preserve"> PAGEREF _Toc244191795 \h </w:instrText>
             </w:r>
             <w:r>
               <w:rPr>
@@ -2445,7 +2469,7 @@
               <w14:ligatures w14:val="standardContextual"/>
             </w:rPr>
           </w:pPr>
-          <w:hyperlink w:anchor="_Toc244187255" w:history="1">
+          <w:hyperlink w:anchor="_Toc244191796" w:history="1">
             <w:r>
               <w:rPr>
                 <w:rStyle w:val="Hipervnculo"/>
@@ -2469,7 +2493,7 @@
               <w:rPr>
                 <w:noProof/>
               </w:rPr>
-              <w:instrText xml:space="preserve"> PAGEREF _Toc244187255 \h </w:instrText>
+              <w:instrText xml:space="preserve"> PAGEREF _Toc244191796 \h </w:instrText>
             </w:r>
             <w:r>
               <w:rPr>
@@ -2512,7 +2536,7 @@
               <w14:ligatures w14:val="standardContextual"/>
             </w:rPr>
           </w:pPr>
-          <w:hyperlink w:anchor="_Toc244187256" w:history="1">
+          <w:hyperlink w:anchor="_Toc244191797" w:history="1">
             <w:r>
               <w:rPr>
                 <w:rStyle w:val="Hipervnculo"/>
@@ -2536,7 +2560,7 @@
               <w:rPr>
                 <w:noProof/>
               </w:rPr>
-              <w:instrText xml:space="preserve"> PAGEREF _Toc244187256 \h </w:instrText>
+              <w:instrText xml:space="preserve"> PAGEREF _Toc244191797 \h </w:instrText>
             </w:r>
             <w:r>
               <w:rPr>
@@ -2579,7 +2603,7 @@
               <w14:ligatures w14:val="standardContextual"/>
             </w:rPr>
           </w:pPr>
-          <w:hyperlink w:anchor="_Toc244187257" w:history="1">
+          <w:hyperlink w:anchor="_Toc244191798" w:history="1">
             <w:r>
               <w:rPr>
                 <w:rStyle w:val="Hipervnculo"/>
@@ -2603,7 +2627,7 @@
               <w:rPr>
                 <w:noProof/>
               </w:rPr>
-              <w:instrText xml:space="preserve"> PAGEREF _Toc244187257 \h </w:instrText>
+              <w:instrText xml:space="preserve"> PAGEREF _Toc244191798 \h </w:instrText>
             </w:r>
             <w:r>
               <w:rPr>
@@ -2648,7 +2672,7 @@
               <w14:ligatures w14:val="standardContextual"/>
             </w:rPr>
           </w:pPr>
-          <w:hyperlink w:anchor="_Toc244187258" w:history="1">
+          <w:hyperlink w:anchor="_Toc244191799" w:history="1">
             <w:r>
               <w:rPr>
                 <w:rStyle w:val="Hipervnculo"/>
@@ -2672,7 +2696,7 @@
               <w:rPr>
                 <w:noProof/>
               </w:rPr>
-              <w:instrText xml:space="preserve"> PAGEREF _Toc244187258 \h </w:instrText>
+              <w:instrText xml:space="preserve"> PAGEREF _Toc244191799 \h </w:instrText>
             </w:r>
             <w:r>
               <w:rPr>
@@ -2717,7 +2741,7 @@
               <w14:ligatures w14:val="standardContextual"/>
             </w:rPr>
           </w:pPr>
-          <w:hyperlink w:anchor="_Toc244187259" w:history="1">
+          <w:hyperlink w:anchor="_Toc244191800" w:history="1">
             <w:r>
               <w:rPr>
                 <w:rStyle w:val="Hipervnculo"/>
@@ -2741,7 +2765,7 @@
               <w:rPr>
                 <w:noProof/>
               </w:rPr>
-              <w:instrText xml:space="preserve"> PAGEREF _Toc244187259 \h </w:instrText>
+              <w:instrText xml:space="preserve"> PAGEREF _Toc244191800 \h </w:instrText>
             </w:r>
             <w:r>
               <w:rPr>
@@ -2786,7 +2810,7 @@
               <w14:ligatures w14:val="standardContextual"/>
             </w:rPr>
           </w:pPr>
-          <w:hyperlink w:anchor="_Toc244187260" w:history="1">
+          <w:hyperlink w:anchor="_Toc244191801" w:history="1">
             <w:r>
               <w:rPr>
                 <w:rStyle w:val="Hipervnculo"/>
@@ -2810,7 +2834,7 @@
               <w:rPr>
                 <w:noProof/>
               </w:rPr>
-              <w:instrText xml:space="preserve"> PAGEREF _Toc244187260 \h </w:instrText>
+              <w:instrText xml:space="preserve"> PAGEREF _Toc244191801 \h </w:instrText>
             </w:r>
             <w:r>
               <w:rPr>
@@ -2855,7 +2879,7 @@
               <w14:ligatures w14:val="standardContextual"/>
             </w:rPr>
           </w:pPr>
-          <w:hyperlink w:anchor="_Toc244187261" w:history="1">
+          <w:hyperlink w:anchor="_Toc244191802" w:history="1">
             <w:r>
               <w:rPr>
                 <w:rStyle w:val="Hipervnculo"/>
@@ -2879,7 +2903,7 @@
               <w:rPr>
                 <w:noProof/>
               </w:rPr>
-              <w:instrText xml:space="preserve"> PAGEREF _Toc244187261 \h </w:instrText>
+              <w:instrText xml:space="preserve"> PAGEREF _Toc244191802 \h </w:instrText>
             </w:r>
             <w:r>
               <w:rPr>
@@ -2924,7 +2948,7 @@
               <w14:ligatures w14:val="standardContextual"/>
             </w:rPr>
           </w:pPr>
-          <w:hyperlink w:anchor="_Toc244187262" w:history="1">
+          <w:hyperlink w:anchor="_Toc244191803" w:history="1">
             <w:r>
               <w:rPr>
                 <w:rStyle w:val="Hipervnculo"/>
@@ -2948,7 +2972,7 @@
               <w:rPr>
                 <w:noProof/>
               </w:rPr>
-              <w:instrText xml:space="preserve"> PAGEREF _Toc244187262 \h </w:instrText>
+              <w:instrText xml:space="preserve"> PAGEREF _Toc244191803 \h </w:instrText>
             </w:r>
             <w:r>
               <w:rPr>
@@ -2993,7 +3017,7 @@
               <w14:ligatures w14:val="standardContextual"/>
             </w:rPr>
           </w:pPr>
-          <w:hyperlink w:anchor="_Toc244187263" w:history="1">
+          <w:hyperlink w:anchor="_Toc244191804" w:history="1">
             <w:r>
               <w:rPr>
                 <w:rStyle w:val="Hipervnculo"/>
@@ -3017,7 +3041,7 @@
               <w:rPr>
                 <w:noProof/>
               </w:rPr>
-              <w:instrText xml:space="preserve"> PAGEREF _Toc244187263 \h </w:instrText>
+              <w:instrText xml:space="preserve"> PAGEREF _Toc244191804 \h </w:instrText>
             </w:r>
             <w:r>
               <w:rPr>
@@ -3062,7 +3086,7 @@
               <w14:ligatures w14:val="standardContextual"/>
             </w:rPr>
           </w:pPr>
-          <w:hyperlink w:anchor="_Toc244187264" w:history="1">
+          <w:hyperlink w:anchor="_Toc244191805" w:history="1">
             <w:r>
               <w:rPr>
                 <w:rStyle w:val="Hipervnculo"/>
@@ -3086,7 +3110,7 @@
               <w:rPr>
                 <w:noProof/>
               </w:rPr>
-              <w:instrText xml:space="preserve"> PAGEREF _Toc244187264 \h </w:instrText>
+              <w:instrText xml:space="preserve"> PAGEREF _Toc244191805 \h </w:instrText>
             </w:r>
             <w:r>
               <w:rPr>
@@ -3104,6 +3128,343 @@
                 <w:noProof/>
               </w:rPr>
               <w:t>58</w:t>
+            </w:r>
+            <w:r>
+              <w:rPr>
+                <w:noProof/>
+              </w:rPr>
+              <w:fldChar w:fldCharType="end"/>
+            </w:r>
+          </w:hyperlink>
+        </w:p>
+        <w:p>
+          <w:pPr>
+            <w:pStyle w:val="TDC1"/>
+            <w:tabs>
+              <w:tab w:val="right" w:leader="dot" w:pos="9628"/>
+            </w:tabs>
+            <w:rPr>
+              <w:rFonts w:asciiTheme="minorHAnsi" w:eastAsiaTheme="minorEastAsia" w:hAnsiTheme="minorHAnsi" w:cstheme="minorBidi"/>
+              <w:b w:val="0"/>
+              <w:bCs w:val="0"/>
+              <w:noProof/>
+              <w:color w:val="auto"/>
+              <w:kern w:val="2"/>
+              <w:sz w:val="24"/>
+              <w:szCs w:val="24"/>
+              <w14:ligatures w14:val="standardContextual"/>
+            </w:rPr>
+          </w:pPr>
+          <w:hyperlink w:anchor="_Toc244191806" w:history="1">
+            <w:r>
+              <w:rPr>
+                <w:rStyle w:val="Hipervnculo"/>
+                <w:noProof/>
+              </w:rPr>
+              <w:t>Anexo E. Propuestas en evaluación y opciones de cambio</w:t>
+            </w:r>
+            <w:r>
+              <w:rPr>
+                <w:noProof/>
+              </w:rPr>
+              <w:tab/>
+            </w:r>
+            <w:r>
+              <w:rPr>
+                <w:noProof/>
+              </w:rPr>
+              <w:fldChar w:fldCharType="begin"/>
+            </w:r>
+            <w:r>
+              <w:rPr>
+                <w:noProof/>
+              </w:rPr>
+              <w:instrText xml:space="preserve"> PAGEREF _Toc244191806 \h </w:instrText>
+            </w:r>
+            <w:r>
+              <w:rPr>
+                <w:noProof/>
+              </w:rPr>
+            </w:r>
+            <w:r>
+              <w:rPr>
+                <w:noProof/>
+              </w:rPr>
+              <w:fldChar w:fldCharType="separate"/>
+            </w:r>
+            <w:r>
+              <w:rPr>
+                <w:noProof/>
+              </w:rPr>
+              <w:t>60</w:t>
+            </w:r>
+            <w:r>
+              <w:rPr>
+                <w:noProof/>
+              </w:rPr>
+              <w:fldChar w:fldCharType="end"/>
+            </w:r>
+          </w:hyperlink>
+        </w:p>
+        <w:p>
+          <w:pPr>
+            <w:pStyle w:val="TDC2"/>
+            <w:tabs>
+              <w:tab w:val="right" w:leader="dot" w:pos="9628"/>
+            </w:tabs>
+            <w:rPr>
+              <w:rFonts w:asciiTheme="minorHAnsi" w:eastAsiaTheme="minorEastAsia" w:hAnsiTheme="minorHAnsi" w:cstheme="minorBidi"/>
+              <w:noProof/>
+              <w:color w:val="auto"/>
+              <w:kern w:val="2"/>
+              <w:sz w:val="24"/>
+              <w:szCs w:val="24"/>
+              <w14:ligatures w14:val="standardContextual"/>
+            </w:rPr>
+          </w:pPr>
+          <w:hyperlink w:anchor="_Toc244191807" w:history="1">
+            <w:r>
+              <w:rPr>
+                <w:rStyle w:val="Hipervnculo"/>
+                <w:noProof/>
+              </w:rPr>
+              <w:t>E.1 Las ocho ideas</w:t>
+            </w:r>
+            <w:r>
+              <w:rPr>
+                <w:noProof/>
+              </w:rPr>
+              <w:tab/>
+            </w:r>
+            <w:r>
+              <w:rPr>
+                <w:noProof/>
+              </w:rPr>
+              <w:fldChar w:fldCharType="begin"/>
+            </w:r>
+            <w:r>
+              <w:rPr>
+                <w:noProof/>
+              </w:rPr>
+              <w:instrText xml:space="preserve"> PAGEREF _Toc244191807 \h </w:instrText>
+            </w:r>
+            <w:r>
+              <w:rPr>
+                <w:noProof/>
+              </w:rPr>
+            </w:r>
+            <w:r>
+              <w:rPr>
+                <w:noProof/>
+              </w:rPr>
+              <w:fldChar w:fldCharType="separate"/>
+            </w:r>
+            <w:r>
+              <w:rPr>
+                <w:noProof/>
+              </w:rPr>
+              <w:t>60</w:t>
+            </w:r>
+            <w:r>
+              <w:rPr>
+                <w:noProof/>
+              </w:rPr>
+              <w:fldChar w:fldCharType="end"/>
+            </w:r>
+          </w:hyperlink>
+        </w:p>
+        <w:p>
+          <w:pPr>
+            <w:pStyle w:val="TDC2"/>
+            <w:tabs>
+              <w:tab w:val="right" w:leader="dot" w:pos="9628"/>
+            </w:tabs>
+            <w:rPr>
+              <w:rFonts w:asciiTheme="minorHAnsi" w:eastAsiaTheme="minorEastAsia" w:hAnsiTheme="minorHAnsi" w:cstheme="minorBidi"/>
+              <w:noProof/>
+              <w:color w:val="auto"/>
+              <w:kern w:val="2"/>
+              <w:sz w:val="24"/>
+              <w:szCs w:val="24"/>
+              <w14:ligatures w14:val="standardContextual"/>
+            </w:rPr>
+          </w:pPr>
+          <w:hyperlink w:anchor="_Toc244191808" w:history="1">
+            <w:r>
+              <w:rPr>
+                <w:rStyle w:val="Hipervnculo"/>
+                <w:noProof/>
+              </w:rPr>
+              <w:t>E.2 Mapa de lo que sabemos y de lo que hemos desarrollado</w:t>
+            </w:r>
+            <w:r>
+              <w:rPr>
+                <w:noProof/>
+              </w:rPr>
+              <w:tab/>
+            </w:r>
+            <w:r>
+              <w:rPr>
+                <w:noProof/>
+              </w:rPr>
+              <w:fldChar w:fldCharType="begin"/>
+            </w:r>
+            <w:r>
+              <w:rPr>
+                <w:noProof/>
+              </w:rPr>
+              <w:instrText xml:space="preserve"> PAGEREF _Toc244191808 \h </w:instrText>
+            </w:r>
+            <w:r>
+              <w:rPr>
+                <w:noProof/>
+              </w:rPr>
+            </w:r>
+            <w:r>
+              <w:rPr>
+                <w:noProof/>
+              </w:rPr>
+              <w:fldChar w:fldCharType="separate"/>
+            </w:r>
+            <w:r>
+              <w:rPr>
+                <w:noProof/>
+              </w:rPr>
+              <w:t>61</w:t>
+            </w:r>
+            <w:r>
+              <w:rPr>
+                <w:noProof/>
+              </w:rPr>
+              <w:fldChar w:fldCharType="end"/>
+            </w:r>
+          </w:hyperlink>
+        </w:p>
+        <w:p>
+          <w:pPr>
+            <w:pStyle w:val="TDC2"/>
+            <w:tabs>
+              <w:tab w:val="right" w:leader="dot" w:pos="9628"/>
+            </w:tabs>
+            <w:rPr>
+              <w:rFonts w:asciiTheme="minorHAnsi" w:eastAsiaTheme="minorEastAsia" w:hAnsiTheme="minorHAnsi" w:cstheme="minorBidi"/>
+              <w:noProof/>
+              <w:color w:val="auto"/>
+              <w:kern w:val="2"/>
+              <w:sz w:val="24"/>
+              <w:szCs w:val="24"/>
+              <w14:ligatures w14:val="standardContextual"/>
+            </w:rPr>
+          </w:pPr>
+          <w:hyperlink w:anchor="_Toc244191809" w:history="1">
+            <w:r>
+              <w:rPr>
+                <w:rStyle w:val="Hipervnculo"/>
+                <w:noProof/>
+              </w:rPr>
+              <w:t>E.3 Cinco de las ideas en palabras simples</w:t>
+            </w:r>
+            <w:r>
+              <w:rPr>
+                <w:noProof/>
+              </w:rPr>
+              <w:tab/>
+            </w:r>
+            <w:r>
+              <w:rPr>
+                <w:noProof/>
+              </w:rPr>
+              <w:fldChar w:fldCharType="begin"/>
+            </w:r>
+            <w:r>
+              <w:rPr>
+                <w:noProof/>
+              </w:rPr>
+              <w:instrText xml:space="preserve"> PAGEREF _Toc244191809 \h </w:instrText>
+            </w:r>
+            <w:r>
+              <w:rPr>
+                <w:noProof/>
+              </w:rPr>
+            </w:r>
+            <w:r>
+              <w:rPr>
+                <w:noProof/>
+              </w:rPr>
+              <w:fldChar w:fldCharType="separate"/>
+            </w:r>
+            <w:r>
+              <w:rPr>
+                <w:noProof/>
+              </w:rPr>
+              <w:t>62</w:t>
+            </w:r>
+            <w:r>
+              <w:rPr>
+                <w:noProof/>
+              </w:rPr>
+              <w:fldChar w:fldCharType="end"/>
+            </w:r>
+          </w:hyperlink>
+        </w:p>
+        <w:p>
+          <w:pPr>
+            <w:pStyle w:val="TDC2"/>
+            <w:tabs>
+              <w:tab w:val="right" w:leader="dot" w:pos="9628"/>
+            </w:tabs>
+            <w:rPr>
+              <w:rFonts w:asciiTheme="minorHAnsi" w:eastAsiaTheme="minorEastAsia" w:hAnsiTheme="minorHAnsi" w:cstheme="minorBidi"/>
+              <w:noProof/>
+              <w:color w:val="auto"/>
+              <w:kern w:val="2"/>
+              <w:sz w:val="24"/>
+              <w:szCs w:val="24"/>
+              <w14:ligatures w14:val="standardContextual"/>
+            </w:rPr>
+          </w:pPr>
+          <w:hyperlink w:anchor="_Toc244191810" w:history="1">
+            <w:r>
+              <w:rPr>
+                <w:rStyle w:val="Hipervnculo"/>
+                <w:noProof/>
+              </w:rPr>
+              <w:t>E.4 Cuatro opciones</w:t>
+            </w:r>
+            <w:r>
+              <w:rPr>
+                <w:noProof/>
+              </w:rPr>
+              <w:tab/>
+            </w:r>
+            <w:r>
+              <w:rPr>
+                <w:noProof/>
+              </w:rPr>
+              <w:fldChar w:fldCharType="begin"/>
+            </w:r>
+            <w:r>
+              <w:rPr>
+                <w:noProof/>
+              </w:rPr>
+              <w:instrText xml:space="preserve"> PAGEREF _Toc244191810 \h </w:instrText>
+            </w:r>
+            <w:r>
+              <w:rPr>
+                <w:noProof/>
+              </w:rPr>
+            </w:r>
+            <w:r>
+              <w:rPr>
+                <w:noProof/>
+              </w:rPr>
+              <w:fldChar w:fldCharType="separate"/>
+            </w:r>
+            <w:r>
+              <w:rPr>
+                <w:noProof/>
+              </w:rPr>
+              <w:t>63</w:t>
             </w:r>
             <w:r>
               <w:rPr>
@@ -3125,7 +3486,7 @@
         <w:pStyle w:val="Ttulo1"/>
         <w:pageBreakBefore/>
       </w:pPr>
-      <w:bookmarkStart w:id="1" w:name="_Toc244187226"/>
+      <w:bookmarkStart w:id="1" w:name="_Toc244191767"/>
       <w:r>
         <w:t>La propuesta en una página</w:t>
       </w:r>
@@ -3401,7 +3762,7 @@
         <w:pStyle w:val="Ttulo1"/>
         <w:pageBreakBefore/>
       </w:pPr>
-      <w:bookmarkStart w:id="2" w:name="_Toc244187227"/>
+      <w:bookmarkStart w:id="2" w:name="_Toc244191768"/>
       <w:r>
         <w:t>1. Introducción</w:t>
       </w:r>
@@ -3411,7 +3772,7 @@
       <w:pPr>
         <w:pStyle w:val="Ttulo2"/>
       </w:pPr>
-      <w:bookmarkStart w:id="3" w:name="_Toc244187228"/>
+      <w:bookmarkStart w:id="3" w:name="_Toc244191769"/>
       <w:r>
         <w:t>1.1 El problema</w:t>
       </w:r>
@@ -4545,7 +4906,7 @@
       <w:pPr>
         <w:pStyle w:val="Ttulo2"/>
       </w:pPr>
-      <w:bookmarkStart w:id="4" w:name="_Toc244187229"/>
+      <w:bookmarkStart w:id="4" w:name="_Toc244191770"/>
       <w:r>
         <w:t>1.2 Base fisiológica y anatómica</w:t>
       </w:r>
@@ -4586,7 +4947,7 @@
           <w:noProof/>
         </w:rPr>
         <w:drawing>
-          <wp:inline distT="0" distB="0" distL="0" distR="0" wp14:anchorId="7A42E3FC" wp14:editId="73312C5C">
+          <wp:inline distT="0" distB="0" distL="0" distR="0" wp14:anchorId="0FC0E545" wp14:editId="76284488">
             <wp:extent cx="5905500" cy="2390775"/>
             <wp:effectExtent l="0" t="0" r="0" b="0"/>
             <wp:docPr id="1" name="f09-bucle-glicemia.png" descr="Bucle de control de la glicemia según el Tema 2 del curso, y dónde entra el medidor propuesto." title="Figura 1"/>
@@ -4804,7 +5165,7 @@
       <w:pPr>
         <w:pStyle w:val="Ttulo2"/>
       </w:pPr>
-      <w:bookmarkStart w:id="5" w:name="_Toc244187230"/>
+      <w:bookmarkStart w:id="5" w:name="_Toc244191771"/>
       <w:r>
         <w:t>1.3 Antecedentes: el seminario y GlucoWatch</w:t>
       </w:r>
@@ -4847,7 +5208,7 @@
           <w:noProof/>
         </w:rPr>
         <w:drawing>
-          <wp:inline distT="0" distB="0" distL="0" distR="0" wp14:anchorId="407FC254" wp14:editId="004EE291">
+          <wp:inline distT="0" distB="0" distL="0" distR="0" wp14:anchorId="01DA05A7" wp14:editId="24178F0B">
             <wp:extent cx="5905500" cy="3571875"/>
             <wp:effectExtent l="0" t="0" r="0" b="0"/>
             <wp:docPr id="2" name="f01-mapa-tecnologias.png" descr="Tecnologías no invasivas agrupadas en las tres familias de Tang et al. (2020). El color indica qué tan específica es la señal para la glucosa, según el ranking de viabilidad del documento de trabajo del autor. Las que ese ranking no evalúa van en blanco." title="Figura 2"/>
@@ -6293,7 +6654,7 @@
       <w:pPr>
         <w:pStyle w:val="Ttulo2"/>
       </w:pPr>
-      <w:bookmarkStart w:id="6" w:name="_Toc244187231"/>
+      <w:bookmarkStart w:id="6" w:name="_Toc244191772"/>
       <w:r>
         <w:t>1.4 Pregunta, hipótesis y objetivos</w:t>
       </w:r>
@@ -6496,7 +6857,7 @@
         <w:pStyle w:val="Ttulo1"/>
         <w:pageBreakBefore/>
       </w:pPr>
-      <w:bookmarkStart w:id="7" w:name="_Toc244187232"/>
+      <w:bookmarkStart w:id="7" w:name="_Toc244191773"/>
       <w:r>
         <w:t>2. Métodos</w:t>
       </w:r>
@@ -6506,7 +6867,7 @@
       <w:pPr>
         <w:pStyle w:val="Ttulo2"/>
       </w:pPr>
-      <w:bookmarkStart w:id="8" w:name="_Toc244187233"/>
+      <w:bookmarkStart w:id="8" w:name="_Toc244191774"/>
       <w:r>
         <w:t>2.1 Metodología dry lab</w:t>
       </w:r>
@@ -6741,7 +7102,7 @@
       <w:pPr>
         <w:pStyle w:val="Ttulo2"/>
       </w:pPr>
-      <w:bookmarkStart w:id="9" w:name="_Toc244187234"/>
+      <w:bookmarkStart w:id="9" w:name="_Toc244191775"/>
       <w:r>
         <w:t>2.2 Criterios de decisión</w:t>
       </w:r>
@@ -8009,7 +8370,7 @@
       <w:pPr>
         <w:pStyle w:val="Ttulo2"/>
       </w:pPr>
-      <w:bookmarkStart w:id="10" w:name="_Toc244187235"/>
+      <w:bookmarkStart w:id="10" w:name="_Toc244191776"/>
       <w:r>
         <w:t>2.3 La propuesta completa del medidor</w:t>
       </w:r>
@@ -8044,7 +8405,7 @@
           <w:noProof/>
         </w:rPr>
         <w:drawing>
-          <wp:inline distT="0" distB="0" distL="0" distR="0" wp14:anchorId="6D56842E" wp14:editId="2B19B8B2">
+          <wp:inline distT="0" distB="0" distL="0" distR="0" wp14:anchorId="36D75564" wp14:editId="7DF3B73D">
             <wp:extent cx="5905500" cy="2819400"/>
             <wp:effectExtent l="0" t="0" r="0" b="0"/>
             <wp:docPr id="3" name="f03-arquitectura-medidor.png" descr="Arquitectura propuesta. La vía óptica estima la glucosa en sangre, la vía del oído detecta cómo reacciona el cerebro. El recuadro punteado es lo único que hoy existe, y solo en simulación." title="Figura 3"/>
@@ -8883,7 +9244,7 @@
       <w:pPr>
         <w:pStyle w:val="Ttulo2"/>
       </w:pPr>
-      <w:bookmarkStart w:id="11" w:name="_Toc244187236"/>
+      <w:bookmarkStart w:id="11" w:name="_Toc244191777"/>
       <w:r>
         <w:t>2.4 Trazabilidad fisiológica</w:t>
       </w:r>
@@ -9573,7 +9934,7 @@
       <w:pPr>
         <w:pStyle w:val="Ttulo2"/>
       </w:pPr>
-      <w:bookmarkStart w:id="12" w:name="_Toc244187237"/>
+      <w:bookmarkStart w:id="12" w:name="_Toc244191778"/>
       <w:r>
         <w:t>2.5 La tomografía del retraso</w:t>
       </w:r>
@@ -9624,7 +9985,7 @@
           <w:noProof/>
         </w:rPr>
         <w:drawing>
-          <wp:inline distT="0" distB="0" distL="0" distR="0" wp14:anchorId="14CF60C1" wp14:editId="72BF88A7">
+          <wp:inline distT="0" distB="0" distL="0" distR="0" wp14:anchorId="09C99E2B" wp14:editId="16C5869B">
             <wp:extent cx="5905500" cy="3000375"/>
             <wp:effectExtent l="0" t="0" r="0" b="0"/>
             <wp:docPr id="4" name="f02-dos-profundidades.png" descr="Izquierda, el esquema. Derecha, la curva sintética que usa el repositorio: la sangre sube con una comida a los 90 minutos y baja a 50 mg/dL a los 300. Cada profundidad ve la misma curva, más tarde y más suavizada." title="Figura 4"/>
@@ -9855,7 +10216,7 @@
       <w:pPr>
         <w:pStyle w:val="Ttulo2"/>
       </w:pPr>
-      <w:bookmarkStart w:id="13" w:name="_Toc244187238"/>
+      <w:bookmarkStart w:id="13" w:name="_Toc244191779"/>
       <w:r>
         <w:t>2.6 Diseño de la simulación</w:t>
       </w:r>
@@ -11455,7 +11816,7 @@
         <w:pStyle w:val="Ttulo1"/>
         <w:pageBreakBefore/>
       </w:pPr>
-      <w:bookmarkStart w:id="14" w:name="_Toc244187239"/>
+      <w:bookmarkStart w:id="14" w:name="_Toc244191780"/>
       <w:r>
         <w:t>3. Resultados</w:t>
       </w:r>
@@ -11517,7 +11878,7 @@
           <w:noProof/>
         </w:rPr>
         <w:drawing>
-          <wp:inline distT="0" distB="0" distL="0" distR="0" wp14:anchorId="38EA65E1" wp14:editId="13534248">
+          <wp:inline distT="0" distB="0" distL="0" distR="0" wp14:anchorId="32C99784" wp14:editId="7AC6670F">
             <wp:extent cx="5905500" cy="3305175"/>
             <wp:effectExtent l="0" t="0" r="0" b="0"/>
             <wp:docPr id="5" name="f05-registro-representativo.png" descr="Una réplica del escenario típico con ruido de 5 mg/dL, elegida antes de ver los resultados. En azul la reconstrucción con dos profundidades, en gris una sola profundidad suavizada. Figura generada por el repositorio." title="Figura 5"/>
@@ -11583,7 +11944,7 @@
       <w:pPr>
         <w:pStyle w:val="Ttulo2"/>
       </w:pPr>
-      <w:bookmarkStart w:id="15" w:name="_Toc244187240"/>
+      <w:bookmarkStart w:id="15" w:name="_Toc244191781"/>
       <w:r>
         <w:t>3.1 ¿Se recuperan los retrasos?</w:t>
       </w:r>
@@ -11600,7 +11961,7 @@
           <w:noProof/>
         </w:rPr>
         <w:drawing>
-          <wp:inline distT="0" distB="0" distL="0" distR="0" wp14:anchorId="7C2279F4" wp14:editId="51AD6F83">
+          <wp:inline distT="0" distB="0" distL="0" distR="0" wp14:anchorId="286CAEED" wp14:editId="6C7F72F7">
             <wp:extent cx="5905500" cy="2238375"/>
             <wp:effectExtent l="0" t="0" r="0" b="0"/>
             <wp:docPr id="6" name="f06-retrasos-estimados.png" descr="Retraso estimado, media ± desviación estándar entre las corridas válidas, frente al valor real (raya negra). En rojo, los escenarios donde parte de las corridas falló." title="Figura 6"/>
@@ -13294,7 +13655,7 @@
       <w:pPr>
         <w:pStyle w:val="Ttulo2"/>
       </w:pPr>
-      <w:bookmarkStart w:id="16" w:name="_Toc244187241"/>
+      <w:bookmarkStart w:id="16" w:name="_Toc244191782"/>
       <w:r>
         <w:t>3.2 ¿Cuánto ruido tolera el sensor?</w:t>
       </w:r>
@@ -13311,7 +13672,7 @@
           <w:noProof/>
         </w:rPr>
         <w:drawing>
-          <wp:inline distT="0" distB="0" distL="0" distR="0" wp14:anchorId="059BE7C2" wp14:editId="4916B7EC">
+          <wp:inline distT="0" distB="0" distL="0" distR="0" wp14:anchorId="706A68C3" wp14:editId="3D41E492">
             <wp:extent cx="5905500" cy="3514725"/>
             <wp:effectExtent l="0" t="0" r="0" b="0"/>
             <wp:docPr id="7" name="f07-requisito-ruido.png" descr="Error de la glucosa reconstruida en la persona típica. Con poco ruido, dos profundidades ganan. Sobre unos 5,9 mg/dL, corregir el retraso empeora el resultado. El cruce sale de solo tres niveles de ruido." title="Figura 7"/>
@@ -13395,7 +13756,7 @@
       <w:pPr>
         <w:pStyle w:val="Ttulo2"/>
       </w:pPr>
-      <w:bookmarkStart w:id="17" w:name="_Toc244187242"/>
+      <w:bookmarkStart w:id="17" w:name="_Toc244191783"/>
       <w:r>
         <w:t>3.3 ¿La alarma suena antes?</w:t>
       </w:r>
@@ -13445,7 +13806,7 @@
       <w:pPr>
         <w:pStyle w:val="Ttulo2"/>
       </w:pPr>
-      <w:bookmarkStart w:id="18" w:name="_Toc244187243"/>
+      <w:bookmarkStart w:id="18" w:name="_Toc244191784"/>
       <w:r>
         <w:t>3.4 Umbral por umbral</w:t>
       </w:r>
@@ -14950,7 +15311,7 @@
       <w:pPr>
         <w:pStyle w:val="Ttulo2"/>
       </w:pPr>
-      <w:bookmarkStart w:id="19" w:name="_Toc244187244"/>
+      <w:bookmarkStart w:id="19" w:name="_Toc244191785"/>
       <w:r>
         <w:t>3.5 Límites por tecnología</w:t>
       </w:r>
@@ -14975,7 +15336,7 @@
           <w:noProof/>
         </w:rPr>
         <w:drawing>
-          <wp:inline distT="0" distB="0" distL="0" distR="0" wp14:anchorId="079AA64A" wp14:editId="52EA1848">
+          <wp:inline distT="0" distB="0" distL="0" distR="0" wp14:anchorId="23EA85E4" wp14:editId="771F2EED">
             <wp:extent cx="6096000" cy="3248025"/>
             <wp:effectExtent l="0" t="0" r="0" b="0"/>
             <wp:docPr id="8" name="f11-evidencia.png" descr="Mejor evidencia por tecnología. La línea roja es la regla 1 (15 %). La franja ámbar es el rango de los CGM medido por grupos independientes (11,6 a 12 %) y la línea gris es lo que declaran las empresas (unos 8 %). Know Labs y DIROS no se grafican porque no informan participantes o MARD. En algunos puntos se corrió un poco la posición horizontal para que no se tapen." title="Figura 8"/>
@@ -17713,7 +18074,7 @@
       <w:pPr>
         <w:pStyle w:val="Ttulo2"/>
       </w:pPr>
-      <w:bookmarkStart w:id="20" w:name="_Toc244187245"/>
+      <w:bookmarkStart w:id="20" w:name="_Toc244191786"/>
       <w:r>
         <w:t>3.6 Límites físicos, calculados a mano</w:t>
       </w:r>
@@ -19297,7 +19658,7 @@
           <w:noProof/>
         </w:rPr>
         <w:drawing>
-          <wp:inline distT="0" distB="0" distL="0" distR="0" wp14:anchorId="79B27338" wp14:editId="4DFB2F38">
+          <wp:inline distT="0" distB="0" distL="0" distR="0" wp14:anchorId="025835A9" wp14:editId="0D0F35BE">
             <wp:extent cx="6096000" cy="2886075"/>
             <wp:effectExtent l="0" t="0" r="0" b="0"/>
             <wp:docPr id="9" name="f10-profundidades.png" descr="Capas de la piel de antebrazo y profundidad que muestrea cada tecnología, con eje logarítmico. Fuentes: Sandby-Møller et al. (2003), Kottmann et al. (2016), Uluç et al. (2024), Zhang et al. (2025), Lundsgaard-Nielsen et al. (2018), Prlić et al. (2022) y Ahmad et al. (2025). El espesor de la dermis y la profundidad del CGM subcutáneo no se extrajeron de las fuentes." title="Figura 9"/>
@@ -21445,7 +21806,7 @@
       <w:pPr>
         <w:pStyle w:val="Ttulo2"/>
       </w:pPr>
-      <w:bookmarkStart w:id="21" w:name="_Toc244187246"/>
+      <w:bookmarkStart w:id="21" w:name="_Toc244191787"/>
       <w:r>
         <w:t>3.7 Límites prácticos</w:t>
       </w:r>
@@ -22218,7 +22579,7 @@
       <w:pPr>
         <w:pStyle w:val="Ttulo2"/>
       </w:pPr>
-      <w:bookmarkStart w:id="22" w:name="_Toc244187247"/>
+      <w:bookmarkStart w:id="22" w:name="_Toc244191788"/>
       <w:r>
         <w:t>3.8 Fusión y redundancia</w:t>
       </w:r>
@@ -22251,7 +22612,7 @@
           <w:noProof/>
         </w:rPr>
         <w:drawing>
-          <wp:inline distT="0" distB="0" distL="0" distR="0" wp14:anchorId="384F4532" wp14:editId="541E5E70">
+          <wp:inline distT="0" distB="0" distL="0" distR="0" wp14:anchorId="1B8D66FC" wp14:editId="1AB49B6B">
             <wp:extent cx="5715000" cy="3238500"/>
             <wp:effectExtent l="0" t="0" r="0" b="0"/>
             <wp:docPr id="10" name="f12-fusion.png" descr="Ruido fusionado sobre ruido de un solo sensor, según el número de sensores iguales y la correlación entre sus errores. Las líneas punteadas son los límites √ρ. Los puntos son los dos valores de ρ estimados con la redundancia de dos electrodos de un CGM (Sharifi et al., 2016)." title="Figura 10"/>
@@ -29130,7 +29491,7 @@
           <w:noProof/>
         </w:rPr>
         <w:drawing>
-          <wp:inline distT="0" distB="0" distL="0" distR="0" wp14:anchorId="2C19CF46" wp14:editId="75316913">
+          <wp:inline distT="0" distB="0" distL="0" distR="0" wp14:anchorId="1DBB2636" wp14:editId="2FB5A8A4">
             <wp:extent cx="6096000" cy="3343275"/>
             <wp:effectExtent l="0" t="0" r="0" b="0"/>
             <wp:docPr id="11" name="f13-alarmas.png" descr="Sensibilidad frente a valor predictivo positivo, con 0,54 eventos nocturnos por semana. La zona azul es la exigencia de la regla 0 y de R-B (85 % o más y 70 % o más). Los círculos llenos son vías solas y los vacíos son combinaciones. El punto 1' marca a GlucoWatch con el VPP del estudio. Todo lo que sale rojo queda fuera de la zona." title="Figura 11"/>
@@ -35182,7 +35543,7 @@
       <w:pPr>
         <w:pStyle w:val="Ttulo2"/>
       </w:pPr>
-      <w:bookmarkStart w:id="23" w:name="_Toc244187248"/>
+      <w:bookmarkStart w:id="23" w:name="_Toc244191789"/>
       <w:r>
         <w:t>3.9 Comparación con el mercado</w:t>
       </w:r>
@@ -38057,7 +38418,7 @@
         <w:pStyle w:val="Ttulo1"/>
         <w:pageBreakBefore/>
       </w:pPr>
-      <w:bookmarkStart w:id="24" w:name="_Toc244187249"/>
+      <w:bookmarkStart w:id="24" w:name="_Toc244191790"/>
       <w:r>
         <w:t>4. Discusión</w:t>
       </w:r>
@@ -38067,7 +38428,7 @@
       <w:pPr>
         <w:pStyle w:val="Ttulo2"/>
       </w:pPr>
-      <w:bookmarkStart w:id="25" w:name="_Toc244187250"/>
+      <w:bookmarkStart w:id="25" w:name="_Toc244191791"/>
       <w:r>
         <w:t>4.1 Qué significan los resultados</w:t>
       </w:r>
@@ -38238,7 +38599,7 @@
       <w:pPr>
         <w:pStyle w:val="Ttulo2"/>
       </w:pPr>
-      <w:bookmarkStart w:id="26" w:name="_Toc244187251"/>
+      <w:bookmarkStart w:id="26" w:name="_Toc244191792"/>
       <w:r>
         <w:t>4.2 Rango de efectividad realista</w:t>
       </w:r>
@@ -39321,7 +39682,7 @@
       <w:pPr>
         <w:pStyle w:val="Ttulo2"/>
       </w:pPr>
-      <w:bookmarkStart w:id="27" w:name="_Toc244187252"/>
+      <w:bookmarkStart w:id="27" w:name="_Toc244191793"/>
       <w:r>
         <w:t>4.3 Veredicto</w:t>
       </w:r>
@@ -41540,7 +41901,7 @@
       <w:pPr>
         <w:pStyle w:val="Ttulo2"/>
       </w:pPr>
-      <w:bookmarkStart w:id="28" w:name="_Toc244187253"/>
+      <w:bookmarkStart w:id="28" w:name="_Toc244191794"/>
       <w:r>
         <w:t>4.4 Qué sí podría tener sentido (Propuesta)</w:t>
       </w:r>
@@ -41765,7 +42126,7 @@
       <w:pPr>
         <w:pStyle w:val="Ttulo2"/>
       </w:pPr>
-      <w:bookmarkStart w:id="29" w:name="_Toc244187254"/>
+      <w:bookmarkStart w:id="29" w:name="_Toc244191795"/>
       <w:r>
         <w:t>4.5 Límites de este análisis</w:t>
       </w:r>
@@ -41959,7 +42320,7 @@
       <w:pPr>
         <w:pStyle w:val="Ttulo2"/>
       </w:pPr>
-      <w:bookmarkStart w:id="30" w:name="_Toc244187255"/>
+      <w:bookmarkStart w:id="30" w:name="_Toc244191796"/>
       <w:r>
         <w:t>4.6 Limitaciones de la simulación</w:t>
       </w:r>
@@ -42103,7 +42464,7 @@
       <w:pPr>
         <w:pStyle w:val="Ttulo2"/>
       </w:pPr>
-      <w:bookmarkStart w:id="31" w:name="_Toc244187256"/>
+      <w:bookmarkStart w:id="31" w:name="_Toc244191797"/>
       <w:r>
         <w:t>4.7 Traslación a un dispositivo de uso clínico</w:t>
       </w:r>
@@ -42210,7 +42571,7 @@
       <w:pPr>
         <w:pStyle w:val="Ttulo2"/>
       </w:pPr>
-      <w:bookmarkStart w:id="32" w:name="_Toc244187257"/>
+      <w:bookmarkStart w:id="32" w:name="_Toc244191798"/>
       <w:r>
         <w:t>4.8 Próximos pasos</w:t>
       </w:r>
@@ -42227,7 +42588,7 @@
           <w:noProof/>
         </w:rPr>
         <w:drawing>
-          <wp:inline distT="0" distB="0" distL="0" distR="0" wp14:anchorId="0398E409" wp14:editId="1B70D090">
+          <wp:inline distT="0" distB="0" distL="0" distR="0" wp14:anchorId="6713748E" wp14:editId="706B4D07">
             <wp:extent cx="5905500" cy="2505075"/>
             <wp:effectExtent l="0" t="0" r="0" b="0"/>
             <wp:docPr id="12" name="f08-hoja-de-ruta.png" descr="Estado de las tareas en GitHub al 29 de octubre de 2026." title="Figura 12"/>
@@ -43368,7 +43729,7 @@
         <w:pStyle w:val="Ttulo1"/>
         <w:pageBreakBefore/>
       </w:pPr>
-      <w:bookmarkStart w:id="33" w:name="_Toc244187258"/>
+      <w:bookmarkStart w:id="33" w:name="_Toc244191799"/>
       <w:r>
         <w:t>5. Retroalimentación que buscamos</w:t>
       </w:r>
@@ -44405,7 +44766,7 @@
         <w:pStyle w:val="Ttulo1"/>
         <w:pageBreakBefore/>
       </w:pPr>
-      <w:bookmarkStart w:id="34" w:name="_Toc244187259"/>
+      <w:bookmarkStart w:id="34" w:name="_Toc244191800"/>
       <w:r>
         <w:t>Referencias</w:t>
       </w:r>
@@ -49065,7 +49426,7 @@
         <w:pStyle w:val="Ttulo1"/>
         <w:spacing w:before="240" w:after="160"/>
       </w:pPr>
-      <w:bookmarkStart w:id="35" w:name="_Toc244187260"/>
+      <w:bookmarkStart w:id="35" w:name="_Toc244191801"/>
       <w:r>
         <w:t>Uso de inteligencia artificial</w:t>
       </w:r>
@@ -49095,7 +49456,7 @@
         <w:pStyle w:val="Ttulo1"/>
         <w:pageBreakBefore/>
       </w:pPr>
-      <w:bookmarkStart w:id="36" w:name="_Toc244187261"/>
+      <w:bookmarkStart w:id="36" w:name="_Toc244191802"/>
       <w:r>
         <w:t>Anexo A. El repositorio</w:t>
       </w:r>
@@ -49131,7 +49492,7 @@
           <w:noProof/>
         </w:rPr>
         <w:drawing>
-          <wp:inline distT="0" distB="0" distL="0" distR="0" wp14:anchorId="51FDECFE" wp14:editId="1579AD75">
+          <wp:inline distT="0" distB="0" distL="0" distR="0" wp14:anchorId="5F76FB2E" wp14:editId="728EF471">
             <wp:extent cx="5715000" cy="2247900"/>
             <wp:effectExtent l="0" t="0" r="0" b="0"/>
             <wp:docPr id="13" name="f04-flujo-codigo.png" descr="Recorrido de una corrida. Un solo comando lee la configuración, simula, estima, reconstruye, evalúa y escribe los resultados." title="Figura 13"/>
@@ -50671,7 +51032,7 @@
         <w:pStyle w:val="Ttulo1"/>
         <w:pageBreakBefore/>
       </w:pPr>
-      <w:bookmarkStart w:id="37" w:name="_Toc244187262"/>
+      <w:bookmarkStart w:id="37" w:name="_Toc244191803"/>
       <w:r>
         <w:t>Anexo B. Cómo sumarte</w:t>
       </w:r>
@@ -50888,7 +51249,7 @@
         <w:pStyle w:val="Ttulo1"/>
         <w:pageBreakBefore/>
       </w:pPr>
-      <w:bookmarkStart w:id="38" w:name="_Toc244187263"/>
+      <w:bookmarkStart w:id="38" w:name="_Toc244191804"/>
       <w:r>
         <w:t>Anexo C. Glosario</w:t>
       </w:r>
@@ -52291,7 +52652,7 @@
         <w:pStyle w:val="Ttulo1"/>
         <w:pageBreakBefore/>
       </w:pPr>
-      <w:bookmarkStart w:id="39" w:name="_Toc244187264"/>
+      <w:bookmarkStart w:id="39" w:name="_Toc244191805"/>
       <w:r>
         <w:t>Anexo D. Cálculos paso a paso</w:t>
       </w:r>
@@ -53023,12 +53384,3352 @@
     </w:p>
     <w:p>
       <w:pPr>
+        <w:pStyle w:val="Ttulo1"/>
+        <w:pageBreakBefore/>
+      </w:pPr>
+      <w:bookmarkStart w:id="40" w:name="_Toc244191806"/>
+      <w:r>
+        <w:t>Anexo E. Propuestas en evaluación y opciones de cambio</w:t>
+      </w:r>
+      <w:bookmarkEnd w:id="40"/>
+    </w:p>
+    <w:p>
+      <w:pPr>
+        <w:pStyle w:val="Ttulo2"/>
+      </w:pPr>
+      <w:bookmarkStart w:id="41" w:name="_Toc244191807"/>
+      <w:r>
+        <w:t>E.1 Las ocho ideas</w:t>
+      </w:r>
+      <w:bookmarkEnd w:id="41"/>
+    </w:p>
+    <w:p>
+      <w:pPr>
+        <w:spacing w:after="140" w:line="300" w:lineRule="auto"/>
+      </w:pPr>
+      <w:r>
+        <w:t xml:space="preserve">La idea central del equipo, </w:t>
+      </w:r>
+      <w:r>
+        <w:rPr>
+          <w:b/>
+          <w:bCs/>
+        </w:rPr>
+        <w:t>decidida</w:t>
+      </w:r>
+      <w:r>
+        <w:t xml:space="preserve">, es mezclar biomarcadores distintos para superar a GlucoWatch. Estas son las ideas que se barajan para lograrlo: siete del documento de trabajo del 16 de octubre de 2026 y una que surgió del análisis dry lab. </w:t>
+      </w:r>
+      <w:r>
+        <w:rPr>
+          <w:b/>
+          <w:bCs/>
+        </w:rPr>
+        <w:t>Ninguna está decidida.</w:t>
+      </w:r>
+      <w:r>
+        <w:t xml:space="preserve"> Todo lo que se propone y no se ha decidido lleva el rótulo Propuesta.</w:t>
+      </w:r>
+    </w:p>
+    <w:tbl>
+      <w:tblPr>
+        <w:tblW w:w="9638" w:type="dxa"/>
+        <w:tblBorders>
+          <w:top w:val="single" w:sz="4" w:space="0" w:color="auto"/>
+          <w:left w:val="single" w:sz="4" w:space="0" w:color="auto"/>
+          <w:bottom w:val="single" w:sz="4" w:space="0" w:color="auto"/>
+          <w:right w:val="single" w:sz="4" w:space="0" w:color="auto"/>
+          <w:insideH w:val="single" w:sz="4" w:space="0" w:color="auto"/>
+          <w:insideV w:val="single" w:sz="4" w:space="0" w:color="auto"/>
+        </w:tblBorders>
+        <w:tblLook w:val="04A0" w:firstRow="1" w:lastRow="0" w:firstColumn="1" w:lastColumn="0" w:noHBand="0" w:noVBand="1"/>
+      </w:tblPr>
+      <w:tblGrid>
+        <w:gridCol w:w="374"/>
+        <w:gridCol w:w="1722"/>
+        <w:gridCol w:w="1425"/>
+        <w:gridCol w:w="1863"/>
+        <w:gridCol w:w="1429"/>
+        <w:gridCol w:w="1005"/>
+        <w:gridCol w:w="1820"/>
+      </w:tblGrid>
+      <w:tr>
+        <w:trPr>
+          <w:cantSplit/>
+          <w:tblHeader/>
+        </w:trPr>
+        <w:tc>
+          <w:tcPr>
+            <w:tcW w:w="380" w:type="dxa"/>
+            <w:tcBorders>
+              <w:top w:val="single" w:sz="4" w:space="0" w:color="BFBFBF"/>
+              <w:left w:val="single" w:sz="4" w:space="0" w:color="BFBFBF"/>
+              <w:bottom w:val="single" w:sz="4" w:space="0" w:color="BFBFBF"/>
+              <w:right w:val="single" w:sz="4" w:space="0" w:color="BFBFBF"/>
+            </w:tcBorders>
+            <w:shd w:val="clear" w:color="auto" w:fill="1F6FB2"/>
+            <w:tcMar>
+              <w:top w:w="45" w:type="dxa"/>
+              <w:left w:w="70" w:type="dxa"/>
+              <w:bottom w:w="45" w:type="dxa"/>
+              <w:right w:w="70" w:type="dxa"/>
+            </w:tcMar>
+            <w:vAlign w:val="center"/>
+          </w:tcPr>
+          <w:p>
+            <w:r>
+              <w:rPr>
+                <w:b/>
+                <w:bCs/>
+                <w:color w:val="FFFFFF"/>
+                <w:sz w:val="16"/>
+                <w:szCs w:val="16"/>
+              </w:rPr>
+              <w:t>N</w:t>
+            </w:r>
+          </w:p>
+        </w:tc>
+        <w:tc>
+          <w:tcPr>
+            <w:tcW w:w="1750" w:type="dxa"/>
+            <w:tcBorders>
+              <w:top w:val="single" w:sz="4" w:space="0" w:color="BFBFBF"/>
+              <w:left w:val="single" w:sz="4" w:space="0" w:color="BFBFBF"/>
+              <w:bottom w:val="single" w:sz="4" w:space="0" w:color="BFBFBF"/>
+              <w:right w:val="single" w:sz="4" w:space="0" w:color="BFBFBF"/>
+            </w:tcBorders>
+            <w:shd w:val="clear" w:color="auto" w:fill="1F6FB2"/>
+            <w:tcMar>
+              <w:top w:w="45" w:type="dxa"/>
+              <w:left w:w="70" w:type="dxa"/>
+              <w:bottom w:w="45" w:type="dxa"/>
+              <w:right w:w="70" w:type="dxa"/>
+            </w:tcMar>
+            <w:vAlign w:val="center"/>
+          </w:tcPr>
+          <w:p>
+            <w:r>
+              <w:rPr>
+                <w:b/>
+                <w:bCs/>
+                <w:color w:val="FFFFFF"/>
+                <w:sz w:val="16"/>
+                <w:szCs w:val="16"/>
+              </w:rPr>
+              <w:t>Idea</w:t>
+            </w:r>
+          </w:p>
+        </w:tc>
+        <w:tc>
+          <w:tcPr>
+            <w:tcW w:w="1450" w:type="dxa"/>
+            <w:tcBorders>
+              <w:top w:val="single" w:sz="4" w:space="0" w:color="BFBFBF"/>
+              <w:left w:val="single" w:sz="4" w:space="0" w:color="BFBFBF"/>
+              <w:bottom w:val="single" w:sz="4" w:space="0" w:color="BFBFBF"/>
+              <w:right w:val="single" w:sz="4" w:space="0" w:color="BFBFBF"/>
+            </w:tcBorders>
+            <w:shd w:val="clear" w:color="auto" w:fill="1F6FB2"/>
+            <w:tcMar>
+              <w:top w:w="45" w:type="dxa"/>
+              <w:left w:w="70" w:type="dxa"/>
+              <w:bottom w:w="45" w:type="dxa"/>
+              <w:right w:w="70" w:type="dxa"/>
+            </w:tcMar>
+            <w:vAlign w:val="center"/>
+          </w:tcPr>
+          <w:p>
+            <w:r>
+              <w:rPr>
+                <w:b/>
+                <w:bCs/>
+                <w:color w:val="FFFFFF"/>
+                <w:sz w:val="16"/>
+                <w:szCs w:val="16"/>
+              </w:rPr>
+              <w:t>Base fisiológica o física</w:t>
+            </w:r>
+          </w:p>
+        </w:tc>
+        <w:tc>
+          <w:tcPr>
+            <w:tcW w:w="1900" w:type="dxa"/>
+            <w:tcBorders>
+              <w:top w:val="single" w:sz="4" w:space="0" w:color="BFBFBF"/>
+              <w:left w:val="single" w:sz="4" w:space="0" w:color="BFBFBF"/>
+              <w:bottom w:val="single" w:sz="4" w:space="0" w:color="BFBFBF"/>
+              <w:right w:val="single" w:sz="4" w:space="0" w:color="BFBFBF"/>
+            </w:tcBorders>
+            <w:shd w:val="clear" w:color="auto" w:fill="1F6FB2"/>
+            <w:tcMar>
+              <w:top w:w="45" w:type="dxa"/>
+              <w:left w:w="70" w:type="dxa"/>
+              <w:bottom w:w="45" w:type="dxa"/>
+              <w:right w:w="70" w:type="dxa"/>
+            </w:tcMar>
+            <w:vAlign w:val="center"/>
+          </w:tcPr>
+          <w:p>
+            <w:r>
+              <w:rPr>
+                <w:b/>
+                <w:bCs/>
+                <w:color w:val="FFFFFF"/>
+                <w:sz w:val="16"/>
+                <w:szCs w:val="16"/>
+              </w:rPr>
+              <w:t>Qué existe</w:t>
+            </w:r>
+          </w:p>
+        </w:tc>
+        <w:tc>
+          <w:tcPr>
+            <w:tcW w:w="1450" w:type="dxa"/>
+            <w:tcBorders>
+              <w:top w:val="single" w:sz="4" w:space="0" w:color="BFBFBF"/>
+              <w:left w:val="single" w:sz="4" w:space="0" w:color="BFBFBF"/>
+              <w:bottom w:val="single" w:sz="4" w:space="0" w:color="BFBFBF"/>
+              <w:right w:val="single" w:sz="4" w:space="0" w:color="BFBFBF"/>
+            </w:tcBorders>
+            <w:shd w:val="clear" w:color="auto" w:fill="1F6FB2"/>
+            <w:tcMar>
+              <w:top w:w="45" w:type="dxa"/>
+              <w:left w:w="70" w:type="dxa"/>
+              <w:bottom w:w="45" w:type="dxa"/>
+              <w:right w:w="70" w:type="dxa"/>
+            </w:tcMar>
+            <w:vAlign w:val="center"/>
+          </w:tcPr>
+          <w:p>
+            <w:r>
+              <w:rPr>
+                <w:b/>
+                <w:bCs/>
+                <w:color w:val="FFFFFF"/>
+                <w:sz w:val="16"/>
+                <w:szCs w:val="16"/>
+              </w:rPr>
+              <w:t>Riesgo principal</w:t>
+            </w:r>
+          </w:p>
+        </w:tc>
+        <w:tc>
+          <w:tcPr>
+            <w:tcW w:w="850" w:type="dxa"/>
+            <w:tcBorders>
+              <w:top w:val="single" w:sz="4" w:space="0" w:color="BFBFBF"/>
+              <w:left w:val="single" w:sz="4" w:space="0" w:color="BFBFBF"/>
+              <w:bottom w:val="single" w:sz="4" w:space="0" w:color="BFBFBF"/>
+              <w:right w:val="single" w:sz="4" w:space="0" w:color="BFBFBF"/>
+            </w:tcBorders>
+            <w:shd w:val="clear" w:color="auto" w:fill="1F6FB2"/>
+            <w:tcMar>
+              <w:top w:w="45" w:type="dxa"/>
+              <w:left w:w="70" w:type="dxa"/>
+              <w:bottom w:w="45" w:type="dxa"/>
+              <w:right w:w="70" w:type="dxa"/>
+            </w:tcMar>
+            <w:vAlign w:val="center"/>
+          </w:tcPr>
+          <w:p>
+            <w:r>
+              <w:rPr>
+                <w:b/>
+                <w:bCs/>
+                <w:color w:val="FFFFFF"/>
+                <w:sz w:val="16"/>
+                <w:szCs w:val="16"/>
+              </w:rPr>
+              <w:t>Ranking del 16 de octubre</w:t>
+            </w:r>
+          </w:p>
+        </w:tc>
+        <w:tc>
+          <w:tcPr>
+            <w:tcW w:w="1858" w:type="dxa"/>
+            <w:tcBorders>
+              <w:top w:val="single" w:sz="4" w:space="0" w:color="BFBFBF"/>
+              <w:left w:val="single" w:sz="4" w:space="0" w:color="BFBFBF"/>
+              <w:bottom w:val="single" w:sz="4" w:space="0" w:color="BFBFBF"/>
+              <w:right w:val="single" w:sz="4" w:space="0" w:color="BFBFBF"/>
+            </w:tcBorders>
+            <w:shd w:val="clear" w:color="auto" w:fill="1F6FB2"/>
+            <w:tcMar>
+              <w:top w:w="45" w:type="dxa"/>
+              <w:left w:w="70" w:type="dxa"/>
+              <w:bottom w:w="45" w:type="dxa"/>
+              <w:right w:w="70" w:type="dxa"/>
+            </w:tcMar>
+            <w:vAlign w:val="center"/>
+          </w:tcPr>
+          <w:p>
+            <w:r>
+              <w:rPr>
+                <w:b/>
+                <w:bCs/>
+                <w:color w:val="FFFFFF"/>
+                <w:sz w:val="16"/>
+                <w:szCs w:val="16"/>
+              </w:rPr>
+              <w:t>Estado hoy</w:t>
+            </w:r>
+          </w:p>
+        </w:tc>
+      </w:tr>
+      <w:tr>
+        <w:trPr>
+          <w:cantSplit/>
+        </w:trPr>
+        <w:tc>
+          <w:tcPr>
+            <w:tcW w:w="380" w:type="dxa"/>
+            <w:tcBorders>
+              <w:top w:val="single" w:sz="4" w:space="0" w:color="BFBFBF"/>
+              <w:left w:val="single" w:sz="4" w:space="0" w:color="BFBFBF"/>
+              <w:bottom w:val="single" w:sz="4" w:space="0" w:color="BFBFBF"/>
+              <w:right w:val="single" w:sz="4" w:space="0" w:color="BFBFBF"/>
+            </w:tcBorders>
+            <w:tcMar>
+              <w:top w:w="45" w:type="dxa"/>
+              <w:left w:w="70" w:type="dxa"/>
+              <w:bottom w:w="45" w:type="dxa"/>
+              <w:right w:w="70" w:type="dxa"/>
+            </w:tcMar>
+            <w:vAlign w:val="center"/>
+          </w:tcPr>
+          <w:p>
+            <w:r>
+              <w:rPr>
+                <w:sz w:val="16"/>
+                <w:szCs w:val="16"/>
+              </w:rPr>
+              <w:t>1</w:t>
+            </w:r>
+          </w:p>
+        </w:tc>
+        <w:tc>
+          <w:tcPr>
+            <w:tcW w:w="1750" w:type="dxa"/>
+            <w:tcBorders>
+              <w:top w:val="single" w:sz="4" w:space="0" w:color="BFBFBF"/>
+              <w:left w:val="single" w:sz="4" w:space="0" w:color="BFBFBF"/>
+              <w:bottom w:val="single" w:sz="4" w:space="0" w:color="BFBFBF"/>
+              <w:right w:val="single" w:sz="4" w:space="0" w:color="BFBFBF"/>
+            </w:tcBorders>
+            <w:tcMar>
+              <w:top w:w="45" w:type="dxa"/>
+              <w:left w:w="70" w:type="dxa"/>
+              <w:bottom w:w="45" w:type="dxa"/>
+              <w:right w:w="70" w:type="dxa"/>
+            </w:tcMar>
+            <w:vAlign w:val="center"/>
+          </w:tcPr>
+          <w:p>
+            <w:r>
+              <w:rPr>
+                <w:sz w:val="16"/>
+                <w:szCs w:val="16"/>
+              </w:rPr>
+              <w:t>Infrarrojo medio con doble filtro: profundidad y latido, con razón entre longitudes de onda como un oxímetro</w:t>
+            </w:r>
+          </w:p>
+        </w:tc>
+        <w:tc>
+          <w:tcPr>
+            <w:tcW w:w="1450" w:type="dxa"/>
+            <w:tcBorders>
+              <w:top w:val="single" w:sz="4" w:space="0" w:color="BFBFBF"/>
+              <w:left w:val="single" w:sz="4" w:space="0" w:color="BFBFBF"/>
+              <w:bottom w:val="single" w:sz="4" w:space="0" w:color="BFBFBF"/>
+              <w:right w:val="single" w:sz="4" w:space="0" w:color="BFBFBF"/>
+            </w:tcBorders>
+            <w:tcMar>
+              <w:top w:w="45" w:type="dxa"/>
+              <w:left w:w="70" w:type="dxa"/>
+              <w:bottom w:w="45" w:type="dxa"/>
+              <w:right w:w="70" w:type="dxa"/>
+            </w:tcMar>
+            <w:vAlign w:val="center"/>
+          </w:tcPr>
+          <w:p>
+            <w:r>
+              <w:rPr>
+                <w:sz w:val="16"/>
+                <w:szCs w:val="16"/>
+              </w:rPr>
+              <w:t>Absorción de la glucosa en la sangre que llega con cada latido</w:t>
+            </w:r>
+          </w:p>
+        </w:tc>
+        <w:tc>
+          <w:tcPr>
+            <w:tcW w:w="1900" w:type="dxa"/>
+            <w:tcBorders>
+              <w:top w:val="single" w:sz="4" w:space="0" w:color="BFBFBF"/>
+              <w:left w:val="single" w:sz="4" w:space="0" w:color="BFBFBF"/>
+              <w:bottom w:val="single" w:sz="4" w:space="0" w:color="BFBFBF"/>
+              <w:right w:val="single" w:sz="4" w:space="0" w:color="BFBFBF"/>
+            </w:tcBorders>
+            <w:tcMar>
+              <w:top w:w="45" w:type="dxa"/>
+              <w:left w:w="70" w:type="dxa"/>
+              <w:bottom w:w="45" w:type="dxa"/>
+              <w:right w:w="70" w:type="dxa"/>
+            </w:tcMar>
+            <w:vAlign w:val="center"/>
+          </w:tcPr>
+          <w:p>
+            <w:r>
+              <w:rPr>
+                <w:sz w:val="16"/>
+                <w:szCs w:val="16"/>
+              </w:rPr>
+              <w:t>Sincronía cardíaca en infrarrojo medio (patente US 5313941). Selección de profundidad DIROS, solo en ratones (Uluç et al., 2024)</w:t>
+            </w:r>
+          </w:p>
+        </w:tc>
+        <w:tc>
+          <w:tcPr>
+            <w:tcW w:w="1450" w:type="dxa"/>
+            <w:tcBorders>
+              <w:top w:val="single" w:sz="4" w:space="0" w:color="BFBFBF"/>
+              <w:left w:val="single" w:sz="4" w:space="0" w:color="BFBFBF"/>
+              <w:bottom w:val="single" w:sz="4" w:space="0" w:color="BFBFBF"/>
+              <w:right w:val="single" w:sz="4" w:space="0" w:color="BFBFBF"/>
+            </w:tcBorders>
+            <w:tcMar>
+              <w:top w:w="45" w:type="dxa"/>
+              <w:left w:w="70" w:type="dxa"/>
+              <w:bottom w:w="45" w:type="dxa"/>
+              <w:right w:w="70" w:type="dxa"/>
+            </w:tcMar>
+            <w:vAlign w:val="center"/>
+          </w:tcPr>
+          <w:p>
+            <w:r>
+              <w:rPr>
+                <w:sz w:val="16"/>
+                <w:szCs w:val="16"/>
+              </w:rPr>
+              <w:t>La parte pulsátil es cerca del 1 % de la señal (patente US 5515847) y el infrarrojo medio penetra unos 45 µm</w:t>
+            </w:r>
+          </w:p>
+        </w:tc>
+        <w:tc>
+          <w:tcPr>
+            <w:tcW w:w="850" w:type="dxa"/>
+            <w:tcBorders>
+              <w:top w:val="single" w:sz="4" w:space="0" w:color="BFBFBF"/>
+              <w:left w:val="single" w:sz="4" w:space="0" w:color="BFBFBF"/>
+              <w:bottom w:val="single" w:sz="4" w:space="0" w:color="BFBFBF"/>
+              <w:right w:val="single" w:sz="4" w:space="0" w:color="BFBFBF"/>
+            </w:tcBorders>
+            <w:tcMar>
+              <w:top w:w="45" w:type="dxa"/>
+              <w:left w:w="70" w:type="dxa"/>
+              <w:bottom w:w="45" w:type="dxa"/>
+              <w:right w:w="70" w:type="dxa"/>
+            </w:tcMar>
+            <w:vAlign w:val="center"/>
+          </w:tcPr>
+          <w:p>
+            <w:r>
+              <w:rPr>
+                <w:sz w:val="16"/>
+                <w:szCs w:val="16"/>
+              </w:rPr>
+              <w:t>1°, mayor techo</w:t>
+            </w:r>
+          </w:p>
+        </w:tc>
+        <w:tc>
+          <w:tcPr>
+            <w:tcW w:w="1858" w:type="dxa"/>
+            <w:tcBorders>
+              <w:top w:val="single" w:sz="4" w:space="0" w:color="BFBFBF"/>
+              <w:left w:val="single" w:sz="4" w:space="0" w:color="BFBFBF"/>
+              <w:bottom w:val="single" w:sz="4" w:space="0" w:color="BFBFBF"/>
+              <w:right w:val="single" w:sz="4" w:space="0" w:color="BFBFBF"/>
+            </w:tcBorders>
+            <w:tcMar>
+              <w:top w:w="45" w:type="dxa"/>
+              <w:left w:w="70" w:type="dxa"/>
+              <w:bottom w:w="45" w:type="dxa"/>
+              <w:right w:w="70" w:type="dxa"/>
+            </w:tcMar>
+            <w:vAlign w:val="center"/>
+          </w:tcPr>
+          <w:p>
+            <w:r>
+              <w:rPr>
+                <w:sz w:val="16"/>
+                <w:szCs w:val="16"/>
+              </w:rPr>
+              <w:t xml:space="preserve">Solo idea. </w:t>
+            </w:r>
+            <w:r>
+              <w:rPr>
+                <w:b/>
+                <w:bCs/>
+                <w:color w:val="C0392B"/>
+                <w:sz w:val="16"/>
+                <w:szCs w:val="16"/>
+              </w:rPr>
+              <w:t>La física de penetración es desfavorable</w:t>
+            </w:r>
+          </w:p>
+        </w:tc>
+      </w:tr>
+      <w:tr>
+        <w:trPr>
+          <w:cantSplit/>
+        </w:trPr>
+        <w:tc>
+          <w:tcPr>
+            <w:tcW w:w="380" w:type="dxa"/>
+            <w:tcBorders>
+              <w:top w:val="single" w:sz="4" w:space="0" w:color="BFBFBF"/>
+              <w:left w:val="single" w:sz="4" w:space="0" w:color="BFBFBF"/>
+              <w:bottom w:val="single" w:sz="4" w:space="0" w:color="BFBFBF"/>
+              <w:right w:val="single" w:sz="4" w:space="0" w:color="BFBFBF"/>
+            </w:tcBorders>
+            <w:tcMar>
+              <w:top w:w="45" w:type="dxa"/>
+              <w:left w:w="70" w:type="dxa"/>
+              <w:bottom w:w="45" w:type="dxa"/>
+              <w:right w:w="70" w:type="dxa"/>
+            </w:tcMar>
+            <w:vAlign w:val="center"/>
+          </w:tcPr>
+          <w:p>
+            <w:r>
+              <w:rPr>
+                <w:sz w:val="16"/>
+                <w:szCs w:val="16"/>
+              </w:rPr>
+              <w:t>2</w:t>
+            </w:r>
+          </w:p>
+        </w:tc>
+        <w:tc>
+          <w:tcPr>
+            <w:tcW w:w="1750" w:type="dxa"/>
+            <w:tcBorders>
+              <w:top w:val="single" w:sz="4" w:space="0" w:color="BFBFBF"/>
+              <w:left w:val="single" w:sz="4" w:space="0" w:color="BFBFBF"/>
+              <w:bottom w:val="single" w:sz="4" w:space="0" w:color="BFBFBF"/>
+              <w:right w:val="single" w:sz="4" w:space="0" w:color="BFBFBF"/>
+            </w:tcBorders>
+            <w:tcMar>
+              <w:top w:w="45" w:type="dxa"/>
+              <w:left w:w="70" w:type="dxa"/>
+              <w:bottom w:w="45" w:type="dxa"/>
+              <w:right w:w="70" w:type="dxa"/>
+            </w:tcMar>
+            <w:vAlign w:val="center"/>
+          </w:tcPr>
+          <w:p>
+            <w:r>
+              <w:rPr>
+                <w:sz w:val="16"/>
+                <w:szCs w:val="16"/>
+              </w:rPr>
+              <w:t>Tomografía del retraso: dos profundidades ópticas para estimar el retraso sin sangre</w:t>
+            </w:r>
+          </w:p>
+        </w:tc>
+        <w:tc>
+          <w:tcPr>
+            <w:tcW w:w="1450" w:type="dxa"/>
+            <w:tcBorders>
+              <w:top w:val="single" w:sz="4" w:space="0" w:color="BFBFBF"/>
+              <w:left w:val="single" w:sz="4" w:space="0" w:color="BFBFBF"/>
+              <w:bottom w:val="single" w:sz="4" w:space="0" w:color="BFBFBF"/>
+              <w:right w:val="single" w:sz="4" w:space="0" w:color="BFBFBF"/>
+            </w:tcBorders>
+            <w:tcMar>
+              <w:top w:w="45" w:type="dxa"/>
+              <w:left w:w="70" w:type="dxa"/>
+              <w:bottom w:w="45" w:type="dxa"/>
+              <w:right w:w="70" w:type="dxa"/>
+            </w:tcMar>
+            <w:vAlign w:val="center"/>
+          </w:tcPr>
+          <w:p>
+            <w:r>
+              <w:rPr>
+                <w:sz w:val="16"/>
+                <w:szCs w:val="16"/>
+              </w:rPr>
+              <w:t>Difusión de la glucosa del capilar al intersticio (ley de Fick), una constante de tiempo por capa</w:t>
+            </w:r>
+          </w:p>
+        </w:tc>
+        <w:tc>
+          <w:tcPr>
+            <w:tcW w:w="1900" w:type="dxa"/>
+            <w:tcBorders>
+              <w:top w:val="single" w:sz="4" w:space="0" w:color="BFBFBF"/>
+              <w:left w:val="single" w:sz="4" w:space="0" w:color="BFBFBF"/>
+              <w:bottom w:val="single" w:sz="4" w:space="0" w:color="BFBFBF"/>
+              <w:right w:val="single" w:sz="4" w:space="0" w:color="BFBFBF"/>
+            </w:tcBorders>
+            <w:tcMar>
+              <w:top w:w="45" w:type="dxa"/>
+              <w:left w:w="70" w:type="dxa"/>
+              <w:bottom w:w="45" w:type="dxa"/>
+              <w:right w:w="70" w:type="dxa"/>
+            </w:tcMar>
+            <w:vAlign w:val="center"/>
+          </w:tcPr>
+          <w:p>
+            <w:r>
+              <w:rPr>
+                <w:sz w:val="16"/>
+                <w:szCs w:val="16"/>
+              </w:rPr>
+              <w:t>Dos sensores de aguja a distinta profundidad (patente US 12102429), invasivo</w:t>
+            </w:r>
+          </w:p>
+        </w:tc>
+        <w:tc>
+          <w:tcPr>
+            <w:tcW w:w="1450" w:type="dxa"/>
+            <w:tcBorders>
+              <w:top w:val="single" w:sz="4" w:space="0" w:color="BFBFBF"/>
+              <w:left w:val="single" w:sz="4" w:space="0" w:color="BFBFBF"/>
+              <w:bottom w:val="single" w:sz="4" w:space="0" w:color="BFBFBF"/>
+              <w:right w:val="single" w:sz="4" w:space="0" w:color="BFBFBF"/>
+            </w:tcBorders>
+            <w:tcMar>
+              <w:top w:w="45" w:type="dxa"/>
+              <w:left w:w="70" w:type="dxa"/>
+              <w:bottom w:w="45" w:type="dxa"/>
+              <w:right w:w="70" w:type="dxa"/>
+            </w:tcMar>
+            <w:vAlign w:val="center"/>
+          </w:tcPr>
+          <w:p>
+            <w:r>
+              <w:rPr>
+                <w:sz w:val="16"/>
+                <w:szCs w:val="16"/>
+              </w:rPr>
+              <w:t>Exige un sensor con menos de unos 5,9 mg/dL de ruido por lectura (simulación)</w:t>
+            </w:r>
+          </w:p>
+        </w:tc>
+        <w:tc>
+          <w:tcPr>
+            <w:tcW w:w="850" w:type="dxa"/>
+            <w:tcBorders>
+              <w:top w:val="single" w:sz="4" w:space="0" w:color="BFBFBF"/>
+              <w:left w:val="single" w:sz="4" w:space="0" w:color="BFBFBF"/>
+              <w:bottom w:val="single" w:sz="4" w:space="0" w:color="BFBFBF"/>
+              <w:right w:val="single" w:sz="4" w:space="0" w:color="BFBFBF"/>
+            </w:tcBorders>
+            <w:tcMar>
+              <w:top w:w="45" w:type="dxa"/>
+              <w:left w:w="70" w:type="dxa"/>
+              <w:bottom w:w="45" w:type="dxa"/>
+              <w:right w:w="70" w:type="dxa"/>
+            </w:tcMar>
+            <w:vAlign w:val="center"/>
+          </w:tcPr>
+          <w:p>
+            <w:r>
+              <w:rPr>
+                <w:sz w:val="16"/>
+                <w:szCs w:val="16"/>
+              </w:rPr>
+              <w:t>2°, prototipada</w:t>
+            </w:r>
+          </w:p>
+        </w:tc>
+        <w:tc>
+          <w:tcPr>
+            <w:tcW w:w="1858" w:type="dxa"/>
+            <w:tcBorders>
+              <w:top w:val="single" w:sz="4" w:space="0" w:color="BFBFBF"/>
+              <w:left w:val="single" w:sz="4" w:space="0" w:color="BFBFBF"/>
+              <w:bottom w:val="single" w:sz="4" w:space="0" w:color="BFBFBF"/>
+              <w:right w:val="single" w:sz="4" w:space="0" w:color="BFBFBF"/>
+            </w:tcBorders>
+            <w:tcMar>
+              <w:top w:w="45" w:type="dxa"/>
+              <w:left w:w="70" w:type="dxa"/>
+              <w:bottom w:w="45" w:type="dxa"/>
+              <w:right w:w="70" w:type="dxa"/>
+            </w:tcMar>
+            <w:vAlign w:val="center"/>
+          </w:tcPr>
+          <w:p>
+            <w:r>
+              <w:rPr>
+                <w:sz w:val="16"/>
+                <w:szCs w:val="16"/>
+              </w:rPr>
+              <w:t xml:space="preserve">Desarrollada en el repositorio. </w:t>
+            </w:r>
+            <w:r>
+              <w:rPr>
+                <w:b/>
+                <w:bCs/>
+                <w:color w:val="C0392B"/>
+                <w:sz w:val="16"/>
+                <w:szCs w:val="16"/>
+              </w:rPr>
+              <w:t>No viable como está: la separación de retraso entre capas alcanzables es de 0,25 a 7,2 min, bajo los 9 min que necesita, y el líquido dérmico ya tiene 0 a 2 min de retraso (dato de empresa, Ahmad et al., 2025)</w:t>
+            </w:r>
+          </w:p>
+        </w:tc>
+      </w:tr>
+      <w:tr>
+        <w:trPr>
+          <w:cantSplit/>
+        </w:trPr>
+        <w:tc>
+          <w:tcPr>
+            <w:tcW w:w="380" w:type="dxa"/>
+            <w:tcBorders>
+              <w:top w:val="single" w:sz="4" w:space="0" w:color="BFBFBF"/>
+              <w:left w:val="single" w:sz="4" w:space="0" w:color="BFBFBF"/>
+              <w:bottom w:val="single" w:sz="4" w:space="0" w:color="BFBFBF"/>
+              <w:right w:val="single" w:sz="4" w:space="0" w:color="BFBFBF"/>
+            </w:tcBorders>
+            <w:tcMar>
+              <w:top w:w="45" w:type="dxa"/>
+              <w:left w:w="70" w:type="dxa"/>
+              <w:bottom w:w="45" w:type="dxa"/>
+              <w:right w:w="70" w:type="dxa"/>
+            </w:tcMar>
+            <w:vAlign w:val="center"/>
+          </w:tcPr>
+          <w:p>
+            <w:r>
+              <w:rPr>
+                <w:sz w:val="16"/>
+                <w:szCs w:val="16"/>
+              </w:rPr>
+              <w:t>3</w:t>
+            </w:r>
+          </w:p>
+        </w:tc>
+        <w:tc>
+          <w:tcPr>
+            <w:tcW w:w="1750" w:type="dxa"/>
+            <w:tcBorders>
+              <w:top w:val="single" w:sz="4" w:space="0" w:color="BFBFBF"/>
+              <w:left w:val="single" w:sz="4" w:space="0" w:color="BFBFBF"/>
+              <w:bottom w:val="single" w:sz="4" w:space="0" w:color="BFBFBF"/>
+              <w:right w:val="single" w:sz="4" w:space="0" w:color="BFBFBF"/>
+            </w:tcBorders>
+            <w:tcMar>
+              <w:top w:w="45" w:type="dxa"/>
+              <w:left w:w="70" w:type="dxa"/>
+              <w:bottom w:w="45" w:type="dxa"/>
+              <w:right w:w="70" w:type="dxa"/>
+            </w:tcMar>
+            <w:vAlign w:val="center"/>
+          </w:tcPr>
+          <w:p>
+            <w:r>
+              <w:rPr>
+                <w:sz w:val="16"/>
+                <w:szCs w:val="16"/>
+              </w:rPr>
+              <w:t>Asimilación de datos: modelo fisiológico más sensor no invasivo con filtro de Kalman</w:t>
+            </w:r>
+          </w:p>
+        </w:tc>
+        <w:tc>
+          <w:tcPr>
+            <w:tcW w:w="1450" w:type="dxa"/>
+            <w:tcBorders>
+              <w:top w:val="single" w:sz="4" w:space="0" w:color="BFBFBF"/>
+              <w:left w:val="single" w:sz="4" w:space="0" w:color="BFBFBF"/>
+              <w:bottom w:val="single" w:sz="4" w:space="0" w:color="BFBFBF"/>
+              <w:right w:val="single" w:sz="4" w:space="0" w:color="BFBFBF"/>
+            </w:tcBorders>
+            <w:tcMar>
+              <w:top w:w="45" w:type="dxa"/>
+              <w:left w:w="70" w:type="dxa"/>
+              <w:bottom w:w="45" w:type="dxa"/>
+              <w:right w:w="70" w:type="dxa"/>
+            </w:tcMar>
+            <w:vAlign w:val="center"/>
+          </w:tcPr>
+          <w:p>
+            <w:r>
+              <w:rPr>
+                <w:sz w:val="16"/>
+                <w:szCs w:val="16"/>
+              </w:rPr>
+              <w:t>La glicemia cambia de forma continua y regulada, así que un modelo ayuda a filtrar ruido</w:t>
+            </w:r>
+          </w:p>
+        </w:tc>
+        <w:tc>
+          <w:tcPr>
+            <w:tcW w:w="1900" w:type="dxa"/>
+            <w:tcBorders>
+              <w:top w:val="single" w:sz="4" w:space="0" w:color="BFBFBF"/>
+              <w:left w:val="single" w:sz="4" w:space="0" w:color="BFBFBF"/>
+              <w:bottom w:val="single" w:sz="4" w:space="0" w:color="BFBFBF"/>
+              <w:right w:val="single" w:sz="4" w:space="0" w:color="BFBFBF"/>
+            </w:tcBorders>
+            <w:tcMar>
+              <w:top w:w="45" w:type="dxa"/>
+              <w:left w:w="70" w:type="dxa"/>
+              <w:bottom w:w="45" w:type="dxa"/>
+              <w:right w:w="70" w:type="dxa"/>
+            </w:tcMar>
+            <w:vAlign w:val="center"/>
+          </w:tcPr>
+          <w:p>
+            <w:r>
+              <w:rPr>
+                <w:sz w:val="16"/>
+                <w:szCs w:val="16"/>
+              </w:rPr>
+              <w:t>Kalman en CGM comerciales con mejora de MARD de 9,72 a 9,66 % (patente US 10349872). Detección de fallas por innovaciones en simulación (Facchinetti et al., 2013)</w:t>
+            </w:r>
+          </w:p>
+        </w:tc>
+        <w:tc>
+          <w:tcPr>
+            <w:tcW w:w="1450" w:type="dxa"/>
+            <w:tcBorders>
+              <w:top w:val="single" w:sz="4" w:space="0" w:color="BFBFBF"/>
+              <w:left w:val="single" w:sz="4" w:space="0" w:color="BFBFBF"/>
+              <w:bottom w:val="single" w:sz="4" w:space="0" w:color="BFBFBF"/>
+              <w:right w:val="single" w:sz="4" w:space="0" w:color="BFBFBF"/>
+            </w:tcBorders>
+            <w:tcMar>
+              <w:top w:w="45" w:type="dxa"/>
+              <w:left w:w="70" w:type="dxa"/>
+              <w:bottom w:w="45" w:type="dxa"/>
+              <w:right w:w="70" w:type="dxa"/>
+            </w:tcMar>
+            <w:vAlign w:val="center"/>
+          </w:tcPr>
+          <w:p>
+            <w:r>
+              <w:rPr>
+                <w:sz w:val="16"/>
+                <w:szCs w:val="16"/>
+              </w:rPr>
+              <w:t>Si el sensor no informa, el modelo solo dibuja una curva plausible, y no corrige sesgos comunes del sensor (Cameron et al., 2012)</w:t>
+            </w:r>
+          </w:p>
+        </w:tc>
+        <w:tc>
+          <w:tcPr>
+            <w:tcW w:w="850" w:type="dxa"/>
+            <w:tcBorders>
+              <w:top w:val="single" w:sz="4" w:space="0" w:color="BFBFBF"/>
+              <w:left w:val="single" w:sz="4" w:space="0" w:color="BFBFBF"/>
+              <w:bottom w:val="single" w:sz="4" w:space="0" w:color="BFBFBF"/>
+              <w:right w:val="single" w:sz="4" w:space="0" w:color="BFBFBF"/>
+            </w:tcBorders>
+            <w:tcMar>
+              <w:top w:w="45" w:type="dxa"/>
+              <w:left w:w="70" w:type="dxa"/>
+              <w:bottom w:w="45" w:type="dxa"/>
+              <w:right w:w="70" w:type="dxa"/>
+            </w:tcMar>
+            <w:vAlign w:val="center"/>
+          </w:tcPr>
+          <w:p>
+            <w:r>
+              <w:rPr>
+                <w:sz w:val="16"/>
+                <w:szCs w:val="16"/>
+              </w:rPr>
+              <w:t>3°, multiplicador</w:t>
+            </w:r>
+          </w:p>
+        </w:tc>
+        <w:tc>
+          <w:tcPr>
+            <w:tcW w:w="1858" w:type="dxa"/>
+            <w:tcBorders>
+              <w:top w:val="single" w:sz="4" w:space="0" w:color="BFBFBF"/>
+              <w:left w:val="single" w:sz="4" w:space="0" w:color="BFBFBF"/>
+              <w:bottom w:val="single" w:sz="4" w:space="0" w:color="BFBFBF"/>
+              <w:right w:val="single" w:sz="4" w:space="0" w:color="BFBFBF"/>
+            </w:tcBorders>
+            <w:tcMar>
+              <w:top w:w="45" w:type="dxa"/>
+              <w:left w:w="70" w:type="dxa"/>
+              <w:bottom w:w="45" w:type="dxa"/>
+              <w:right w:w="70" w:type="dxa"/>
+            </w:tcMar>
+            <w:vAlign w:val="center"/>
+          </w:tcPr>
+          <w:p>
+            <w:r>
+              <w:rPr>
+                <w:sz w:val="16"/>
+                <w:szCs w:val="16"/>
+              </w:rPr>
+              <w:t>En parte desarrollada: el filtro de Kalman del repositorio. Sirve como herramienta, no como solución</w:t>
+            </w:r>
+          </w:p>
+        </w:tc>
+      </w:tr>
+      <w:tr>
+        <w:trPr>
+          <w:cantSplit/>
+        </w:trPr>
+        <w:tc>
+          <w:tcPr>
+            <w:tcW w:w="380" w:type="dxa"/>
+            <w:tcBorders>
+              <w:top w:val="single" w:sz="4" w:space="0" w:color="BFBFBF"/>
+              <w:left w:val="single" w:sz="4" w:space="0" w:color="BFBFBF"/>
+              <w:bottom w:val="single" w:sz="4" w:space="0" w:color="BFBFBF"/>
+              <w:right w:val="single" w:sz="4" w:space="0" w:color="BFBFBF"/>
+            </w:tcBorders>
+            <w:tcMar>
+              <w:top w:w="45" w:type="dxa"/>
+              <w:left w:w="70" w:type="dxa"/>
+              <w:bottom w:w="45" w:type="dxa"/>
+              <w:right w:w="70" w:type="dxa"/>
+            </w:tcMar>
+            <w:vAlign w:val="center"/>
+          </w:tcPr>
+          <w:p>
+            <w:r>
+              <w:rPr>
+                <w:sz w:val="16"/>
+                <w:szCs w:val="16"/>
+              </w:rPr>
+              <w:t>4</w:t>
+            </w:r>
+          </w:p>
+        </w:tc>
+        <w:tc>
+          <w:tcPr>
+            <w:tcW w:w="1750" w:type="dxa"/>
+            <w:tcBorders>
+              <w:top w:val="single" w:sz="4" w:space="0" w:color="BFBFBF"/>
+              <w:left w:val="single" w:sz="4" w:space="0" w:color="BFBFBF"/>
+              <w:bottom w:val="single" w:sz="4" w:space="0" w:color="BFBFBF"/>
+              <w:right w:val="single" w:sz="4" w:space="0" w:color="BFBFBF"/>
+            </w:tcBorders>
+            <w:tcMar>
+              <w:top w:w="45" w:type="dxa"/>
+              <w:left w:w="70" w:type="dxa"/>
+              <w:bottom w:w="45" w:type="dxa"/>
+              <w:right w:w="70" w:type="dxa"/>
+            </w:tcMar>
+            <w:vAlign w:val="center"/>
+          </w:tcPr>
+          <w:p>
+            <w:r>
+              <w:rPr>
+                <w:sz w:val="16"/>
+                <w:szCs w:val="16"/>
+              </w:rPr>
+              <w:t>Audífono nocturno: medir cómo reacciona el cerebro a la hipoglucemia (EEG en el oído, pulso, temperatura del tímpano e infrarrojo medio)</w:t>
+            </w:r>
+          </w:p>
+        </w:tc>
+        <w:tc>
+          <w:tcPr>
+            <w:tcW w:w="1450" w:type="dxa"/>
+            <w:tcBorders>
+              <w:top w:val="single" w:sz="4" w:space="0" w:color="BFBFBF"/>
+              <w:left w:val="single" w:sz="4" w:space="0" w:color="BFBFBF"/>
+              <w:bottom w:val="single" w:sz="4" w:space="0" w:color="BFBFBF"/>
+              <w:right w:val="single" w:sz="4" w:space="0" w:color="BFBFBF"/>
+            </w:tcBorders>
+            <w:tcMar>
+              <w:top w:w="45" w:type="dxa"/>
+              <w:left w:w="70" w:type="dxa"/>
+              <w:bottom w:w="45" w:type="dxa"/>
+              <w:right w:w="70" w:type="dxa"/>
+            </w:tcMar>
+            <w:vAlign w:val="center"/>
+          </w:tcPr>
+          <w:p>
+            <w:r>
+              <w:rPr>
+                <w:sz w:val="16"/>
+                <w:szCs w:val="16"/>
+              </w:rPr>
+              <w:t>La falta de glucosa altera la actividad eléctrica del cerebro y no depende del sudor</w:t>
+            </w:r>
+          </w:p>
+        </w:tc>
+        <w:tc>
+          <w:tcPr>
+            <w:tcW w:w="1900" w:type="dxa"/>
+            <w:tcBorders>
+              <w:top w:val="single" w:sz="4" w:space="0" w:color="BFBFBF"/>
+              <w:left w:val="single" w:sz="4" w:space="0" w:color="BFBFBF"/>
+              <w:bottom w:val="single" w:sz="4" w:space="0" w:color="BFBFBF"/>
+              <w:right w:val="single" w:sz="4" w:space="0" w:color="BFBFBF"/>
+            </w:tcBorders>
+            <w:tcMar>
+              <w:top w:w="45" w:type="dxa"/>
+              <w:left w:w="70" w:type="dxa"/>
+              <w:bottom w:w="45" w:type="dxa"/>
+              <w:right w:w="70" w:type="dxa"/>
+            </w:tcMar>
+            <w:vAlign w:val="center"/>
+          </w:tcPr>
+          <w:p>
+            <w:r>
+              <w:rPr>
+                <w:sz w:val="16"/>
+                <w:szCs w:val="16"/>
+              </w:rPr>
+              <w:t>EEG en el oído: 5 sujetos, los canales con ambos electrodos en el mismo oído no superaron el azar y los de referencia en el otro lado lograron sensibilidad de 90 % o más (preprint). EEG subcutáneo detrás de la oreja: 9 de 10 hipoglucemias detectadas durmiendo y 0,2 falsas detecciones por semana de noche</w:t>
+            </w:r>
+          </w:p>
+        </w:tc>
+        <w:tc>
+          <w:tcPr>
+            <w:tcW w:w="1450" w:type="dxa"/>
+            <w:tcBorders>
+              <w:top w:val="single" w:sz="4" w:space="0" w:color="BFBFBF"/>
+              <w:left w:val="single" w:sz="4" w:space="0" w:color="BFBFBF"/>
+              <w:bottom w:val="single" w:sz="4" w:space="0" w:color="BFBFBF"/>
+              <w:right w:val="single" w:sz="4" w:space="0" w:color="BFBFBF"/>
+            </w:tcBorders>
+            <w:tcMar>
+              <w:top w:w="45" w:type="dxa"/>
+              <w:left w:w="70" w:type="dxa"/>
+              <w:bottom w:w="45" w:type="dxa"/>
+              <w:right w:w="70" w:type="dxa"/>
+            </w:tcMar>
+            <w:vAlign w:val="center"/>
+          </w:tcPr>
+          <w:p>
+            <w:r>
+              <w:rPr>
+                <w:sz w:val="16"/>
+                <w:szCs w:val="16"/>
+              </w:rPr>
+              <w:t>Señal débil sin electrodos en el cuero cabelludo</w:t>
+            </w:r>
+          </w:p>
+        </w:tc>
+        <w:tc>
+          <w:tcPr>
+            <w:tcW w:w="850" w:type="dxa"/>
+            <w:tcBorders>
+              <w:top w:val="single" w:sz="4" w:space="0" w:color="BFBFBF"/>
+              <w:left w:val="single" w:sz="4" w:space="0" w:color="BFBFBF"/>
+              <w:bottom w:val="single" w:sz="4" w:space="0" w:color="BFBFBF"/>
+              <w:right w:val="single" w:sz="4" w:space="0" w:color="BFBFBF"/>
+            </w:tcBorders>
+            <w:tcMar>
+              <w:top w:w="45" w:type="dxa"/>
+              <w:left w:w="70" w:type="dxa"/>
+              <w:bottom w:w="45" w:type="dxa"/>
+              <w:right w:w="70" w:type="dxa"/>
+            </w:tcMar>
+            <w:vAlign w:val="center"/>
+          </w:tcPr>
+          <w:p>
+            <w:r>
+              <w:rPr>
+                <w:sz w:val="16"/>
+                <w:szCs w:val="16"/>
+              </w:rPr>
+              <w:t>4°, nicho valioso</w:t>
+            </w:r>
+          </w:p>
+        </w:tc>
+        <w:tc>
+          <w:tcPr>
+            <w:tcW w:w="1858" w:type="dxa"/>
+            <w:tcBorders>
+              <w:top w:val="single" w:sz="4" w:space="0" w:color="BFBFBF"/>
+              <w:left w:val="single" w:sz="4" w:space="0" w:color="BFBFBF"/>
+              <w:bottom w:val="single" w:sz="4" w:space="0" w:color="BFBFBF"/>
+              <w:right w:val="single" w:sz="4" w:space="0" w:color="BFBFBF"/>
+            </w:tcBorders>
+            <w:tcMar>
+              <w:top w:w="45" w:type="dxa"/>
+              <w:left w:w="70" w:type="dxa"/>
+              <w:bottom w:w="45" w:type="dxa"/>
+              <w:right w:w="70" w:type="dxa"/>
+            </w:tcMar>
+            <w:vAlign w:val="center"/>
+          </w:tcPr>
+          <w:p>
+            <w:r>
+              <w:rPr>
+                <w:sz w:val="16"/>
+                <w:szCs w:val="16"/>
+              </w:rPr>
+              <w:t xml:space="preserve">Analizada en el dry lab. </w:t>
+            </w:r>
+            <w:r>
+              <w:rPr>
+                <w:b/>
+                <w:bCs/>
+                <w:color w:val="C0392B"/>
+                <w:sz w:val="16"/>
+                <w:szCs w:val="16"/>
+              </w:rPr>
+              <w:t>Con EEG del oído la alarma combinada acierta 54 a 57 de cada 100 veces, bajo el 70 % pedido</w:t>
+            </w:r>
+            <w:r>
+              <w:rPr>
+                <w:sz w:val="16"/>
+                <w:szCs w:val="16"/>
+              </w:rPr>
+              <w:t>. Solo pasa en papel con EEG subcutáneo, que no es no invasivo</w:t>
+            </w:r>
+          </w:p>
+        </w:tc>
+      </w:tr>
+      <w:tr>
+        <w:trPr>
+          <w:cantSplit/>
+        </w:trPr>
+        <w:tc>
+          <w:tcPr>
+            <w:tcW w:w="380" w:type="dxa"/>
+            <w:tcBorders>
+              <w:top w:val="single" w:sz="4" w:space="0" w:color="BFBFBF"/>
+              <w:left w:val="single" w:sz="4" w:space="0" w:color="BFBFBF"/>
+              <w:bottom w:val="single" w:sz="4" w:space="0" w:color="BFBFBF"/>
+              <w:right w:val="single" w:sz="4" w:space="0" w:color="BFBFBF"/>
+            </w:tcBorders>
+            <w:tcMar>
+              <w:top w:w="45" w:type="dxa"/>
+              <w:left w:w="70" w:type="dxa"/>
+              <w:bottom w:w="45" w:type="dxa"/>
+              <w:right w:w="70" w:type="dxa"/>
+            </w:tcMar>
+            <w:vAlign w:val="center"/>
+          </w:tcPr>
+          <w:p>
+            <w:r>
+              <w:rPr>
+                <w:sz w:val="16"/>
+                <w:szCs w:val="16"/>
+              </w:rPr>
+              <w:t>5</w:t>
+            </w:r>
+          </w:p>
+        </w:tc>
+        <w:tc>
+          <w:tcPr>
+            <w:tcW w:w="1750" w:type="dxa"/>
+            <w:tcBorders>
+              <w:top w:val="single" w:sz="4" w:space="0" w:color="BFBFBF"/>
+              <w:left w:val="single" w:sz="4" w:space="0" w:color="BFBFBF"/>
+              <w:bottom w:val="single" w:sz="4" w:space="0" w:color="BFBFBF"/>
+              <w:right w:val="single" w:sz="4" w:space="0" w:color="BFBFBF"/>
+            </w:tcBorders>
+            <w:tcMar>
+              <w:top w:w="45" w:type="dxa"/>
+              <w:left w:w="70" w:type="dxa"/>
+              <w:bottom w:w="45" w:type="dxa"/>
+              <w:right w:w="70" w:type="dxa"/>
+            </w:tcMar>
+            <w:vAlign w:val="center"/>
+          </w:tcPr>
+          <w:p>
+            <w:r>
+              <w:rPr>
+                <w:sz w:val="16"/>
+                <w:szCs w:val="16"/>
+              </w:rPr>
+              <w:t>Peine de frecuencias dual en infrarrojo medio</w:t>
+            </w:r>
+          </w:p>
+        </w:tc>
+        <w:tc>
+          <w:tcPr>
+            <w:tcW w:w="1450" w:type="dxa"/>
+            <w:tcBorders>
+              <w:top w:val="single" w:sz="4" w:space="0" w:color="BFBFBF"/>
+              <w:left w:val="single" w:sz="4" w:space="0" w:color="BFBFBF"/>
+              <w:bottom w:val="single" w:sz="4" w:space="0" w:color="BFBFBF"/>
+              <w:right w:val="single" w:sz="4" w:space="0" w:color="BFBFBF"/>
+            </w:tcBorders>
+            <w:tcMar>
+              <w:top w:w="45" w:type="dxa"/>
+              <w:left w:w="70" w:type="dxa"/>
+              <w:bottom w:w="45" w:type="dxa"/>
+              <w:right w:w="70" w:type="dxa"/>
+            </w:tcMar>
+            <w:vAlign w:val="center"/>
+          </w:tcPr>
+          <w:p>
+            <w:r>
+              <w:rPr>
+                <w:sz w:val="16"/>
+                <w:szCs w:val="16"/>
+              </w:rPr>
+              <w:t>La misma absorción de la glucosa, leída con un peine de frecuencias</w:t>
+            </w:r>
+          </w:p>
+        </w:tc>
+        <w:tc>
+          <w:tcPr>
+            <w:tcW w:w="1900" w:type="dxa"/>
+            <w:tcBorders>
+              <w:top w:val="single" w:sz="4" w:space="0" w:color="BFBFBF"/>
+              <w:left w:val="single" w:sz="4" w:space="0" w:color="BFBFBF"/>
+              <w:bottom w:val="single" w:sz="4" w:space="0" w:color="BFBFBF"/>
+              <w:right w:val="single" w:sz="4" w:space="0" w:color="BFBFBF"/>
+            </w:tcBorders>
+            <w:tcMar>
+              <w:top w:w="45" w:type="dxa"/>
+              <w:left w:w="70" w:type="dxa"/>
+              <w:bottom w:w="45" w:type="dxa"/>
+              <w:right w:w="70" w:type="dxa"/>
+            </w:tcMar>
+            <w:vAlign w:val="center"/>
+          </w:tcPr>
+          <w:p>
+            <w:r>
+              <w:rPr>
+                <w:sz w:val="16"/>
+                <w:szCs w:val="16"/>
+              </w:rPr>
+              <w:t>Láser de cascada cuántica en la palma, 84 % clínicamente exacto en 3 sujetos (Liakat et al.). Lectura de infrarrojo medio con detectores de infrarrojo cercano (Liu et al.)</w:t>
+            </w:r>
+          </w:p>
+        </w:tc>
+        <w:tc>
+          <w:tcPr>
+            <w:tcW w:w="1450" w:type="dxa"/>
+            <w:tcBorders>
+              <w:top w:val="single" w:sz="4" w:space="0" w:color="BFBFBF"/>
+              <w:left w:val="single" w:sz="4" w:space="0" w:color="BFBFBF"/>
+              <w:bottom w:val="single" w:sz="4" w:space="0" w:color="BFBFBF"/>
+              <w:right w:val="single" w:sz="4" w:space="0" w:color="BFBFBF"/>
+            </w:tcBorders>
+            <w:tcMar>
+              <w:top w:w="45" w:type="dxa"/>
+              <w:left w:w="70" w:type="dxa"/>
+              <w:bottom w:w="45" w:type="dxa"/>
+              <w:right w:w="70" w:type="dxa"/>
+            </w:tcMar>
+            <w:vAlign w:val="center"/>
+          </w:tcPr>
+          <w:p>
+            <w:r>
+              <w:rPr>
+                <w:sz w:val="16"/>
+                <w:szCs w:val="16"/>
+              </w:rPr>
+              <w:t>Costo y tamaño</w:t>
+            </w:r>
+          </w:p>
+        </w:tc>
+        <w:tc>
+          <w:tcPr>
+            <w:tcW w:w="850" w:type="dxa"/>
+            <w:tcBorders>
+              <w:top w:val="single" w:sz="4" w:space="0" w:color="BFBFBF"/>
+              <w:left w:val="single" w:sz="4" w:space="0" w:color="BFBFBF"/>
+              <w:bottom w:val="single" w:sz="4" w:space="0" w:color="BFBFBF"/>
+              <w:right w:val="single" w:sz="4" w:space="0" w:color="BFBFBF"/>
+            </w:tcBorders>
+            <w:tcMar>
+              <w:top w:w="45" w:type="dxa"/>
+              <w:left w:w="70" w:type="dxa"/>
+              <w:bottom w:w="45" w:type="dxa"/>
+              <w:right w:w="70" w:type="dxa"/>
+            </w:tcMar>
+            <w:vAlign w:val="center"/>
+          </w:tcPr>
+          <w:p>
+            <w:r>
+              <w:rPr>
+                <w:sz w:val="16"/>
+                <w:szCs w:val="16"/>
+              </w:rPr>
+              <w:t>5°, habilitador de hardware</w:t>
+            </w:r>
+          </w:p>
+        </w:tc>
+        <w:tc>
+          <w:tcPr>
+            <w:tcW w:w="1858" w:type="dxa"/>
+            <w:tcBorders>
+              <w:top w:val="single" w:sz="4" w:space="0" w:color="BFBFBF"/>
+              <w:left w:val="single" w:sz="4" w:space="0" w:color="BFBFBF"/>
+              <w:bottom w:val="single" w:sz="4" w:space="0" w:color="BFBFBF"/>
+              <w:right w:val="single" w:sz="4" w:space="0" w:color="BFBFBF"/>
+            </w:tcBorders>
+            <w:tcMar>
+              <w:top w:w="45" w:type="dxa"/>
+              <w:left w:w="70" w:type="dxa"/>
+              <w:bottom w:w="45" w:type="dxa"/>
+              <w:right w:w="70" w:type="dxa"/>
+            </w:tcMar>
+            <w:vAlign w:val="center"/>
+          </w:tcPr>
+          <w:p>
+            <w:r>
+              <w:rPr>
+                <w:sz w:val="16"/>
+                <w:szCs w:val="16"/>
+              </w:rPr>
+              <w:t>Solo idea. No analizada en este dry lab</w:t>
+            </w:r>
+          </w:p>
+        </w:tc>
+      </w:tr>
+      <w:tr>
+        <w:trPr>
+          <w:cantSplit/>
+        </w:trPr>
+        <w:tc>
+          <w:tcPr>
+            <w:tcW w:w="380" w:type="dxa"/>
+            <w:tcBorders>
+              <w:top w:val="single" w:sz="4" w:space="0" w:color="BFBFBF"/>
+              <w:left w:val="single" w:sz="4" w:space="0" w:color="BFBFBF"/>
+              <w:bottom w:val="single" w:sz="4" w:space="0" w:color="BFBFBF"/>
+              <w:right w:val="single" w:sz="4" w:space="0" w:color="BFBFBF"/>
+            </w:tcBorders>
+            <w:tcMar>
+              <w:top w:w="45" w:type="dxa"/>
+              <w:left w:w="70" w:type="dxa"/>
+              <w:bottom w:w="45" w:type="dxa"/>
+              <w:right w:w="70" w:type="dxa"/>
+            </w:tcMar>
+            <w:vAlign w:val="center"/>
+          </w:tcPr>
+          <w:p>
+            <w:r>
+              <w:rPr>
+                <w:sz w:val="16"/>
+                <w:szCs w:val="16"/>
+              </w:rPr>
+              <w:t>6</w:t>
+            </w:r>
+          </w:p>
+        </w:tc>
+        <w:tc>
+          <w:tcPr>
+            <w:tcW w:w="1750" w:type="dxa"/>
+            <w:tcBorders>
+              <w:top w:val="single" w:sz="4" w:space="0" w:color="BFBFBF"/>
+              <w:left w:val="single" w:sz="4" w:space="0" w:color="BFBFBF"/>
+              <w:bottom w:val="single" w:sz="4" w:space="0" w:color="BFBFBF"/>
+              <w:right w:val="single" w:sz="4" w:space="0" w:color="BFBFBF"/>
+            </w:tcBorders>
+            <w:tcMar>
+              <w:top w:w="45" w:type="dxa"/>
+              <w:left w:w="70" w:type="dxa"/>
+              <w:bottom w:w="45" w:type="dxa"/>
+              <w:right w:w="70" w:type="dxa"/>
+            </w:tcMar>
+            <w:vAlign w:val="center"/>
+          </w:tcPr>
+          <w:p>
+            <w:r>
+              <w:rPr>
+                <w:sz w:val="16"/>
+                <w:szCs w:val="16"/>
+              </w:rPr>
+              <w:t>Quiralidad: la glucosa absorbe distinto la luz circular izquierda y la derecha, el agua no</w:t>
+            </w:r>
+          </w:p>
+        </w:tc>
+        <w:tc>
+          <w:tcPr>
+            <w:tcW w:w="1450" w:type="dxa"/>
+            <w:tcBorders>
+              <w:top w:val="single" w:sz="4" w:space="0" w:color="BFBFBF"/>
+              <w:left w:val="single" w:sz="4" w:space="0" w:color="BFBFBF"/>
+              <w:bottom w:val="single" w:sz="4" w:space="0" w:color="BFBFBF"/>
+              <w:right w:val="single" w:sz="4" w:space="0" w:color="BFBFBF"/>
+            </w:tcBorders>
+            <w:tcMar>
+              <w:top w:w="45" w:type="dxa"/>
+              <w:left w:w="70" w:type="dxa"/>
+              <w:bottom w:w="45" w:type="dxa"/>
+              <w:right w:w="70" w:type="dxa"/>
+            </w:tcMar>
+            <w:vAlign w:val="center"/>
+          </w:tcPr>
+          <w:p>
+            <w:r>
+              <w:rPr>
+                <w:sz w:val="16"/>
+                <w:szCs w:val="16"/>
+              </w:rPr>
+              <w:t>Actividad óptica de la molécula de glucosa</w:t>
+            </w:r>
+          </w:p>
+        </w:tc>
+        <w:tc>
+          <w:tcPr>
+            <w:tcW w:w="1900" w:type="dxa"/>
+            <w:tcBorders>
+              <w:top w:val="single" w:sz="4" w:space="0" w:color="BFBFBF"/>
+              <w:left w:val="single" w:sz="4" w:space="0" w:color="BFBFBF"/>
+              <w:bottom w:val="single" w:sz="4" w:space="0" w:color="BFBFBF"/>
+              <w:right w:val="single" w:sz="4" w:space="0" w:color="BFBFBF"/>
+            </w:tcBorders>
+            <w:tcMar>
+              <w:top w:w="45" w:type="dxa"/>
+              <w:left w:w="70" w:type="dxa"/>
+              <w:bottom w:w="45" w:type="dxa"/>
+              <w:right w:w="70" w:type="dxa"/>
+            </w:tcMar>
+            <w:vAlign w:val="center"/>
+          </w:tcPr>
+          <w:p>
+            <w:r>
+              <w:rPr>
+                <w:sz w:val="16"/>
+                <w:szCs w:val="16"/>
+              </w:rPr>
+              <w:t>Detectado in vitro con sobretonos (arXiv 1601.06143). Se propuso leerlo por ultrasonido (Yakovlev et al.)</w:t>
+            </w:r>
+          </w:p>
+        </w:tc>
+        <w:tc>
+          <w:tcPr>
+            <w:tcW w:w="1450" w:type="dxa"/>
+            <w:tcBorders>
+              <w:top w:val="single" w:sz="4" w:space="0" w:color="BFBFBF"/>
+              <w:left w:val="single" w:sz="4" w:space="0" w:color="BFBFBF"/>
+              <w:bottom w:val="single" w:sz="4" w:space="0" w:color="BFBFBF"/>
+              <w:right w:val="single" w:sz="4" w:space="0" w:color="BFBFBF"/>
+            </w:tcBorders>
+            <w:tcMar>
+              <w:top w:w="45" w:type="dxa"/>
+              <w:left w:w="70" w:type="dxa"/>
+              <w:bottom w:w="45" w:type="dxa"/>
+              <w:right w:w="70" w:type="dxa"/>
+            </w:tcMar>
+            <w:vAlign w:val="center"/>
+          </w:tcPr>
+          <w:p>
+            <w:r>
+              <w:rPr>
+                <w:sz w:val="16"/>
+                <w:szCs w:val="16"/>
+              </w:rPr>
+              <w:t>Diferencia del orden de 10⁻⁶, y el colágeno también es quiral</w:t>
+            </w:r>
+          </w:p>
+        </w:tc>
+        <w:tc>
+          <w:tcPr>
+            <w:tcW w:w="850" w:type="dxa"/>
+            <w:tcBorders>
+              <w:top w:val="single" w:sz="4" w:space="0" w:color="BFBFBF"/>
+              <w:left w:val="single" w:sz="4" w:space="0" w:color="BFBFBF"/>
+              <w:bottom w:val="single" w:sz="4" w:space="0" w:color="BFBFBF"/>
+              <w:right w:val="single" w:sz="4" w:space="0" w:color="BFBFBF"/>
+            </w:tcBorders>
+            <w:tcMar>
+              <w:top w:w="45" w:type="dxa"/>
+              <w:left w:w="70" w:type="dxa"/>
+              <w:bottom w:w="45" w:type="dxa"/>
+              <w:right w:w="70" w:type="dxa"/>
+            </w:tcMar>
+            <w:vAlign w:val="center"/>
+          </w:tcPr>
+          <w:p>
+            <w:r>
+              <w:rPr>
+                <w:sz w:val="16"/>
+                <w:szCs w:val="16"/>
+              </w:rPr>
+              <w:t>6°</w:t>
+            </w:r>
+          </w:p>
+        </w:tc>
+        <w:tc>
+          <w:tcPr>
+            <w:tcW w:w="1858" w:type="dxa"/>
+            <w:tcBorders>
+              <w:top w:val="single" w:sz="4" w:space="0" w:color="BFBFBF"/>
+              <w:left w:val="single" w:sz="4" w:space="0" w:color="BFBFBF"/>
+              <w:bottom w:val="single" w:sz="4" w:space="0" w:color="BFBFBF"/>
+              <w:right w:val="single" w:sz="4" w:space="0" w:color="BFBFBF"/>
+            </w:tcBorders>
+            <w:tcMar>
+              <w:top w:w="45" w:type="dxa"/>
+              <w:left w:w="70" w:type="dxa"/>
+              <w:bottom w:w="45" w:type="dxa"/>
+              <w:right w:w="70" w:type="dxa"/>
+            </w:tcMar>
+            <w:vAlign w:val="center"/>
+          </w:tcPr>
+          <w:p>
+            <w:r>
+              <w:rPr>
+                <w:sz w:val="16"/>
+                <w:szCs w:val="16"/>
+              </w:rPr>
+              <w:t>Solo idea. No analizada en este dry lab</w:t>
+            </w:r>
+          </w:p>
+        </w:tc>
+      </w:tr>
+      <w:tr>
+        <w:trPr>
+          <w:cantSplit/>
+        </w:trPr>
+        <w:tc>
+          <w:tcPr>
+            <w:tcW w:w="380" w:type="dxa"/>
+            <w:tcBorders>
+              <w:top w:val="single" w:sz="4" w:space="0" w:color="BFBFBF"/>
+              <w:left w:val="single" w:sz="4" w:space="0" w:color="BFBFBF"/>
+              <w:bottom w:val="single" w:sz="4" w:space="0" w:color="BFBFBF"/>
+              <w:right w:val="single" w:sz="4" w:space="0" w:color="BFBFBF"/>
+            </w:tcBorders>
+            <w:tcMar>
+              <w:top w:w="45" w:type="dxa"/>
+              <w:left w:w="70" w:type="dxa"/>
+              <w:bottom w:w="45" w:type="dxa"/>
+              <w:right w:w="70" w:type="dxa"/>
+            </w:tcMar>
+            <w:vAlign w:val="center"/>
+          </w:tcPr>
+          <w:p>
+            <w:r>
+              <w:rPr>
+                <w:sz w:val="16"/>
+                <w:szCs w:val="16"/>
+              </w:rPr>
+              <w:t>7</w:t>
+            </w:r>
+          </w:p>
+        </w:tc>
+        <w:tc>
+          <w:tcPr>
+            <w:tcW w:w="1750" w:type="dxa"/>
+            <w:tcBorders>
+              <w:top w:val="single" w:sz="4" w:space="0" w:color="BFBFBF"/>
+              <w:left w:val="single" w:sz="4" w:space="0" w:color="BFBFBF"/>
+              <w:bottom w:val="single" w:sz="4" w:space="0" w:color="BFBFBF"/>
+              <w:right w:val="single" w:sz="4" w:space="0" w:color="BFBFBF"/>
+            </w:tcBorders>
+            <w:tcMar>
+              <w:top w:w="45" w:type="dxa"/>
+              <w:left w:w="70" w:type="dxa"/>
+              <w:bottom w:w="45" w:type="dxa"/>
+              <w:right w:w="70" w:type="dxa"/>
+            </w:tcMar>
+            <w:vAlign w:val="center"/>
+          </w:tcPr>
+          <w:p>
+            <w:r>
+              <w:rPr>
+                <w:sz w:val="16"/>
+                <w:szCs w:val="16"/>
+              </w:rPr>
+              <w:t>Aquafotómica: la red de agua como amplificador de la glucosa</w:t>
+            </w:r>
+          </w:p>
+        </w:tc>
+        <w:tc>
+          <w:tcPr>
+            <w:tcW w:w="1450" w:type="dxa"/>
+            <w:tcBorders>
+              <w:top w:val="single" w:sz="4" w:space="0" w:color="BFBFBF"/>
+              <w:left w:val="single" w:sz="4" w:space="0" w:color="BFBFBF"/>
+              <w:bottom w:val="single" w:sz="4" w:space="0" w:color="BFBFBF"/>
+              <w:right w:val="single" w:sz="4" w:space="0" w:color="BFBFBF"/>
+            </w:tcBorders>
+            <w:tcMar>
+              <w:top w:w="45" w:type="dxa"/>
+              <w:left w:w="70" w:type="dxa"/>
+              <w:bottom w:w="45" w:type="dxa"/>
+              <w:right w:w="70" w:type="dxa"/>
+            </w:tcMar>
+            <w:vAlign w:val="center"/>
+          </w:tcPr>
+          <w:p>
+            <w:r>
+              <w:rPr>
+                <w:sz w:val="16"/>
+                <w:szCs w:val="16"/>
+              </w:rPr>
+              <w:t>La glucosa cambia cómo se ordena el agua a su alrededor</w:t>
+            </w:r>
+          </w:p>
+        </w:tc>
+        <w:tc>
+          <w:tcPr>
+            <w:tcW w:w="1900" w:type="dxa"/>
+            <w:tcBorders>
+              <w:top w:val="single" w:sz="4" w:space="0" w:color="BFBFBF"/>
+              <w:left w:val="single" w:sz="4" w:space="0" w:color="BFBFBF"/>
+              <w:bottom w:val="single" w:sz="4" w:space="0" w:color="BFBFBF"/>
+              <w:right w:val="single" w:sz="4" w:space="0" w:color="BFBFBF"/>
+            </w:tcBorders>
+            <w:tcMar>
+              <w:top w:w="45" w:type="dxa"/>
+              <w:left w:w="70" w:type="dxa"/>
+              <w:bottom w:w="45" w:type="dxa"/>
+              <w:right w:w="70" w:type="dxa"/>
+            </w:tcMar>
+            <w:vAlign w:val="center"/>
+          </w:tcPr>
+          <w:p>
+            <w:r>
+              <w:rPr>
+                <w:sz w:val="16"/>
+                <w:szCs w:val="16"/>
+              </w:rPr>
+              <w:t>Clasifica diabetes en suero con 97,22 % (Li et al.), pero es diagnóstico, no glucosa continua</w:t>
+            </w:r>
+          </w:p>
+        </w:tc>
+        <w:tc>
+          <w:tcPr>
+            <w:tcW w:w="1450" w:type="dxa"/>
+            <w:tcBorders>
+              <w:top w:val="single" w:sz="4" w:space="0" w:color="BFBFBF"/>
+              <w:left w:val="single" w:sz="4" w:space="0" w:color="BFBFBF"/>
+              <w:bottom w:val="single" w:sz="4" w:space="0" w:color="BFBFBF"/>
+              <w:right w:val="single" w:sz="4" w:space="0" w:color="BFBFBF"/>
+            </w:tcBorders>
+            <w:tcMar>
+              <w:top w:w="45" w:type="dxa"/>
+              <w:left w:w="70" w:type="dxa"/>
+              <w:bottom w:w="45" w:type="dxa"/>
+              <w:right w:w="70" w:type="dxa"/>
+            </w:tcMar>
+            <w:vAlign w:val="center"/>
+          </w:tcPr>
+          <w:p>
+            <w:r>
+              <w:rPr>
+                <w:sz w:val="16"/>
+                <w:szCs w:val="16"/>
+              </w:rPr>
+              <w:t>La temperatura y cualquier soluto cambian la red de agua</w:t>
+            </w:r>
+          </w:p>
+        </w:tc>
+        <w:tc>
+          <w:tcPr>
+            <w:tcW w:w="850" w:type="dxa"/>
+            <w:tcBorders>
+              <w:top w:val="single" w:sz="4" w:space="0" w:color="BFBFBF"/>
+              <w:left w:val="single" w:sz="4" w:space="0" w:color="BFBFBF"/>
+              <w:bottom w:val="single" w:sz="4" w:space="0" w:color="BFBFBF"/>
+              <w:right w:val="single" w:sz="4" w:space="0" w:color="BFBFBF"/>
+            </w:tcBorders>
+            <w:tcMar>
+              <w:top w:w="45" w:type="dxa"/>
+              <w:left w:w="70" w:type="dxa"/>
+              <w:bottom w:w="45" w:type="dxa"/>
+              <w:right w:w="70" w:type="dxa"/>
+            </w:tcMar>
+            <w:vAlign w:val="center"/>
+          </w:tcPr>
+          <w:p>
+            <w:r>
+              <w:rPr>
+                <w:sz w:val="16"/>
+                <w:szCs w:val="16"/>
+              </w:rPr>
+              <w:t>7°</w:t>
+            </w:r>
+          </w:p>
+        </w:tc>
+        <w:tc>
+          <w:tcPr>
+            <w:tcW w:w="1858" w:type="dxa"/>
+            <w:tcBorders>
+              <w:top w:val="single" w:sz="4" w:space="0" w:color="BFBFBF"/>
+              <w:left w:val="single" w:sz="4" w:space="0" w:color="BFBFBF"/>
+              <w:bottom w:val="single" w:sz="4" w:space="0" w:color="BFBFBF"/>
+              <w:right w:val="single" w:sz="4" w:space="0" w:color="BFBFBF"/>
+            </w:tcBorders>
+            <w:tcMar>
+              <w:top w:w="45" w:type="dxa"/>
+              <w:left w:w="70" w:type="dxa"/>
+              <w:bottom w:w="45" w:type="dxa"/>
+              <w:right w:w="70" w:type="dxa"/>
+            </w:tcMar>
+            <w:vAlign w:val="center"/>
+          </w:tcPr>
+          <w:p>
+            <w:r>
+              <w:rPr>
+                <w:sz w:val="16"/>
+                <w:szCs w:val="16"/>
+              </w:rPr>
+              <w:t>Solo idea. No analizada en este dry lab</w:t>
+            </w:r>
+          </w:p>
+        </w:tc>
+      </w:tr>
+      <w:tr>
+        <w:trPr>
+          <w:cantSplit/>
+        </w:trPr>
+        <w:tc>
+          <w:tcPr>
+            <w:tcW w:w="380" w:type="dxa"/>
+            <w:tcBorders>
+              <w:top w:val="single" w:sz="4" w:space="0" w:color="BFBFBF"/>
+              <w:left w:val="single" w:sz="4" w:space="0" w:color="BFBFBF"/>
+              <w:bottom w:val="single" w:sz="4" w:space="0" w:color="BFBFBF"/>
+              <w:right w:val="single" w:sz="4" w:space="0" w:color="BFBFBF"/>
+            </w:tcBorders>
+            <w:tcMar>
+              <w:top w:w="45" w:type="dxa"/>
+              <w:left w:w="70" w:type="dxa"/>
+              <w:bottom w:w="45" w:type="dxa"/>
+              <w:right w:w="70" w:type="dxa"/>
+            </w:tcMar>
+            <w:vAlign w:val="center"/>
+          </w:tcPr>
+          <w:p>
+            <w:r>
+              <w:rPr>
+                <w:sz w:val="16"/>
+                <w:szCs w:val="16"/>
+              </w:rPr>
+              <w:t>8</w:t>
+            </w:r>
+          </w:p>
+        </w:tc>
+        <w:tc>
+          <w:tcPr>
+            <w:tcW w:w="1750" w:type="dxa"/>
+            <w:tcBorders>
+              <w:top w:val="single" w:sz="4" w:space="0" w:color="BFBFBF"/>
+              <w:left w:val="single" w:sz="4" w:space="0" w:color="BFBFBF"/>
+              <w:bottom w:val="single" w:sz="4" w:space="0" w:color="BFBFBF"/>
+              <w:right w:val="single" w:sz="4" w:space="0" w:color="BFBFBF"/>
+            </w:tcBorders>
+            <w:tcMar>
+              <w:top w:w="45" w:type="dxa"/>
+              <w:left w:w="70" w:type="dxa"/>
+              <w:bottom w:w="45" w:type="dxa"/>
+              <w:right w:w="70" w:type="dxa"/>
+            </w:tcMar>
+            <w:vAlign w:val="center"/>
+          </w:tcPr>
+          <w:p>
+            <w:r>
+              <w:rPr>
+                <w:sz w:val="16"/>
+                <w:szCs w:val="16"/>
+              </w:rPr>
+              <w:t>Anclar la alarma en un CGM y sumarle biomarcadores no invasivos (</w:t>
+            </w:r>
+            <w:r>
+              <w:rPr>
+                <w:b/>
+                <w:bCs/>
+                <w:sz w:val="16"/>
+                <w:szCs w:val="16"/>
+              </w:rPr>
+              <w:t>Propuesta</w:t>
+            </w:r>
+            <w:r>
+              <w:rPr>
+                <w:sz w:val="16"/>
+                <w:szCs w:val="16"/>
+              </w:rPr>
+              <w:t xml:space="preserve"> surgida del dry lab)</w:t>
+            </w:r>
+          </w:p>
+        </w:tc>
+        <w:tc>
+          <w:tcPr>
+            <w:tcW w:w="1450" w:type="dxa"/>
+            <w:tcBorders>
+              <w:top w:val="single" w:sz="4" w:space="0" w:color="BFBFBF"/>
+              <w:left w:val="single" w:sz="4" w:space="0" w:color="BFBFBF"/>
+              <w:bottom w:val="single" w:sz="4" w:space="0" w:color="BFBFBF"/>
+              <w:right w:val="single" w:sz="4" w:space="0" w:color="BFBFBF"/>
+            </w:tcBorders>
+            <w:tcMar>
+              <w:top w:w="45" w:type="dxa"/>
+              <w:left w:w="70" w:type="dxa"/>
+              <w:bottom w:w="45" w:type="dxa"/>
+              <w:right w:w="70" w:type="dxa"/>
+            </w:tcMar>
+            <w:vAlign w:val="center"/>
+          </w:tcPr>
+          <w:p>
+            <w:r>
+              <w:rPr>
+                <w:sz w:val="16"/>
+                <w:szCs w:val="16"/>
+              </w:rPr>
+              <w:t>El CGM mide la glucosa del intersticio con un filamento. El EEG, el pulso y el sudor miden la reacción del cuerpo, que sirve para confirmar alarmas y detectar fallas del sensor</w:t>
+            </w:r>
+          </w:p>
+        </w:tc>
+        <w:tc>
+          <w:tcPr>
+            <w:tcW w:w="1900" w:type="dxa"/>
+            <w:tcBorders>
+              <w:top w:val="single" w:sz="4" w:space="0" w:color="BFBFBF"/>
+              <w:left w:val="single" w:sz="4" w:space="0" w:color="BFBFBF"/>
+              <w:bottom w:val="single" w:sz="4" w:space="0" w:color="BFBFBF"/>
+              <w:right w:val="single" w:sz="4" w:space="0" w:color="BFBFBF"/>
+            </w:tcBorders>
+            <w:tcMar>
+              <w:top w:w="45" w:type="dxa"/>
+              <w:left w:w="70" w:type="dxa"/>
+              <w:bottom w:w="45" w:type="dxa"/>
+              <w:right w:w="70" w:type="dxa"/>
+            </w:tcMar>
+            <w:vAlign w:val="center"/>
+          </w:tcPr>
+          <w:p>
+            <w:r>
+              <w:rPr>
+                <w:sz w:val="16"/>
+                <w:szCs w:val="16"/>
+              </w:rPr>
+              <w:t>Dos electrodos redundantes bajaron el MARD de 11,4 y 12,0 % a 10,1 %. En UCI una segunda señal suprimió 59,7 % de las falsas alarmas. Un reloj tiene VPP de 17 a 25 %</w:t>
+            </w:r>
+          </w:p>
+        </w:tc>
+        <w:tc>
+          <w:tcPr>
+            <w:tcW w:w="1450" w:type="dxa"/>
+            <w:tcBorders>
+              <w:top w:val="single" w:sz="4" w:space="0" w:color="BFBFBF"/>
+              <w:left w:val="single" w:sz="4" w:space="0" w:color="BFBFBF"/>
+              <w:bottom w:val="single" w:sz="4" w:space="0" w:color="BFBFBF"/>
+              <w:right w:val="single" w:sz="4" w:space="0" w:color="BFBFBF"/>
+            </w:tcBorders>
+            <w:tcMar>
+              <w:top w:w="45" w:type="dxa"/>
+              <w:left w:w="70" w:type="dxa"/>
+              <w:bottom w:w="45" w:type="dxa"/>
+              <w:right w:w="70" w:type="dxa"/>
+            </w:tcMar>
+            <w:vAlign w:val="center"/>
+          </w:tcPr>
+          <w:p>
+            <w:r>
+              <w:rPr>
+                <w:sz w:val="16"/>
+                <w:szCs w:val="16"/>
+              </w:rPr>
+              <w:t>Poco margen, porque un Dexcom G7 acierta 85 de cada 100 alarmas en el caso optimista (estudio patrocinado por Dexcom, Garg et al., 2022), y deja de ser no invasivo</w:t>
+            </w:r>
+          </w:p>
+        </w:tc>
+        <w:tc>
+          <w:tcPr>
+            <w:tcW w:w="850" w:type="dxa"/>
+            <w:tcBorders>
+              <w:top w:val="single" w:sz="4" w:space="0" w:color="BFBFBF"/>
+              <w:left w:val="single" w:sz="4" w:space="0" w:color="BFBFBF"/>
+              <w:bottom w:val="single" w:sz="4" w:space="0" w:color="BFBFBF"/>
+              <w:right w:val="single" w:sz="4" w:space="0" w:color="BFBFBF"/>
+            </w:tcBorders>
+            <w:tcMar>
+              <w:top w:w="45" w:type="dxa"/>
+              <w:left w:w="70" w:type="dxa"/>
+              <w:bottom w:w="45" w:type="dxa"/>
+              <w:right w:w="70" w:type="dxa"/>
+            </w:tcMar>
+            <w:vAlign w:val="center"/>
+          </w:tcPr>
+          <w:p>
+            <w:r>
+              <w:rPr>
+                <w:sz w:val="16"/>
+                <w:szCs w:val="16"/>
+              </w:rPr>
+              <w:t>No estaba</w:t>
+            </w:r>
+          </w:p>
+        </w:tc>
+        <w:tc>
+          <w:tcPr>
+            <w:tcW w:w="1858" w:type="dxa"/>
+            <w:tcBorders>
+              <w:top w:val="single" w:sz="4" w:space="0" w:color="BFBFBF"/>
+              <w:left w:val="single" w:sz="4" w:space="0" w:color="BFBFBF"/>
+              <w:bottom w:val="single" w:sz="4" w:space="0" w:color="BFBFBF"/>
+              <w:right w:val="single" w:sz="4" w:space="0" w:color="BFBFBF"/>
+            </w:tcBorders>
+            <w:tcMar>
+              <w:top w:w="45" w:type="dxa"/>
+              <w:left w:w="70" w:type="dxa"/>
+              <w:bottom w:w="45" w:type="dxa"/>
+              <w:right w:w="70" w:type="dxa"/>
+            </w:tcMar>
+            <w:vAlign w:val="center"/>
+          </w:tcPr>
+          <w:p>
+            <w:r>
+              <w:rPr>
+                <w:sz w:val="16"/>
+                <w:szCs w:val="16"/>
+              </w:rPr>
+              <w:t>Propuesta sin desarrollar. Primer paso barato: medir con datos pareados que ya existen cuánto coinciden las falsas alarmas de un CGM y de un reloj</w:t>
+            </w:r>
+          </w:p>
+        </w:tc>
+      </w:tr>
+    </w:tbl>
+    <w:p>
+      <w:pPr>
+        <w:spacing w:after="160"/>
+      </w:pPr>
+    </w:p>
+    <w:p>
+      <w:pPr>
+        <w:spacing w:after="160"/>
+      </w:pPr>
+      <w:r>
+        <w:rPr>
+          <w:color w:val="6E6E6E"/>
+          <w:sz w:val="19"/>
+          <w:szCs w:val="19"/>
+        </w:rPr>
+        <w:t>Las cifras de las ideas 1, 5, 6 y 7 vienen del documento de trabajo del 16 de octubre de 2026 (Ríos Elgueta, 2026a), que también aporta las patentes US 5313941, US 12102429 y US 10349872, el preprint arXiv 1601.06143 y los artículos de Liu et al., Yakovlev et al. y Li et al. Esas fuentes se tomaron de ese documento y no tienen entrada propia en Referencias principales. La cifra de ruido de la idea 2 es de la simulación del repositorio (Ríos Elgueta, 2026b). Otras fuentes: idea 1, Braig et al. (1996) y Kottm</w:t>
+      </w:r>
+      <w:r>
+        <w:rPr>
+          <w:color w:val="6E6E6E"/>
+          <w:sz w:val="19"/>
+          <w:szCs w:val="19"/>
+        </w:rPr>
+        <w:t>ann et al. (2016). Idea 4, Snogdal et al. (2012), Blaabjerg et al. (2019) y el análisis dry lab. Idea 5, Liakat et al. (2014). Idea 8, Sharifi et al. (2016), Aboukhalil et al. (2008), Mendez et al. (2026) y Garg et al. (2022). VPP es el valor predictivo positivo, o sea de cada 100 alarmas cuántas son verdaderas.</w:t>
+      </w:r>
+    </w:p>
+    <w:p>
+      <w:pPr>
+        <w:pStyle w:val="Ttulo2"/>
+      </w:pPr>
+      <w:bookmarkStart w:id="42" w:name="_Toc244191808"/>
+      <w:r>
+        <w:t>E.2 Mapa de lo que sabemos y de lo que hemos desarrollado</w:t>
+      </w:r>
+      <w:bookmarkEnd w:id="42"/>
+    </w:p>
+    <w:p>
+      <w:pPr>
+        <w:keepNext/>
+        <w:spacing w:before="160" w:after="60"/>
+        <w:jc w:val="center"/>
+      </w:pPr>
+      <w:r>
+        <w:rPr>
+          <w:noProof/>
+        </w:rPr>
+        <w:drawing>
+          <wp:inline distT="0" distB="0" distL="0" distR="0" wp14:anchorId="71447FFE" wp14:editId="6BEF37AB">
+            <wp:extent cx="6096000" cy="3581400"/>
+            <wp:effectExtent l="0" t="0" r="0" b="0"/>
+            <wp:docPr id="14" name="f14-mapa-propuestas.png" descr="Mapa de las ocho ideas. Más a la derecha hay más evidencia en personas. Más arriba hemos desarrollado más. Rojo: el dry lab las dejó no viables como están. Gris: no analizadas a fondo. Azul: herramienta útil. Azul con borde punteado: Propuesta. La ubicación es aproximada según el análisis dry lab." title="Figura 14"/>
+            <wp:cNvGraphicFramePr>
+              <a:graphicFrameLocks xmlns:a="http://schemas.openxmlformats.org/drawingml/2006/main" noChangeAspect="1"/>
+            </wp:cNvGraphicFramePr>
+            <a:graphic xmlns:a="http://schemas.openxmlformats.org/drawingml/2006/main">
+              <a:graphicData uri="http://schemas.openxmlformats.org/drawingml/2006/picture">
+                <pic:pic xmlns:pic="http://schemas.openxmlformats.org/drawingml/2006/picture">
+                  <pic:nvPicPr>
+                    <pic:cNvPr id="0" name=""/>
+                    <pic:cNvPicPr>
+                      <a:picLocks noChangeAspect="1" noChangeArrowheads="1"/>
+                    </pic:cNvPicPr>
+                  </pic:nvPicPr>
+                  <pic:blipFill>
+                    <a:blip r:embed="rId147"/>
+                    <a:srcRect/>
+                    <a:stretch>
+                      <a:fillRect/>
+                    </a:stretch>
+                  </pic:blipFill>
+                  <pic:spPr bwMode="auto">
+                    <a:xfrm>
+                      <a:off x="0" y="0"/>
+                      <a:ext cx="6096000" cy="3581400"/>
+                    </a:xfrm>
+                    <a:prstGeom prst="rect">
+                      <a:avLst/>
+                    </a:prstGeom>
+                  </pic:spPr>
+                </pic:pic>
+              </a:graphicData>
+            </a:graphic>
+          </wp:inline>
+        </w:drawing>
+      </w:r>
+    </w:p>
+    <w:p>
+      <w:pPr>
+        <w:spacing w:after="220"/>
+      </w:pPr>
+      <w:r>
+        <w:rPr>
+          <w:b/>
+          <w:bCs/>
+          <w:color w:val="6E6E6E"/>
+          <w:sz w:val="19"/>
+          <w:szCs w:val="19"/>
+        </w:rPr>
+        <w:t xml:space="preserve">Figura 14. </w:t>
+      </w:r>
+      <w:r>
+        <w:rPr>
+          <w:color w:val="6E6E6E"/>
+          <w:sz w:val="19"/>
+          <w:szCs w:val="19"/>
+        </w:rPr>
+        <w:t>Mapa de las ocho ideas. Más a la derecha hay más evidencia en personas. Más arriba hemos desarrollado más. Rojo: el dry lab las dejó no viables como están. Gris: no analizadas a fondo. Azul: herramienta útil. Azul con borde punteado: Propuesta. La ubicación es aproximada según el análisis dry lab.</w:t>
+      </w:r>
+    </w:p>
+    <w:p>
+      <w:pPr>
+        <w:pStyle w:val="Ttulo2"/>
+      </w:pPr>
+      <w:bookmarkStart w:id="43" w:name="_Toc244191809"/>
+      <w:r>
+        <w:t>E.3 Cinco de las ideas en palabras simples</w:t>
+      </w:r>
+      <w:bookmarkEnd w:id="43"/>
+    </w:p>
+    <w:p>
+      <w:pPr>
+        <w:spacing w:after="140" w:line="300" w:lineRule="auto"/>
+      </w:pPr>
+      <w:r>
+        <w:rPr>
+          <w:b/>
+          <w:bCs/>
+        </w:rPr>
+        <w:t>Idea 1. Infrarrojo medio con doble filtro.</w:t>
+      </w:r>
+      <w:r>
+        <w:t xml:space="preserve"> La glucosa absorbe luz infrarroja media de una forma que la distingue de otras moléculas. La idea es usar dos filtros. Uno elige a qué profundidad se mira y el otro se sincroniza con el latido, para quedarse con la sangre que llega en cada latido. Como en un oxímetro, se compararían dos longitudes de onda. Es la idea de mayor techo del ranking del 16 de octubre. Pero esa parte pulsátil es cerca del 1 % de la señal y la luz llega a unos 45 µm. </w:t>
+      </w:r>
+      <w:r>
+        <w:rPr>
+          <w:b/>
+          <w:bCs/>
+          <w:color w:val="C0392B"/>
+        </w:rPr>
+        <w:t>Hoy la física de penetración es desfavorable.</w:t>
+      </w:r>
+    </w:p>
+    <w:p>
+      <w:pPr>
+        <w:spacing w:after="140" w:line="300" w:lineRule="auto"/>
+      </w:pPr>
+      <w:r>
+        <w:rPr>
+          <w:b/>
+          <w:bCs/>
+        </w:rPr>
+        <w:t>Idea 2. Tomografía del retraso.</w:t>
+      </w:r>
+      <w:r>
+        <w:t xml:space="preserve"> El líquido entre las células sigue a la sangre con atraso. Si dos lecturas a distinta profundidad tienen atrasos distintos, la diferencia permite estimar cada atraso sin sacar sangre y reconstruir la glucosa en sangre. Es la que desarrollamos en el repositorio, en simulación. Solo ayuda si el sensor tiene menos de unos 5,9 mg/dL de ruido por lectura. </w:t>
+      </w:r>
+      <w:r>
+        <w:rPr>
+          <w:b/>
+          <w:bCs/>
+          <w:color w:val="C0392B"/>
+        </w:rPr>
+        <w:t>Como está planteada no es viable: las capas alcanzables se separan entre 0,25 y 7,2 min y se necesitan 9 min.</w:t>
+      </w:r>
+    </w:p>
+    <w:p>
+      <w:pPr>
+        <w:spacing w:after="140" w:line="300" w:lineRule="auto"/>
+      </w:pPr>
+      <w:r>
+        <w:rPr>
+          <w:b/>
+          <w:bCs/>
+        </w:rPr>
+        <w:t>Idea 3. Asimilación de datos.</w:t>
+      </w:r>
+      <w:r>
+        <w:t xml:space="preserve"> Un modelo de cómo cambia la glucosa en el cuerpo se junta con la señal ruidosa del sensor mediante un filtro de Kalman. Ayuda a limpiar el ruido y a avisar cuando el sensor y el modelo no concuerdan. Pero si el sensor no informa nada útil, el modelo solo dibuja una curva plausible, y no corrige un error que comparten todas las lecturas. Ya tenemos el filtro de Kalman en el repositorio. Lo vemos como una herramienta y no como la solución.</w:t>
+      </w:r>
+    </w:p>
+    <w:p>
+      <w:pPr>
+        <w:spacing w:after="140" w:line="300" w:lineRule="auto"/>
+      </w:pPr>
+      <w:r>
+        <w:rPr>
+          <w:b/>
+          <w:bCs/>
+        </w:rPr>
+        <w:t>Idea 4. Audífono nocturno.</w:t>
+      </w:r>
+      <w:r>
+        <w:t xml:space="preserve"> Cuando la glucosa baja, el cerebro funciona distinto y eso se ve en su actividad eléctrica, el EEG. Un audífono mediría esa señal en el oído, junto con el pulso, la temperatura del tímpano y la luz infrarroja. Tiene la ventaja de no depender del sudor. La analizamos en el dry lab. </w:t>
+      </w:r>
+      <w:r>
+        <w:rPr>
+          <w:b/>
+          <w:bCs/>
+          <w:color w:val="C0392B"/>
+        </w:rPr>
+        <w:t>Con EEG del oído la alarma combinada acierta 54 a 57 de cada 100 veces, bajo el 70 % que pedimos.</w:t>
+      </w:r>
+      <w:r>
+        <w:t xml:space="preserve"> Solo pasa en papel con EEG subcutáneo, que ya no es no invasivo.</w:t>
+      </w:r>
+    </w:p>
+    <w:p>
+      <w:pPr>
+        <w:spacing w:after="140" w:line="300" w:lineRule="auto"/>
+      </w:pPr>
+      <w:r>
+        <w:rPr>
+          <w:b/>
+          <w:bCs/>
+        </w:rPr>
+        <w:t>Idea 8. Anclar la alarma en un CGM.</w:t>
+      </w:r>
+      <w:r>
+        <w:t xml:space="preserve"> Es una </w:t>
+      </w:r>
+      <w:r>
+        <w:rPr>
+          <w:b/>
+          <w:bCs/>
+        </w:rPr>
+        <w:t>Propuesta</w:t>
+      </w:r>
+      <w:r>
+        <w:t xml:space="preserve"> que surgió del análisis dry lab y no está desarrollada. En vez de que el método no invasivo sea el principal, la alarma se apoya en un monitor continuo con filamento. El EEG, el pulso y el sudor sirven para confirmar la alarma y para detectar cuándo falla el sensor. Hay poco margen, porque un Dexcom G7 ya acierta 85 de cada 100 alarmas en el caso optimista (según un estudio patrocinado por Dexcom), y el conjunto deja de ser no invasivo. El primer paso es barato: medir con datos pareados que ya existen cuán</w:t>
+      </w:r>
+      <w:r>
+        <w:t>to coinciden las falsas alarmas de un CGM y de un reloj.</w:t>
+      </w:r>
+    </w:p>
+    <w:p>
+      <w:pPr>
+        <w:pStyle w:val="Ttulo2"/>
+      </w:pPr>
+      <w:bookmarkStart w:id="44" w:name="_Toc244191810"/>
+      <w:r>
+        <w:t>E.4 Cuatro opciones</w:t>
+      </w:r>
+      <w:bookmarkEnd w:id="44"/>
+    </w:p>
+    <w:p>
+      <w:pPr>
+        <w:keepNext/>
+        <w:spacing w:after="140" w:line="300" w:lineRule="auto"/>
+      </w:pPr>
+      <w:r>
+        <w:t xml:space="preserve">Si la retroalimentación pide cambiar de rumbo, estas son las opciones que vemos. </w:t>
+      </w:r>
+      <w:r>
+        <w:rPr>
+          <w:b/>
+          <w:bCs/>
+        </w:rPr>
+        <w:t>Todas son Propuesta.</w:t>
+      </w:r>
+      <w:r>
+        <w:t xml:space="preserve"> El equipo no ha decidido ninguna y espera la opinión de la profesora para elegir.</w:t>
+      </w:r>
+    </w:p>
+    <w:tbl>
+      <w:tblPr>
+        <w:tblW w:w="9638" w:type="dxa"/>
+        <w:tblBorders>
+          <w:top w:val="single" w:sz="4" w:space="0" w:color="auto"/>
+          <w:left w:val="single" w:sz="4" w:space="0" w:color="auto"/>
+          <w:bottom w:val="single" w:sz="4" w:space="0" w:color="auto"/>
+          <w:right w:val="single" w:sz="4" w:space="0" w:color="auto"/>
+          <w:insideH w:val="single" w:sz="4" w:space="0" w:color="auto"/>
+          <w:insideV w:val="single" w:sz="4" w:space="0" w:color="auto"/>
+        </w:tblBorders>
+        <w:tblLook w:val="04A0" w:firstRow="1" w:lastRow="0" w:firstColumn="1" w:lastColumn="0" w:noHBand="0" w:noVBand="1"/>
+      </w:tblPr>
+      <w:tblGrid>
+        <w:gridCol w:w="1500"/>
+        <w:gridCol w:w="1600"/>
+        <w:gridCol w:w="1500"/>
+        <w:gridCol w:w="1700"/>
+        <w:gridCol w:w="1600"/>
+        <w:gridCol w:w="1738"/>
+      </w:tblGrid>
+      <w:tr>
+        <w:trPr>
+          <w:cantSplit/>
+          <w:tblHeader/>
+        </w:trPr>
+        <w:tc>
+          <w:tcPr>
+            <w:tcW w:w="1500" w:type="dxa"/>
+            <w:tcBorders>
+              <w:top w:val="single" w:sz="4" w:space="0" w:color="BFBFBF"/>
+              <w:left w:val="single" w:sz="4" w:space="0" w:color="BFBFBF"/>
+              <w:bottom w:val="single" w:sz="4" w:space="0" w:color="BFBFBF"/>
+              <w:right w:val="single" w:sz="4" w:space="0" w:color="BFBFBF"/>
+            </w:tcBorders>
+            <w:shd w:val="clear" w:color="auto" w:fill="1F6FB2"/>
+            <w:tcMar>
+              <w:top w:w="55" w:type="dxa"/>
+              <w:left w:w="80" w:type="dxa"/>
+              <w:bottom w:w="55" w:type="dxa"/>
+              <w:right w:w="80" w:type="dxa"/>
+            </w:tcMar>
+            <w:vAlign w:val="center"/>
+          </w:tcPr>
+          <w:p>
+            <w:pPr>
+              <w:keepNext/>
+            </w:pPr>
+            <w:r>
+              <w:rPr>
+                <w:b/>
+                <w:bCs/>
+                <w:color w:val="FFFFFF"/>
+                <w:sz w:val="17"/>
+                <w:szCs w:val="17"/>
+              </w:rPr>
+              <w:t>Opción</w:t>
+            </w:r>
+          </w:p>
+        </w:tc>
+        <w:tc>
+          <w:tcPr>
+            <w:tcW w:w="1600" w:type="dxa"/>
+            <w:tcBorders>
+              <w:top w:val="single" w:sz="4" w:space="0" w:color="BFBFBF"/>
+              <w:left w:val="single" w:sz="4" w:space="0" w:color="BFBFBF"/>
+              <w:bottom w:val="single" w:sz="4" w:space="0" w:color="BFBFBF"/>
+              <w:right w:val="single" w:sz="4" w:space="0" w:color="BFBFBF"/>
+            </w:tcBorders>
+            <w:shd w:val="clear" w:color="auto" w:fill="1F6FB2"/>
+            <w:tcMar>
+              <w:top w:w="55" w:type="dxa"/>
+              <w:left w:w="80" w:type="dxa"/>
+              <w:bottom w:w="55" w:type="dxa"/>
+              <w:right w:w="80" w:type="dxa"/>
+            </w:tcMar>
+            <w:vAlign w:val="center"/>
+          </w:tcPr>
+          <w:p>
+            <w:pPr>
+              <w:keepNext/>
+            </w:pPr>
+            <w:r>
+              <w:rPr>
+                <w:b/>
+                <w:bCs/>
+                <w:color w:val="FFFFFF"/>
+                <w:sz w:val="17"/>
+                <w:szCs w:val="17"/>
+              </w:rPr>
+              <w:t>Qué se conserva</w:t>
+            </w:r>
+          </w:p>
+        </w:tc>
+        <w:tc>
+          <w:tcPr>
+            <w:tcW w:w="1500" w:type="dxa"/>
+            <w:tcBorders>
+              <w:top w:val="single" w:sz="4" w:space="0" w:color="BFBFBF"/>
+              <w:left w:val="single" w:sz="4" w:space="0" w:color="BFBFBF"/>
+              <w:bottom w:val="single" w:sz="4" w:space="0" w:color="BFBFBF"/>
+              <w:right w:val="single" w:sz="4" w:space="0" w:color="BFBFBF"/>
+            </w:tcBorders>
+            <w:shd w:val="clear" w:color="auto" w:fill="1F6FB2"/>
+            <w:tcMar>
+              <w:top w:w="55" w:type="dxa"/>
+              <w:left w:w="80" w:type="dxa"/>
+              <w:bottom w:w="55" w:type="dxa"/>
+              <w:right w:w="80" w:type="dxa"/>
+            </w:tcMar>
+            <w:vAlign w:val="center"/>
+          </w:tcPr>
+          <w:p>
+            <w:pPr>
+              <w:keepNext/>
+            </w:pPr>
+            <w:r>
+              <w:rPr>
+                <w:b/>
+                <w:bCs/>
+                <w:color w:val="FFFFFF"/>
+                <w:sz w:val="17"/>
+                <w:szCs w:val="17"/>
+              </w:rPr>
+              <w:t>Qué se descarta</w:t>
+            </w:r>
+          </w:p>
+        </w:tc>
+        <w:tc>
+          <w:tcPr>
+            <w:tcW w:w="1700" w:type="dxa"/>
+            <w:tcBorders>
+              <w:top w:val="single" w:sz="4" w:space="0" w:color="BFBFBF"/>
+              <w:left w:val="single" w:sz="4" w:space="0" w:color="BFBFBF"/>
+              <w:bottom w:val="single" w:sz="4" w:space="0" w:color="BFBFBF"/>
+              <w:right w:val="single" w:sz="4" w:space="0" w:color="BFBFBF"/>
+            </w:tcBorders>
+            <w:shd w:val="clear" w:color="auto" w:fill="1F6FB2"/>
+            <w:tcMar>
+              <w:top w:w="55" w:type="dxa"/>
+              <w:left w:w="80" w:type="dxa"/>
+              <w:bottom w:w="55" w:type="dxa"/>
+              <w:right w:w="80" w:type="dxa"/>
+            </w:tcMar>
+            <w:vAlign w:val="center"/>
+          </w:tcPr>
+          <w:p>
+            <w:pPr>
+              <w:keepNext/>
+            </w:pPr>
+            <w:r>
+              <w:rPr>
+                <w:b/>
+                <w:bCs/>
+                <w:color w:val="FFFFFF"/>
+                <w:sz w:val="17"/>
+                <w:szCs w:val="17"/>
+              </w:rPr>
+              <w:t>A favor</w:t>
+            </w:r>
+          </w:p>
+        </w:tc>
+        <w:tc>
+          <w:tcPr>
+            <w:tcW w:w="1600" w:type="dxa"/>
+            <w:tcBorders>
+              <w:top w:val="single" w:sz="4" w:space="0" w:color="BFBFBF"/>
+              <w:left w:val="single" w:sz="4" w:space="0" w:color="BFBFBF"/>
+              <w:bottom w:val="single" w:sz="4" w:space="0" w:color="BFBFBF"/>
+              <w:right w:val="single" w:sz="4" w:space="0" w:color="BFBFBF"/>
+            </w:tcBorders>
+            <w:shd w:val="clear" w:color="auto" w:fill="1F6FB2"/>
+            <w:tcMar>
+              <w:top w:w="55" w:type="dxa"/>
+              <w:left w:w="80" w:type="dxa"/>
+              <w:bottom w:w="55" w:type="dxa"/>
+              <w:right w:w="80" w:type="dxa"/>
+            </w:tcMar>
+            <w:vAlign w:val="center"/>
+          </w:tcPr>
+          <w:p>
+            <w:pPr>
+              <w:keepNext/>
+            </w:pPr>
+            <w:r>
+              <w:rPr>
+                <w:b/>
+                <w:bCs/>
+                <w:color w:val="FFFFFF"/>
+                <w:sz w:val="17"/>
+                <w:szCs w:val="17"/>
+              </w:rPr>
+              <w:t>Riesgo</w:t>
+            </w:r>
+          </w:p>
+        </w:tc>
+        <w:tc>
+          <w:tcPr>
+            <w:tcW w:w="1738" w:type="dxa"/>
+            <w:tcBorders>
+              <w:top w:val="single" w:sz="4" w:space="0" w:color="BFBFBF"/>
+              <w:left w:val="single" w:sz="4" w:space="0" w:color="BFBFBF"/>
+              <w:bottom w:val="single" w:sz="4" w:space="0" w:color="BFBFBF"/>
+              <w:right w:val="single" w:sz="4" w:space="0" w:color="BFBFBF"/>
+            </w:tcBorders>
+            <w:shd w:val="clear" w:color="auto" w:fill="1F6FB2"/>
+            <w:tcMar>
+              <w:top w:w="55" w:type="dxa"/>
+              <w:left w:w="80" w:type="dxa"/>
+              <w:bottom w:w="55" w:type="dxa"/>
+              <w:right w:w="80" w:type="dxa"/>
+            </w:tcMar>
+            <w:vAlign w:val="center"/>
+          </w:tcPr>
+          <w:p>
+            <w:pPr>
+              <w:keepNext/>
+            </w:pPr>
+            <w:r>
+              <w:rPr>
+                <w:b/>
+                <w:bCs/>
+                <w:color w:val="FFFFFF"/>
+                <w:sz w:val="17"/>
+                <w:szCs w:val="17"/>
+              </w:rPr>
+              <w:t>Primer paso</w:t>
+            </w:r>
+          </w:p>
+        </w:tc>
+      </w:tr>
+      <w:tr>
+        <w:trPr>
+          <w:cantSplit/>
+        </w:trPr>
+        <w:tc>
+          <w:tcPr>
+            <w:tcW w:w="1500" w:type="dxa"/>
+            <w:tcBorders>
+              <w:top w:val="single" w:sz="4" w:space="0" w:color="BFBFBF"/>
+              <w:left w:val="single" w:sz="4" w:space="0" w:color="BFBFBF"/>
+              <w:bottom w:val="single" w:sz="4" w:space="0" w:color="BFBFBF"/>
+              <w:right w:val="single" w:sz="4" w:space="0" w:color="BFBFBF"/>
+            </w:tcBorders>
+            <w:tcMar>
+              <w:top w:w="55" w:type="dxa"/>
+              <w:left w:w="80" w:type="dxa"/>
+              <w:bottom w:w="55" w:type="dxa"/>
+              <w:right w:w="80" w:type="dxa"/>
+            </w:tcMar>
+            <w:vAlign w:val="center"/>
+          </w:tcPr>
+          <w:p>
+            <w:pPr>
+              <w:keepNext/>
+            </w:pPr>
+            <w:r>
+              <w:rPr>
+                <w:sz w:val="17"/>
+                <w:szCs w:val="17"/>
+              </w:rPr>
+              <w:t>A. Corregir el artefacto no invasivo (</w:t>
+            </w:r>
+            <w:r>
+              <w:rPr>
+                <w:b/>
+                <w:bCs/>
+                <w:sz w:val="17"/>
+                <w:szCs w:val="17"/>
+              </w:rPr>
+              <w:t>Propuesta</w:t>
+            </w:r>
+            <w:r>
+              <w:rPr>
+                <w:sz w:val="17"/>
+                <w:szCs w:val="17"/>
+              </w:rPr>
+              <w:t>)</w:t>
+            </w:r>
+          </w:p>
+        </w:tc>
+        <w:tc>
+          <w:tcPr>
+            <w:tcW w:w="1600" w:type="dxa"/>
+            <w:tcBorders>
+              <w:top w:val="single" w:sz="4" w:space="0" w:color="BFBFBF"/>
+              <w:left w:val="single" w:sz="4" w:space="0" w:color="BFBFBF"/>
+              <w:bottom w:val="single" w:sz="4" w:space="0" w:color="BFBFBF"/>
+              <w:right w:val="single" w:sz="4" w:space="0" w:color="BFBFBF"/>
+            </w:tcBorders>
+            <w:tcMar>
+              <w:top w:w="55" w:type="dxa"/>
+              <w:left w:w="80" w:type="dxa"/>
+              <w:bottom w:w="55" w:type="dxa"/>
+              <w:right w:w="80" w:type="dxa"/>
+            </w:tcMar>
+            <w:vAlign w:val="center"/>
+          </w:tcPr>
+          <w:p>
+            <w:pPr>
+              <w:keepNext/>
+            </w:pPr>
+            <w:r>
+              <w:rPr>
+                <w:sz w:val="17"/>
+                <w:szCs w:val="17"/>
+              </w:rPr>
+              <w:t>Base fisiológica, criterios, método dry lab, filtro de Kalman</w:t>
+            </w:r>
+          </w:p>
+        </w:tc>
+        <w:tc>
+          <w:tcPr>
+            <w:tcW w:w="1500" w:type="dxa"/>
+            <w:tcBorders>
+              <w:top w:val="single" w:sz="4" w:space="0" w:color="BFBFBF"/>
+              <w:left w:val="single" w:sz="4" w:space="0" w:color="BFBFBF"/>
+              <w:bottom w:val="single" w:sz="4" w:space="0" w:color="BFBFBF"/>
+              <w:right w:val="single" w:sz="4" w:space="0" w:color="BFBFBF"/>
+            </w:tcBorders>
+            <w:tcMar>
+              <w:top w:w="55" w:type="dxa"/>
+              <w:left w:w="80" w:type="dxa"/>
+              <w:bottom w:w="55" w:type="dxa"/>
+              <w:right w:w="80" w:type="dxa"/>
+            </w:tcMar>
+            <w:vAlign w:val="center"/>
+          </w:tcPr>
+          <w:p>
+            <w:pPr>
+              <w:keepNext/>
+            </w:pPr>
+            <w:r>
+              <w:rPr>
+                <w:sz w:val="17"/>
+                <w:szCs w:val="17"/>
+              </w:rPr>
+              <w:t>La tomografía de dos profundidades y el diseño con infrarrojo medio</w:t>
+            </w:r>
+          </w:p>
+        </w:tc>
+        <w:tc>
+          <w:tcPr>
+            <w:tcW w:w="1700" w:type="dxa"/>
+            <w:tcBorders>
+              <w:top w:val="single" w:sz="4" w:space="0" w:color="BFBFBF"/>
+              <w:left w:val="single" w:sz="4" w:space="0" w:color="BFBFBF"/>
+              <w:bottom w:val="single" w:sz="4" w:space="0" w:color="BFBFBF"/>
+              <w:right w:val="single" w:sz="4" w:space="0" w:color="BFBFBF"/>
+            </w:tcBorders>
+            <w:tcMar>
+              <w:top w:w="55" w:type="dxa"/>
+              <w:left w:w="80" w:type="dxa"/>
+              <w:bottom w:w="55" w:type="dxa"/>
+              <w:right w:w="80" w:type="dxa"/>
+            </w:tcMar>
+            <w:vAlign w:val="center"/>
+          </w:tcPr>
+          <w:p>
+            <w:pPr>
+              <w:keepNext/>
+            </w:pPr>
+            <w:r>
+              <w:rPr>
+                <w:sz w:val="17"/>
+                <w:szCs w:val="17"/>
+              </w:rPr>
+              <w:t>Raman penetra 250 a 300 µm y tiene la mejor evidencia no invasiva, 14,5 %</w:t>
+            </w:r>
+          </w:p>
+        </w:tc>
+        <w:tc>
+          <w:tcPr>
+            <w:tcW w:w="1600" w:type="dxa"/>
+            <w:tcBorders>
+              <w:top w:val="single" w:sz="4" w:space="0" w:color="BFBFBF"/>
+              <w:left w:val="single" w:sz="4" w:space="0" w:color="BFBFBF"/>
+              <w:bottom w:val="single" w:sz="4" w:space="0" w:color="BFBFBF"/>
+              <w:right w:val="single" w:sz="4" w:space="0" w:color="BFBFBF"/>
+            </w:tcBorders>
+            <w:tcMar>
+              <w:top w:w="55" w:type="dxa"/>
+              <w:left w:w="80" w:type="dxa"/>
+              <w:bottom w:w="55" w:type="dxa"/>
+              <w:right w:w="80" w:type="dxa"/>
+            </w:tcMar>
+            <w:vAlign w:val="center"/>
+          </w:tcPr>
+          <w:p>
+            <w:pPr>
+              <w:keepNext/>
+            </w:pPr>
+            <w:r>
+              <w:rPr>
+                <w:sz w:val="17"/>
+                <w:szCs w:val="17"/>
+              </w:rPr>
+              <w:t>Raman sigue siendo de escritorio y tarda unos 8 min por medición (dato de una nota de prensa), así que no pasa la regla de práctica</w:t>
+            </w:r>
+          </w:p>
+        </w:tc>
+        <w:tc>
+          <w:tcPr>
+            <w:tcW w:w="1738" w:type="dxa"/>
+            <w:tcBorders>
+              <w:top w:val="single" w:sz="4" w:space="0" w:color="BFBFBF"/>
+              <w:left w:val="single" w:sz="4" w:space="0" w:color="BFBFBF"/>
+              <w:bottom w:val="single" w:sz="4" w:space="0" w:color="BFBFBF"/>
+              <w:right w:val="single" w:sz="4" w:space="0" w:color="BFBFBF"/>
+            </w:tcBorders>
+            <w:tcMar>
+              <w:top w:w="55" w:type="dxa"/>
+              <w:left w:w="80" w:type="dxa"/>
+              <w:bottom w:w="55" w:type="dxa"/>
+              <w:right w:w="80" w:type="dxa"/>
+            </w:tcMar>
+            <w:vAlign w:val="center"/>
+          </w:tcPr>
+          <w:p>
+            <w:pPr>
+              <w:keepNext/>
+            </w:pPr>
+            <w:r>
+              <w:rPr>
+                <w:sz w:val="17"/>
+                <w:szCs w:val="17"/>
+              </w:rPr>
+              <w:t>Repetir el análisis dry lab solo para Raman</w:t>
+            </w:r>
+          </w:p>
+        </w:tc>
+      </w:tr>
+      <w:tr>
+        <w:trPr>
+          <w:cantSplit/>
+        </w:trPr>
+        <w:tc>
+          <w:tcPr>
+            <w:tcW w:w="1500" w:type="dxa"/>
+            <w:tcBorders>
+              <w:top w:val="single" w:sz="4" w:space="0" w:color="BFBFBF"/>
+              <w:left w:val="single" w:sz="4" w:space="0" w:color="BFBFBF"/>
+              <w:bottom w:val="single" w:sz="4" w:space="0" w:color="BFBFBF"/>
+              <w:right w:val="single" w:sz="4" w:space="0" w:color="BFBFBF"/>
+            </w:tcBorders>
+            <w:tcMar>
+              <w:top w:w="55" w:type="dxa"/>
+              <w:left w:w="80" w:type="dxa"/>
+              <w:bottom w:w="55" w:type="dxa"/>
+              <w:right w:w="80" w:type="dxa"/>
+            </w:tcMar>
+            <w:vAlign w:val="center"/>
+          </w:tcPr>
+          <w:p>
+            <w:pPr>
+              <w:keepNext/>
+            </w:pPr>
+            <w:r>
+              <w:rPr>
+                <w:sz w:val="17"/>
+                <w:szCs w:val="17"/>
+              </w:rPr>
+              <w:t>B. Anclar la alarma en un CGM, idea 8 (</w:t>
+            </w:r>
+            <w:r>
+              <w:rPr>
+                <w:b/>
+                <w:bCs/>
+                <w:sz w:val="17"/>
+                <w:szCs w:val="17"/>
+              </w:rPr>
+              <w:t>Propuesta</w:t>
+            </w:r>
+            <w:r>
+              <w:rPr>
+                <w:sz w:val="17"/>
+                <w:szCs w:val="17"/>
+              </w:rPr>
+              <w:t>)</w:t>
+            </w:r>
+          </w:p>
+        </w:tc>
+        <w:tc>
+          <w:tcPr>
+            <w:tcW w:w="1600" w:type="dxa"/>
+            <w:tcBorders>
+              <w:top w:val="single" w:sz="4" w:space="0" w:color="BFBFBF"/>
+              <w:left w:val="single" w:sz="4" w:space="0" w:color="BFBFBF"/>
+              <w:bottom w:val="single" w:sz="4" w:space="0" w:color="BFBFBF"/>
+              <w:right w:val="single" w:sz="4" w:space="0" w:color="BFBFBF"/>
+            </w:tcBorders>
+            <w:tcMar>
+              <w:top w:w="55" w:type="dxa"/>
+              <w:left w:w="80" w:type="dxa"/>
+              <w:bottom w:w="55" w:type="dxa"/>
+              <w:right w:w="80" w:type="dxa"/>
+            </w:tcMar>
+            <w:vAlign w:val="center"/>
+          </w:tcPr>
+          <w:p>
+            <w:pPr>
+              <w:keepNext/>
+            </w:pPr>
+            <w:r>
+              <w:rPr>
+                <w:sz w:val="17"/>
+                <w:szCs w:val="17"/>
+              </w:rPr>
+              <w:t>Criterios, cálculos de fusión de alarmas, Kalman y detección de fallas</w:t>
+            </w:r>
+          </w:p>
+        </w:tc>
+        <w:tc>
+          <w:tcPr>
+            <w:tcW w:w="1500" w:type="dxa"/>
+            <w:tcBorders>
+              <w:top w:val="single" w:sz="4" w:space="0" w:color="BFBFBF"/>
+              <w:left w:val="single" w:sz="4" w:space="0" w:color="BFBFBF"/>
+              <w:bottom w:val="single" w:sz="4" w:space="0" w:color="BFBFBF"/>
+              <w:right w:val="single" w:sz="4" w:space="0" w:color="BFBFBF"/>
+            </w:tcBorders>
+            <w:tcMar>
+              <w:top w:w="55" w:type="dxa"/>
+              <w:left w:w="80" w:type="dxa"/>
+              <w:bottom w:w="55" w:type="dxa"/>
+              <w:right w:w="80" w:type="dxa"/>
+            </w:tcMar>
+            <w:vAlign w:val="center"/>
+          </w:tcPr>
+          <w:p>
+            <w:pPr>
+              <w:keepNext/>
+            </w:pPr>
+            <w:r>
+              <w:rPr>
+                <w:sz w:val="17"/>
+                <w:szCs w:val="17"/>
+              </w:rPr>
+              <w:t>La meta de medir glucosa sin aguja</w:t>
+            </w:r>
+          </w:p>
+        </w:tc>
+        <w:tc>
+          <w:tcPr>
+            <w:tcW w:w="1700" w:type="dxa"/>
+            <w:tcBorders>
+              <w:top w:val="single" w:sz="4" w:space="0" w:color="BFBFBF"/>
+              <w:left w:val="single" w:sz="4" w:space="0" w:color="BFBFBF"/>
+              <w:bottom w:val="single" w:sz="4" w:space="0" w:color="BFBFBF"/>
+              <w:right w:val="single" w:sz="4" w:space="0" w:color="BFBFBF"/>
+            </w:tcBorders>
+            <w:tcMar>
+              <w:top w:w="55" w:type="dxa"/>
+              <w:left w:w="80" w:type="dxa"/>
+              <w:bottom w:w="55" w:type="dxa"/>
+              <w:right w:w="80" w:type="dxa"/>
+            </w:tcMar>
+            <w:vAlign w:val="center"/>
+          </w:tcPr>
+          <w:p>
+            <w:pPr>
+              <w:keepNext/>
+            </w:pPr>
+            <w:r>
+              <w:rPr>
+                <w:sz w:val="17"/>
+                <w:szCs w:val="17"/>
+              </w:rPr>
+              <w:t>Redundancia medida en CGM y supresión de falsas alarmas en UCI</w:t>
+            </w:r>
+          </w:p>
+        </w:tc>
+        <w:tc>
+          <w:tcPr>
+            <w:tcW w:w="1600" w:type="dxa"/>
+            <w:tcBorders>
+              <w:top w:val="single" w:sz="4" w:space="0" w:color="BFBFBF"/>
+              <w:left w:val="single" w:sz="4" w:space="0" w:color="BFBFBF"/>
+              <w:bottom w:val="single" w:sz="4" w:space="0" w:color="BFBFBF"/>
+              <w:right w:val="single" w:sz="4" w:space="0" w:color="BFBFBF"/>
+            </w:tcBorders>
+            <w:tcMar>
+              <w:top w:w="55" w:type="dxa"/>
+              <w:left w:w="80" w:type="dxa"/>
+              <w:bottom w:w="55" w:type="dxa"/>
+              <w:right w:w="80" w:type="dxa"/>
+            </w:tcMar>
+            <w:vAlign w:val="center"/>
+          </w:tcPr>
+          <w:p>
+            <w:pPr>
+              <w:keepNext/>
+            </w:pPr>
+            <w:r>
+              <w:rPr>
+                <w:sz w:val="17"/>
+                <w:szCs w:val="17"/>
+              </w:rPr>
+              <w:t>Poco margen frente a un CGM solo y deja de ser no invasivo</w:t>
+            </w:r>
+          </w:p>
+        </w:tc>
+        <w:tc>
+          <w:tcPr>
+            <w:tcW w:w="1738" w:type="dxa"/>
+            <w:tcBorders>
+              <w:top w:val="single" w:sz="4" w:space="0" w:color="BFBFBF"/>
+              <w:left w:val="single" w:sz="4" w:space="0" w:color="BFBFBF"/>
+              <w:bottom w:val="single" w:sz="4" w:space="0" w:color="BFBFBF"/>
+              <w:right w:val="single" w:sz="4" w:space="0" w:color="BFBFBF"/>
+            </w:tcBorders>
+            <w:tcMar>
+              <w:top w:w="55" w:type="dxa"/>
+              <w:left w:w="80" w:type="dxa"/>
+              <w:bottom w:w="55" w:type="dxa"/>
+              <w:right w:w="80" w:type="dxa"/>
+            </w:tcMar>
+            <w:vAlign w:val="center"/>
+          </w:tcPr>
+          <w:p>
+            <w:pPr>
+              <w:keepNext/>
+            </w:pPr>
+            <w:r>
+              <w:rPr>
+                <w:sz w:val="17"/>
+                <w:szCs w:val="17"/>
+              </w:rPr>
+              <w:t>Datos pareados existentes de CGM y reloj</w:t>
+            </w:r>
+          </w:p>
+        </w:tc>
+      </w:tr>
+      <w:tr>
+        <w:trPr>
+          <w:cantSplit/>
+        </w:trPr>
+        <w:tc>
+          <w:tcPr>
+            <w:tcW w:w="1500" w:type="dxa"/>
+            <w:tcBorders>
+              <w:top w:val="single" w:sz="4" w:space="0" w:color="BFBFBF"/>
+              <w:left w:val="single" w:sz="4" w:space="0" w:color="BFBFBF"/>
+              <w:bottom w:val="single" w:sz="4" w:space="0" w:color="BFBFBF"/>
+              <w:right w:val="single" w:sz="4" w:space="0" w:color="BFBFBF"/>
+            </w:tcBorders>
+            <w:tcMar>
+              <w:top w:w="55" w:type="dxa"/>
+              <w:left w:w="80" w:type="dxa"/>
+              <w:bottom w:w="55" w:type="dxa"/>
+              <w:right w:w="80" w:type="dxa"/>
+            </w:tcMar>
+            <w:vAlign w:val="center"/>
+          </w:tcPr>
+          <w:p>
+            <w:pPr>
+              <w:keepNext/>
+            </w:pPr>
+            <w:r>
+              <w:rPr>
+                <w:sz w:val="17"/>
+                <w:szCs w:val="17"/>
+              </w:rPr>
+              <w:t>C. Convertir el trabajo en un estudio dry lab de por qué fallan los no invasivos (</w:t>
+            </w:r>
+            <w:r>
+              <w:rPr>
+                <w:b/>
+                <w:bCs/>
+                <w:sz w:val="17"/>
+                <w:szCs w:val="17"/>
+              </w:rPr>
+              <w:t>Propuesta</w:t>
+            </w:r>
+            <w:r>
+              <w:rPr>
+                <w:sz w:val="17"/>
+                <w:szCs w:val="17"/>
+              </w:rPr>
+              <w:t>)</w:t>
+            </w:r>
+          </w:p>
+        </w:tc>
+        <w:tc>
+          <w:tcPr>
+            <w:tcW w:w="1600" w:type="dxa"/>
+            <w:tcBorders>
+              <w:top w:val="single" w:sz="4" w:space="0" w:color="BFBFBF"/>
+              <w:left w:val="single" w:sz="4" w:space="0" w:color="BFBFBF"/>
+              <w:bottom w:val="single" w:sz="4" w:space="0" w:color="BFBFBF"/>
+              <w:right w:val="single" w:sz="4" w:space="0" w:color="BFBFBF"/>
+            </w:tcBorders>
+            <w:tcMar>
+              <w:top w:w="55" w:type="dxa"/>
+              <w:left w:w="80" w:type="dxa"/>
+              <w:bottom w:w="55" w:type="dxa"/>
+              <w:right w:w="80" w:type="dxa"/>
+            </w:tcMar>
+            <w:vAlign w:val="center"/>
+          </w:tcPr>
+          <w:p>
+            <w:pPr>
+              <w:keepNext/>
+            </w:pPr>
+            <w:r>
+              <w:rPr>
+                <w:sz w:val="17"/>
+                <w:szCs w:val="17"/>
+              </w:rPr>
+              <w:t>Casi todo lo hecho, como evidencia</w:t>
+            </w:r>
+          </w:p>
+        </w:tc>
+        <w:tc>
+          <w:tcPr>
+            <w:tcW w:w="1500" w:type="dxa"/>
+            <w:tcBorders>
+              <w:top w:val="single" w:sz="4" w:space="0" w:color="BFBFBF"/>
+              <w:left w:val="single" w:sz="4" w:space="0" w:color="BFBFBF"/>
+              <w:bottom w:val="single" w:sz="4" w:space="0" w:color="BFBFBF"/>
+              <w:right w:val="single" w:sz="4" w:space="0" w:color="BFBFBF"/>
+            </w:tcBorders>
+            <w:tcMar>
+              <w:top w:w="55" w:type="dxa"/>
+              <w:left w:w="80" w:type="dxa"/>
+              <w:bottom w:w="55" w:type="dxa"/>
+              <w:right w:w="80" w:type="dxa"/>
+            </w:tcMar>
+            <w:vAlign w:val="center"/>
+          </w:tcPr>
+          <w:p>
+            <w:pPr>
+              <w:keepNext/>
+            </w:pPr>
+            <w:r>
+              <w:rPr>
+                <w:sz w:val="17"/>
+                <w:szCs w:val="17"/>
+              </w:rPr>
+              <w:t>La pretensión de diseñar un artefacto</w:t>
+            </w:r>
+          </w:p>
+        </w:tc>
+        <w:tc>
+          <w:tcPr>
+            <w:tcW w:w="1700" w:type="dxa"/>
+            <w:tcBorders>
+              <w:top w:val="single" w:sz="4" w:space="0" w:color="BFBFBF"/>
+              <w:left w:val="single" w:sz="4" w:space="0" w:color="BFBFBF"/>
+              <w:bottom w:val="single" w:sz="4" w:space="0" w:color="BFBFBF"/>
+              <w:right w:val="single" w:sz="4" w:space="0" w:color="BFBFBF"/>
+            </w:tcBorders>
+            <w:tcMar>
+              <w:top w:w="55" w:type="dxa"/>
+              <w:left w:w="80" w:type="dxa"/>
+              <w:bottom w:w="55" w:type="dxa"/>
+              <w:right w:w="80" w:type="dxa"/>
+            </w:tcMar>
+            <w:vAlign w:val="center"/>
+          </w:tcPr>
+          <w:p>
+            <w:pPr>
+              <w:keepNext/>
+            </w:pPr>
+            <w:r>
+              <w:rPr>
+                <w:sz w:val="17"/>
+                <w:szCs w:val="17"/>
+              </w:rPr>
+              <w:t>Responde al criterio de pertinencia fisiológica y anatómica</w:t>
+            </w:r>
+          </w:p>
+        </w:tc>
+        <w:tc>
+          <w:tcPr>
+            <w:tcW w:w="1600" w:type="dxa"/>
+            <w:tcBorders>
+              <w:top w:val="single" w:sz="4" w:space="0" w:color="BFBFBF"/>
+              <w:left w:val="single" w:sz="4" w:space="0" w:color="BFBFBF"/>
+              <w:bottom w:val="single" w:sz="4" w:space="0" w:color="BFBFBF"/>
+              <w:right w:val="single" w:sz="4" w:space="0" w:color="BFBFBF"/>
+            </w:tcBorders>
+            <w:tcMar>
+              <w:top w:w="55" w:type="dxa"/>
+              <w:left w:w="80" w:type="dxa"/>
+              <w:bottom w:w="55" w:type="dxa"/>
+              <w:right w:w="80" w:type="dxa"/>
+            </w:tcMar>
+            <w:vAlign w:val="center"/>
+          </w:tcPr>
+          <w:p>
+            <w:pPr>
+              <w:keepNext/>
+            </w:pPr>
+            <w:r>
+              <w:rPr>
+                <w:sz w:val="17"/>
+                <w:szCs w:val="17"/>
+              </w:rPr>
+              <w:t>Tiene menos solución de ingeniería</w:t>
+            </w:r>
+          </w:p>
+        </w:tc>
+        <w:tc>
+          <w:tcPr>
+            <w:tcW w:w="1738" w:type="dxa"/>
+            <w:tcBorders>
+              <w:top w:val="single" w:sz="4" w:space="0" w:color="BFBFBF"/>
+              <w:left w:val="single" w:sz="4" w:space="0" w:color="BFBFBF"/>
+              <w:bottom w:val="single" w:sz="4" w:space="0" w:color="BFBFBF"/>
+              <w:right w:val="single" w:sz="4" w:space="0" w:color="BFBFBF"/>
+            </w:tcBorders>
+            <w:tcMar>
+              <w:top w:w="55" w:type="dxa"/>
+              <w:left w:w="80" w:type="dxa"/>
+              <w:bottom w:w="55" w:type="dxa"/>
+              <w:right w:w="80" w:type="dxa"/>
+            </w:tcMar>
+            <w:vAlign w:val="center"/>
+          </w:tcPr>
+          <w:p>
+            <w:pPr>
+              <w:keepNext/>
+            </w:pPr>
+            <w:r>
+              <w:rPr>
+                <w:sz w:val="17"/>
+                <w:szCs w:val="17"/>
+              </w:rPr>
+              <w:t>Acordar con la profesora si un resultado negativo bien fundamentado cumple el objetivo del ramo</w:t>
+            </w:r>
+          </w:p>
+        </w:tc>
+      </w:tr>
+      <w:tr>
+        <w:trPr>
+          <w:cantSplit/>
+        </w:trPr>
+        <w:tc>
+          <w:tcPr>
+            <w:tcW w:w="1500" w:type="dxa"/>
+            <w:tcBorders>
+              <w:top w:val="single" w:sz="4" w:space="0" w:color="BFBFBF"/>
+              <w:left w:val="single" w:sz="4" w:space="0" w:color="BFBFBF"/>
+              <w:bottom w:val="single" w:sz="4" w:space="0" w:color="BFBFBF"/>
+              <w:right w:val="single" w:sz="4" w:space="0" w:color="BFBFBF"/>
+            </w:tcBorders>
+            <w:tcMar>
+              <w:top w:w="55" w:type="dxa"/>
+              <w:left w:w="80" w:type="dxa"/>
+              <w:bottom w:w="55" w:type="dxa"/>
+              <w:right w:w="80" w:type="dxa"/>
+            </w:tcMar>
+            <w:vAlign w:val="center"/>
+          </w:tcPr>
+          <w:p>
+            <w:r>
+              <w:rPr>
+                <w:sz w:val="17"/>
+                <w:szCs w:val="17"/>
+              </w:rPr>
+              <w:t>D. Descartar y elegir otro problema de salud (</w:t>
+            </w:r>
+            <w:r>
+              <w:rPr>
+                <w:b/>
+                <w:bCs/>
+                <w:sz w:val="17"/>
+                <w:szCs w:val="17"/>
+              </w:rPr>
+              <w:t>Propuesta</w:t>
+            </w:r>
+            <w:r>
+              <w:rPr>
+                <w:sz w:val="17"/>
+                <w:szCs w:val="17"/>
+              </w:rPr>
+              <w:t>)</w:t>
+            </w:r>
+          </w:p>
+        </w:tc>
+        <w:tc>
+          <w:tcPr>
+            <w:tcW w:w="1600" w:type="dxa"/>
+            <w:tcBorders>
+              <w:top w:val="single" w:sz="4" w:space="0" w:color="BFBFBF"/>
+              <w:left w:val="single" w:sz="4" w:space="0" w:color="BFBFBF"/>
+              <w:bottom w:val="single" w:sz="4" w:space="0" w:color="BFBFBF"/>
+              <w:right w:val="single" w:sz="4" w:space="0" w:color="BFBFBF"/>
+            </w:tcBorders>
+            <w:tcMar>
+              <w:top w:w="55" w:type="dxa"/>
+              <w:left w:w="80" w:type="dxa"/>
+              <w:bottom w:w="55" w:type="dxa"/>
+              <w:right w:w="80" w:type="dxa"/>
+            </w:tcMar>
+            <w:vAlign w:val="center"/>
+          </w:tcPr>
+          <w:p>
+            <w:r>
+              <w:rPr>
+                <w:sz w:val="17"/>
+                <w:szCs w:val="17"/>
+              </w:rPr>
+              <w:t>El método: criterios fijados antes, dry lab y repositorio reproducible</w:t>
+            </w:r>
+          </w:p>
+        </w:tc>
+        <w:tc>
+          <w:tcPr>
+            <w:tcW w:w="1500" w:type="dxa"/>
+            <w:tcBorders>
+              <w:top w:val="single" w:sz="4" w:space="0" w:color="BFBFBF"/>
+              <w:left w:val="single" w:sz="4" w:space="0" w:color="BFBFBF"/>
+              <w:bottom w:val="single" w:sz="4" w:space="0" w:color="BFBFBF"/>
+              <w:right w:val="single" w:sz="4" w:space="0" w:color="BFBFBF"/>
+            </w:tcBorders>
+            <w:tcMar>
+              <w:top w:w="55" w:type="dxa"/>
+              <w:left w:w="80" w:type="dxa"/>
+              <w:bottom w:w="55" w:type="dxa"/>
+              <w:right w:w="80" w:type="dxa"/>
+            </w:tcMar>
+            <w:vAlign w:val="center"/>
+          </w:tcPr>
+          <w:p>
+            <w:r>
+              <w:rPr>
+                <w:sz w:val="17"/>
+                <w:szCs w:val="17"/>
+              </w:rPr>
+              <w:t>Todo el contenido de glucosa</w:t>
+            </w:r>
+          </w:p>
+        </w:tc>
+        <w:tc>
+          <w:tcPr>
+            <w:tcW w:w="1700" w:type="dxa"/>
+            <w:tcBorders>
+              <w:top w:val="single" w:sz="4" w:space="0" w:color="BFBFBF"/>
+              <w:left w:val="single" w:sz="4" w:space="0" w:color="BFBFBF"/>
+              <w:bottom w:val="single" w:sz="4" w:space="0" w:color="BFBFBF"/>
+              <w:right w:val="single" w:sz="4" w:space="0" w:color="BFBFBF"/>
+            </w:tcBorders>
+            <w:tcMar>
+              <w:top w:w="55" w:type="dxa"/>
+              <w:left w:w="80" w:type="dxa"/>
+              <w:bottom w:w="55" w:type="dxa"/>
+              <w:right w:w="80" w:type="dxa"/>
+            </w:tcMar>
+            <w:vAlign w:val="center"/>
+          </w:tcPr>
+          <w:p>
+            <w:r>
+              <w:rPr>
+                <w:sz w:val="17"/>
+                <w:szCs w:val="17"/>
+              </w:rPr>
+              <w:t>Partir de un mecanismo fisiológico más medible</w:t>
+            </w:r>
+          </w:p>
+        </w:tc>
+        <w:tc>
+          <w:tcPr>
+            <w:tcW w:w="1600" w:type="dxa"/>
+            <w:tcBorders>
+              <w:top w:val="single" w:sz="4" w:space="0" w:color="BFBFBF"/>
+              <w:left w:val="single" w:sz="4" w:space="0" w:color="BFBFBF"/>
+              <w:bottom w:val="single" w:sz="4" w:space="0" w:color="BFBFBF"/>
+              <w:right w:val="single" w:sz="4" w:space="0" w:color="BFBFBF"/>
+            </w:tcBorders>
+            <w:tcMar>
+              <w:top w:w="55" w:type="dxa"/>
+              <w:left w:w="80" w:type="dxa"/>
+              <w:bottom w:w="55" w:type="dxa"/>
+              <w:right w:w="80" w:type="dxa"/>
+            </w:tcMar>
+            <w:vAlign w:val="center"/>
+          </w:tcPr>
+          <w:p>
+            <w:r>
+              <w:rPr>
+                <w:sz w:val="17"/>
+                <w:szCs w:val="17"/>
+              </w:rPr>
+              <w:t>Tiempo</w:t>
+            </w:r>
+          </w:p>
+        </w:tc>
+        <w:tc>
+          <w:tcPr>
+            <w:tcW w:w="1738" w:type="dxa"/>
+            <w:tcBorders>
+              <w:top w:val="single" w:sz="4" w:space="0" w:color="BFBFBF"/>
+              <w:left w:val="single" w:sz="4" w:space="0" w:color="BFBFBF"/>
+              <w:bottom w:val="single" w:sz="4" w:space="0" w:color="BFBFBF"/>
+              <w:right w:val="single" w:sz="4" w:space="0" w:color="BFBFBF"/>
+            </w:tcBorders>
+            <w:tcMar>
+              <w:top w:w="55" w:type="dxa"/>
+              <w:left w:w="80" w:type="dxa"/>
+              <w:bottom w:w="55" w:type="dxa"/>
+              <w:right w:w="80" w:type="dxa"/>
+            </w:tcMar>
+            <w:vAlign w:val="center"/>
+          </w:tcPr>
+          <w:p>
+            <w:r>
+              <w:rPr>
+                <w:sz w:val="17"/>
+                <w:szCs w:val="17"/>
+              </w:rPr>
+              <w:t>Listar problemas con mecanismo claro vistos en el curso</w:t>
+            </w:r>
+          </w:p>
+        </w:tc>
+      </w:tr>
+    </w:tbl>
+    <w:p>
+      <w:pPr>
+        <w:spacing w:after="160"/>
+      </w:pPr>
+    </w:p>
+    <w:p>
+      <w:pPr>
+        <w:spacing w:after="160"/>
+      </w:pPr>
+      <w:r>
+        <w:rPr>
+          <w:color w:val="6E6E6E"/>
+          <w:sz w:val="19"/>
+          <w:szCs w:val="19"/>
+        </w:rPr>
+        <w:t>Las cifras de Raman vienen de Rothenbühler et al. (2026) y Zhang et al. (2025) para el 14,5 %, y de Lundsgaard-Nielsen et al. (2018) para la profundidad de 250 a 300 µm.</w:t>
+      </w:r>
+    </w:p>
+    <w:tbl>
+      <w:tblPr>
+        <w:tblW w:w="9638" w:type="dxa"/>
+        <w:tblBorders>
+          <w:top w:val="single" w:sz="4" w:space="0" w:color="auto"/>
+          <w:left w:val="single" w:sz="4" w:space="0" w:color="auto"/>
+          <w:bottom w:val="single" w:sz="4" w:space="0" w:color="auto"/>
+          <w:right w:val="single" w:sz="4" w:space="0" w:color="auto"/>
+          <w:insideH w:val="single" w:sz="4" w:space="0" w:color="auto"/>
+          <w:insideV w:val="single" w:sz="4" w:space="0" w:color="auto"/>
+        </w:tblBorders>
+        <w:tblLook w:val="04A0" w:firstRow="1" w:lastRow="0" w:firstColumn="1" w:lastColumn="0" w:noHBand="0" w:noVBand="1"/>
+      </w:tblPr>
+      <w:tblGrid>
+        <w:gridCol w:w="9638"/>
+      </w:tblGrid>
+      <w:tr>
+        <w:trPr>
+          <w:cantSplit/>
+        </w:trPr>
+        <w:tc>
+          <w:tcPr>
+            <w:tcW w:w="9638" w:type="dxa"/>
+            <w:tcBorders>
+              <w:top w:val="none" w:sz="0" w:space="0" w:color="FFFFFF"/>
+              <w:left w:val="single" w:sz="36" w:space="0" w:color="1F6FB2"/>
+              <w:bottom w:val="none" w:sz="0" w:space="0" w:color="FFFFFF"/>
+              <w:right w:val="none" w:sz="0" w:space="0" w:color="FFFFFF"/>
+            </w:tcBorders>
+            <w:shd w:val="clear" w:color="auto" w:fill="E3EEF8"/>
+            <w:tcMar>
+              <w:top w:w="160" w:type="dxa"/>
+              <w:left w:w="240" w:type="dxa"/>
+              <w:bottom w:w="120" w:type="dxa"/>
+              <w:right w:w="200" w:type="dxa"/>
+            </w:tcMar>
+          </w:tcPr>
+          <w:p>
+            <w:pPr>
+              <w:keepNext/>
+              <w:spacing w:after="100"/>
+            </w:pPr>
+            <w:r>
+              <w:rPr>
+                <w:b/>
+                <w:bCs/>
+                <w:color w:val="1F6FB2"/>
+                <w:sz w:val="23"/>
+                <w:szCs w:val="23"/>
+              </w:rPr>
+              <w:t>Lo que se conserva en cualquier caso</w:t>
+            </w:r>
+          </w:p>
+          <w:p>
+            <w:pPr>
+              <w:pStyle w:val="Prrafodelista"/>
+              <w:numPr>
+                <w:ilvl w:val="0"/>
+                <w:numId w:val="2"/>
+              </w:numPr>
+              <w:spacing w:after="80" w:line="290" w:lineRule="auto"/>
+            </w:pPr>
+            <w:r>
+              <w:rPr>
+                <w:b/>
+                <w:bCs/>
+              </w:rPr>
+              <w:t>La base fisiológica:</w:t>
+            </w:r>
+            <w:r>
+              <w:t xml:space="preserve"> la ley de Fick y el bucle de control de la glicemia.</w:t>
+            </w:r>
+          </w:p>
+          <w:p>
+            <w:pPr>
+              <w:pStyle w:val="Prrafodelista"/>
+              <w:numPr>
+                <w:ilvl w:val="0"/>
+                <w:numId w:val="2"/>
+              </w:numPr>
+              <w:spacing w:after="80" w:line="290" w:lineRule="auto"/>
+            </w:pPr>
+            <w:r>
+              <w:rPr>
+                <w:b/>
+                <w:bCs/>
+              </w:rPr>
+              <w:t>El método:</w:t>
+            </w:r>
+            <w:r>
+              <w:t xml:space="preserve"> criterios fijados antes de ver los datos.</w:t>
+            </w:r>
+          </w:p>
+          <w:p>
+            <w:pPr>
+              <w:pStyle w:val="Prrafodelista"/>
+              <w:numPr>
+                <w:ilvl w:val="0"/>
+                <w:numId w:val="2"/>
+              </w:numPr>
+              <w:spacing w:after="80" w:line="290" w:lineRule="auto"/>
+            </w:pPr>
+            <w:r>
+              <w:rPr>
+                <w:b/>
+                <w:bCs/>
+              </w:rPr>
+              <w:t>El repositorio reproducible:</w:t>
+            </w:r>
+            <w:r>
+              <w:t xml:space="preserve"> cualquiera puede rehacer las cifras.</w:t>
+            </w:r>
+          </w:p>
+          <w:p>
+            <w:pPr>
+              <w:pStyle w:val="Prrafodelista"/>
+              <w:numPr>
+                <w:ilvl w:val="0"/>
+                <w:numId w:val="2"/>
+              </w:numPr>
+              <w:spacing w:after="80" w:line="290" w:lineRule="auto"/>
+            </w:pPr>
+            <w:r>
+              <w:rPr>
+                <w:b/>
+                <w:bCs/>
+              </w:rPr>
+              <w:t>El análisis dry lab:</w:t>
+            </w:r>
+            <w:r>
+              <w:t xml:space="preserve"> sirve como evidencia, sea cual sea la opción.</w:t>
+            </w:r>
+          </w:p>
+        </w:tc>
+      </w:tr>
+    </w:tbl>
+    <w:p>
+      <w:pPr>
+        <w:spacing w:after="160"/>
+      </w:pPr>
+    </w:p>
+    <w:p>
+      <w:pPr>
         <w:spacing w:line="20" w:lineRule="exact"/>
       </w:pPr>
     </w:p>
     <w:sectPr>
-      <w:headerReference w:type="default" r:id="rId147"/>
-      <w:footerReference w:type="default" r:id="rId148"/>
+      <w:headerReference w:type="default" r:id="rId148"/>
+      <w:footerReference w:type="default" r:id="rId149"/>
       <w:pgSz w:w="11906" w:h="16838"/>
       <w:pgMar w:top="1134" w:right="1134" w:bottom="1134" w:left="1134" w:header="708" w:footer="708" w:gutter="0"/>
       <w:cols w:space="720"/>
@@ -53149,10 +56850,10 @@
 <file path=word/numbering.xml><?xml version="1.0" encoding="utf-8"?>
 <w:numbering xmlns:wpc="http://schemas.microsoft.com/office/word/2010/wordprocessingCanvas" xmlns:cx="http://schemas.microsoft.com/office/drawing/2014/chartex" xmlns:cx1="http://schemas.microsoft.com/office/drawing/2015/9/8/chartex" xmlns:cx2="http://schemas.microsoft.com/office/drawing/2015/10/21/chartex" xmlns:cx3="http://schemas.microsoft.com/office/drawing/2016/5/9/chartex" xmlns:cx4="http://schemas.microsoft.com/office/drawing/2016/5/10/chartex" xmlns:cx5="http://schemas.microsoft.com/office/drawing/2016/5/11/chartex" xmlns:cx6="http://schemas.microsoft.com/office/drawing/2016/5/12/chartex" xmlns:cx7="http://schemas.microsoft.com/office/drawing/2016/5/13/chartex" xmlns:cx8="http://schemas.microsoft.com/office/drawing/2016/5/14/chartex" xmlns:mc="http://schemas.openxmlformats.org/markup-compatibility/2006" xmlns:aink="http://schemas.microsoft.com/office/drawing/2016/ink" xmlns:am3d="http://schemas.microsoft.com/office/drawing/2017/model3d" xmlns:o="urn:schemas-microsoft-com:office:office" xmlns:oel="http://schemas.microsoft.com/office/2019/extlst" xmlns:r="http://schemas.openxmlformats.org/officeDocument/2006/relationships" xmlns:m="http://schemas.openxmlformats.org/officeDocument/2006/math" xmlns:v="urn:schemas-microsoft-com:vml" xmlns:wp14="http://schemas.microsoft.com/office/word/2010/wordprocessingDrawing" xmlns:wp="http://schemas.openxmlformats.org/drawingml/2006/wordprocessingDrawing" xmlns:w10="urn:schemas-microsoft-com:office:word" xmlns:w="http://schemas.openxmlformats.org/wordprocessingml/2006/main" xmlns:w14="http://schemas.microsoft.com/office/word/2010/wordml" xmlns:w15="http://schemas.microsoft.com/office/word/2012/wordml" xmlns:w16cex="http://schemas.microsoft.com/office/word/2018/wordml/cex" xmlns:w16cid="http://schemas.microsoft.com/office/word/2016/wordml/cid" xmlns:w16="http://schemas.microsoft.com/office/word/2018/wordml" xmlns:w16du="http://schemas.microsoft.com/office/word/2023/wordml/word16du" xmlns:w16sdtdh="http://schemas.microsoft.com/office/word/2020/wordml/sdtdatahash" xmlns:w16sdtfl="http://schemas.microsoft.com/office/word/2024/wordml/sdtformatlock" xmlns:w16se="http://schemas.microsoft.com/office/word/2015/wordml/symex" xmlns:wpg="http://schemas.microsoft.com/office/word/2010/wordprocessingGroup" xmlns:wpi="http://schemas.microsoft.com/office/word/2010/wordprocessingInk" xmlns:wne="http://schemas.microsoft.com/office/word/2006/wordml" xmlns:wps="http://schemas.microsoft.com/office/word/2010/wordprocessingShape" mc:Ignorable="w14 w15 w16se w16cid w16 w16cex w16sdtdh w16sdtfl w16du wp14">
   <w:abstractNum w:abstractNumId="0" w15:restartNumberingAfterBreak="0">
-    <w:nsid w:val="04C647A9"/>
+    <w:nsid w:val="17E60663"/>
     <w:multiLevelType w:val="hybridMultilevel"/>
-    <w:tmpl w:val="4154B5D6"/>
-    <w:lvl w:ilvl="0" w:tplc="5832D3F6" w:tentative="1">
+    <w:tmpl w:val="B7C6C45E"/>
+    <w:lvl w:ilvl="0" w:tplc="D96A4CE2" w:tentative="1">
       <w:start w:val="1"/>
       <w:numFmt w:val="bullet"/>
       <w:lvlText w:val="●"/>
@@ -53161,7 +56862,7 @@
         <w:ind w:left="720" w:hanging="360"/>
       </w:pPr>
     </w:lvl>
-    <w:lvl w:ilvl="1" w:tplc="00505A3E" w:tentative="1">
+    <w:lvl w:ilvl="1" w:tplc="0B1EC1D6" w:tentative="1">
       <w:start w:val="1"/>
       <w:numFmt w:val="bullet"/>
       <w:lvlText w:val="○"/>
@@ -53170,7 +56871,7 @@
         <w:ind w:left="1440" w:hanging="360"/>
       </w:pPr>
     </w:lvl>
-    <w:lvl w:ilvl="2" w:tplc="8F7E5EE4" w:tentative="1">
+    <w:lvl w:ilvl="2" w:tplc="A96E607E" w:tentative="1">
       <w:start w:val="1"/>
       <w:numFmt w:val="bullet"/>
       <w:lvlText w:val="■"/>
@@ -53179,7 +56880,7 @@
         <w:ind w:left="2160" w:hanging="360"/>
       </w:pPr>
     </w:lvl>
-    <w:lvl w:ilvl="3" w:tplc="AD1C9984" w:tentative="1">
+    <w:lvl w:ilvl="3" w:tplc="53C8B8BE" w:tentative="1">
       <w:start w:val="1"/>
       <w:numFmt w:val="bullet"/>
       <w:lvlText w:val="●"/>
@@ -53188,7 +56889,7 @@
         <w:ind w:left="2880" w:hanging="360"/>
       </w:pPr>
     </w:lvl>
-    <w:lvl w:ilvl="4" w:tplc="E4A6436A" w:tentative="1">
+    <w:lvl w:ilvl="4" w:tplc="E91A1A8C" w:tentative="1">
       <w:start w:val="1"/>
       <w:numFmt w:val="bullet"/>
       <w:lvlText w:val="○"/>
@@ -53197,7 +56898,7 @@
         <w:ind w:left="3600" w:hanging="360"/>
       </w:pPr>
     </w:lvl>
-    <w:lvl w:ilvl="5" w:tplc="91666C78" w:tentative="1">
+    <w:lvl w:ilvl="5" w:tplc="AD0298E0" w:tentative="1">
       <w:start w:val="1"/>
       <w:numFmt w:val="bullet"/>
       <w:lvlText w:val="■"/>
@@ -53206,7 +56907,7 @@
         <w:ind w:left="4320" w:hanging="360"/>
       </w:pPr>
     </w:lvl>
-    <w:lvl w:ilvl="6" w:tplc="B95C78F8" w:tentative="1">
+    <w:lvl w:ilvl="6" w:tplc="2E3E4A72" w:tentative="1">
       <w:start w:val="1"/>
       <w:numFmt w:val="bullet"/>
       <w:lvlText w:val="●"/>
@@ -53215,7 +56916,7 @@
         <w:ind w:left="5040" w:hanging="360"/>
       </w:pPr>
     </w:lvl>
-    <w:lvl w:ilvl="7" w:tplc="5C92D286" w:tentative="1">
+    <w:lvl w:ilvl="7" w:tplc="8296487E" w:tentative="1">
       <w:start w:val="1"/>
       <w:numFmt w:val="bullet"/>
       <w:lvlText w:val="●"/>
@@ -53224,7 +56925,7 @@
         <w:ind w:left="5760" w:hanging="360"/>
       </w:pPr>
     </w:lvl>
-    <w:lvl w:ilvl="8" w:tplc="0708FA16" w:tentative="1">
+    <w:lvl w:ilvl="8" w:tplc="70C823CC" w:tentative="1">
       <w:start w:val="1"/>
       <w:numFmt w:val="bullet"/>
       <w:lvlText w:val="●"/>
@@ -53235,118 +56936,118 @@
     </w:lvl>
   </w:abstractNum>
   <w:abstractNum w:abstractNumId="1" w15:restartNumberingAfterBreak="0">
-    <w:nsid w:val="04D63A38"/>
+    <w:nsid w:val="35B4043D"/>
     <w:multiLevelType w:val="hybridMultilevel"/>
-    <w:tmpl w:val="8EEA110C"/>
-    <w:lvl w:ilvl="0" w:tplc="460A4556">
+    <w:tmpl w:val="9CE8F046"/>
+    <w:lvl w:ilvl="0" w:tplc="55667A0E">
       <w:start w:val="1"/>
-      <w:numFmt w:val="bullet"/>
-      <w:lvlText w:val="•"/>
+      <w:numFmt w:val="decimal"/>
+      <w:lvlText w:val="%1."/>
       <w:lvlJc w:val="left"/>
       <w:pPr>
-        <w:ind w:left="600" w:hanging="300"/>
+        <w:ind w:left="600" w:hanging="360"/>
       </w:pPr>
     </w:lvl>
-    <w:lvl w:ilvl="1" w:tplc="7F26408C">
+    <w:lvl w:ilvl="1" w:tplc="EFB2360E">
       <w:numFmt w:val="decimal"/>
       <w:lvlText w:val=""/>
       <w:lvlJc w:val="left"/>
     </w:lvl>
-    <w:lvl w:ilvl="2" w:tplc="B2526042">
+    <w:lvl w:ilvl="2" w:tplc="061E1B40">
       <w:numFmt w:val="decimal"/>
       <w:lvlText w:val=""/>
       <w:lvlJc w:val="left"/>
     </w:lvl>
-    <w:lvl w:ilvl="3" w:tplc="2730B0F6">
+    <w:lvl w:ilvl="3" w:tplc="BE9853F8">
       <w:numFmt w:val="decimal"/>
       <w:lvlText w:val=""/>
       <w:lvlJc w:val="left"/>
     </w:lvl>
-    <w:lvl w:ilvl="4" w:tplc="828A8FA8">
+    <w:lvl w:ilvl="4" w:tplc="A21EF34E">
       <w:numFmt w:val="decimal"/>
       <w:lvlText w:val=""/>
       <w:lvlJc w:val="left"/>
     </w:lvl>
-    <w:lvl w:ilvl="5" w:tplc="AC3E56D2">
+    <w:lvl w:ilvl="5" w:tplc="766EFCC2">
       <w:numFmt w:val="decimal"/>
       <w:lvlText w:val=""/>
       <w:lvlJc w:val="left"/>
     </w:lvl>
-    <w:lvl w:ilvl="6" w:tplc="28E09376">
+    <w:lvl w:ilvl="6" w:tplc="39C4758C">
       <w:numFmt w:val="decimal"/>
       <w:lvlText w:val=""/>
       <w:lvlJc w:val="left"/>
     </w:lvl>
-    <w:lvl w:ilvl="7" w:tplc="AFE8C72E">
+    <w:lvl w:ilvl="7" w:tplc="0C0C9454">
       <w:numFmt w:val="decimal"/>
       <w:lvlText w:val=""/>
       <w:lvlJc w:val="left"/>
     </w:lvl>
-    <w:lvl w:ilvl="8" w:tplc="B2F4A786">
+    <w:lvl w:ilvl="8" w:tplc="E3025B62">
       <w:numFmt w:val="decimal"/>
       <w:lvlText w:val=""/>
       <w:lvlJc w:val="left"/>
     </w:lvl>
   </w:abstractNum>
   <w:abstractNum w:abstractNumId="2" w15:restartNumberingAfterBreak="0">
-    <w:nsid w:val="58730924"/>
+    <w:nsid w:val="492A20EB"/>
     <w:multiLevelType w:val="hybridMultilevel"/>
-    <w:tmpl w:val="922C13AC"/>
-    <w:lvl w:ilvl="0" w:tplc="07325D9A" w:tentative="1">
+    <w:tmpl w:val="23C0F6F8"/>
+    <w:lvl w:ilvl="0" w:tplc="1D6AC952">
       <w:start w:val="1"/>
-      <w:numFmt w:val="decimal"/>
-      <w:lvlText w:val="%1."/>
+      <w:numFmt w:val="bullet"/>
+      <w:lvlText w:val="•"/>
       <w:lvlJc w:val="left"/>
       <w:pPr>
-        <w:ind w:left="600" w:hanging="360"/>
+        <w:ind w:left="600" w:hanging="300"/>
       </w:pPr>
     </w:lvl>
-    <w:lvl w:ilvl="1" w:tplc="708ADEA2">
+    <w:lvl w:ilvl="1" w:tplc="CB04F25E">
       <w:numFmt w:val="decimal"/>
       <w:lvlText w:val=""/>
       <w:lvlJc w:val="left"/>
     </w:lvl>
-    <w:lvl w:ilvl="2" w:tplc="75AA9854">
+    <w:lvl w:ilvl="2" w:tplc="7FC8963A">
       <w:numFmt w:val="decimal"/>
       <w:lvlText w:val=""/>
       <w:lvlJc w:val="left"/>
     </w:lvl>
-    <w:lvl w:ilvl="3" w:tplc="55004E88">
+    <w:lvl w:ilvl="3" w:tplc="A8A68F52">
       <w:numFmt w:val="decimal"/>
       <w:lvlText w:val=""/>
       <w:lvlJc w:val="left"/>
     </w:lvl>
-    <w:lvl w:ilvl="4" w:tplc="4B7E6ECC">
+    <w:lvl w:ilvl="4" w:tplc="D4CAE710">
       <w:numFmt w:val="decimal"/>
       <w:lvlText w:val=""/>
       <w:lvlJc w:val="left"/>
     </w:lvl>
-    <w:lvl w:ilvl="5" w:tplc="F5E63D88">
+    <w:lvl w:ilvl="5" w:tplc="E3C494B6">
       <w:numFmt w:val="decimal"/>
       <w:lvlText w:val=""/>
       <w:lvlJc w:val="left"/>
     </w:lvl>
-    <w:lvl w:ilvl="6" w:tplc="F0C44D7C">
+    <w:lvl w:ilvl="6" w:tplc="9D786B94">
       <w:numFmt w:val="decimal"/>
       <w:lvlText w:val=""/>
       <w:lvlJc w:val="left"/>
     </w:lvl>
-    <w:lvl w:ilvl="7" w:tplc="038A33CE">
+    <w:lvl w:ilvl="7" w:tplc="6BC288A4">
       <w:numFmt w:val="decimal"/>
       <w:lvlText w:val=""/>
       <w:lvlJc w:val="left"/>
     </w:lvl>
-    <w:lvl w:ilvl="8" w:tplc="F168E956">
+    <w:lvl w:ilvl="8" w:tplc="70922B6C">
       <w:numFmt w:val="decimal"/>
       <w:lvlText w:val=""/>
       <w:lvlJc w:val="left"/>
     </w:lvl>
   </w:abstractNum>
   <w:abstractNum w:abstractNumId="3" w15:restartNumberingAfterBreak="0">
-    <w:nsid w:val="5CF91054"/>
+    <w:nsid w:val="4AB42C4C"/>
     <w:multiLevelType w:val="hybridMultilevel"/>
-    <w:tmpl w:val="24DC6A64"/>
-    <w:lvl w:ilvl="0" w:tplc="11184D2C">
+    <w:tmpl w:val="29065016"/>
+    <w:lvl w:ilvl="0" w:tplc="EE62AC04">
       <w:start w:val="1"/>
       <w:numFmt w:val="decimal"/>
       <w:lvlText w:val="%1."/>
@@ -53355,52 +57056,52 @@
         <w:ind w:left="600" w:hanging="360"/>
       </w:pPr>
     </w:lvl>
-    <w:lvl w:ilvl="1" w:tplc="1D92BD24">
+    <w:lvl w:ilvl="1" w:tplc="B4EA156C">
       <w:numFmt w:val="decimal"/>
       <w:lvlText w:val=""/>
       <w:lvlJc w:val="left"/>
     </w:lvl>
-    <w:lvl w:ilvl="2" w:tplc="A93CCE34">
+    <w:lvl w:ilvl="2" w:tplc="4F18BBE0">
       <w:numFmt w:val="decimal"/>
       <w:lvlText w:val=""/>
       <w:lvlJc w:val="left"/>
     </w:lvl>
-    <w:lvl w:ilvl="3" w:tplc="4D1453FC">
+    <w:lvl w:ilvl="3" w:tplc="1F008D74">
       <w:numFmt w:val="decimal"/>
       <w:lvlText w:val=""/>
       <w:lvlJc w:val="left"/>
     </w:lvl>
-    <w:lvl w:ilvl="4" w:tplc="6B3EADAA">
+    <w:lvl w:ilvl="4" w:tplc="22D8FCB6">
       <w:numFmt w:val="decimal"/>
       <w:lvlText w:val=""/>
       <w:lvlJc w:val="left"/>
     </w:lvl>
-    <w:lvl w:ilvl="5" w:tplc="F67A5D48">
+    <w:lvl w:ilvl="5" w:tplc="56BE46DE">
       <w:numFmt w:val="decimal"/>
       <w:lvlText w:val=""/>
       <w:lvlJc w:val="left"/>
     </w:lvl>
-    <w:lvl w:ilvl="6" w:tplc="E7D8FAF2">
+    <w:lvl w:ilvl="6" w:tplc="3E5013AE">
       <w:numFmt w:val="decimal"/>
       <w:lvlText w:val=""/>
       <w:lvlJc w:val="left"/>
     </w:lvl>
-    <w:lvl w:ilvl="7" w:tplc="B0F4F40A">
+    <w:lvl w:ilvl="7" w:tplc="380EE516">
       <w:numFmt w:val="decimal"/>
       <w:lvlText w:val=""/>
       <w:lvlJc w:val="left"/>
     </w:lvl>
-    <w:lvl w:ilvl="8" w:tplc="E98C336E">
+    <w:lvl w:ilvl="8" w:tplc="0A187818">
       <w:numFmt w:val="decimal"/>
       <w:lvlText w:val=""/>
       <w:lvlJc w:val="left"/>
     </w:lvl>
   </w:abstractNum>
   <w:abstractNum w:abstractNumId="4" w15:restartNumberingAfterBreak="0">
-    <w:nsid w:val="6E395641"/>
+    <w:nsid w:val="5C784167"/>
     <w:multiLevelType w:val="hybridMultilevel"/>
-    <w:tmpl w:val="722A1DF4"/>
-    <w:lvl w:ilvl="0" w:tplc="61625FB6">
+    <w:tmpl w:val="77463A74"/>
+    <w:lvl w:ilvl="0" w:tplc="EAC2D5BC">
       <w:start w:val="1"/>
       <w:numFmt w:val="decimal"/>
       <w:lvlText w:val="%1."/>
@@ -53409,52 +57110,52 @@
         <w:ind w:left="600" w:hanging="360"/>
       </w:pPr>
     </w:lvl>
-    <w:lvl w:ilvl="1" w:tplc="5ABC6B36">
+    <w:lvl w:ilvl="1" w:tplc="2076BBEC">
       <w:numFmt w:val="decimal"/>
       <w:lvlText w:val=""/>
       <w:lvlJc w:val="left"/>
     </w:lvl>
-    <w:lvl w:ilvl="2" w:tplc="94585BB0">
+    <w:lvl w:ilvl="2" w:tplc="C1CA0F0E">
       <w:numFmt w:val="decimal"/>
       <w:lvlText w:val=""/>
       <w:lvlJc w:val="left"/>
     </w:lvl>
-    <w:lvl w:ilvl="3" w:tplc="D680755E">
+    <w:lvl w:ilvl="3" w:tplc="E8906464">
       <w:numFmt w:val="decimal"/>
       <w:lvlText w:val=""/>
       <w:lvlJc w:val="left"/>
     </w:lvl>
-    <w:lvl w:ilvl="4" w:tplc="1804C9B0">
+    <w:lvl w:ilvl="4" w:tplc="D756A19A">
       <w:numFmt w:val="decimal"/>
       <w:lvlText w:val=""/>
       <w:lvlJc w:val="left"/>
     </w:lvl>
-    <w:lvl w:ilvl="5" w:tplc="029A1F7E">
+    <w:lvl w:ilvl="5" w:tplc="006477C6">
       <w:numFmt w:val="decimal"/>
       <w:lvlText w:val=""/>
       <w:lvlJc w:val="left"/>
     </w:lvl>
-    <w:lvl w:ilvl="6" w:tplc="A3DEF8A6">
+    <w:lvl w:ilvl="6" w:tplc="565C64F0">
       <w:numFmt w:val="decimal"/>
       <w:lvlText w:val=""/>
       <w:lvlJc w:val="left"/>
     </w:lvl>
-    <w:lvl w:ilvl="7" w:tplc="A84600AC">
+    <w:lvl w:ilvl="7" w:tplc="B55AF3EC">
       <w:numFmt w:val="decimal"/>
       <w:lvlText w:val=""/>
       <w:lvlJc w:val="left"/>
     </w:lvl>
-    <w:lvl w:ilvl="8" w:tplc="06AE906A">
+    <w:lvl w:ilvl="8" w:tplc="5D1449EA">
       <w:numFmt w:val="decimal"/>
       <w:lvlText w:val=""/>
       <w:lvlJc w:val="left"/>
     </w:lvl>
   </w:abstractNum>
   <w:abstractNum w:abstractNumId="5" w15:restartNumberingAfterBreak="0">
-    <w:nsid w:val="7B3A2709"/>
+    <w:nsid w:val="78774C37"/>
     <w:multiLevelType w:val="hybridMultilevel"/>
-    <w:tmpl w:val="6CDCD556"/>
-    <w:lvl w:ilvl="0" w:tplc="D7345F4A">
+    <w:tmpl w:val="61E897E2"/>
+    <w:lvl w:ilvl="0" w:tplc="22E63436" w:tentative="1">
       <w:start w:val="1"/>
       <w:numFmt w:val="decimal"/>
       <w:lvlText w:val="%1."/>
@@ -53463,73 +57164,73 @@
         <w:ind w:left="600" w:hanging="360"/>
       </w:pPr>
     </w:lvl>
-    <w:lvl w:ilvl="1" w:tplc="03481FB6">
+    <w:lvl w:ilvl="1" w:tplc="5434C706">
       <w:numFmt w:val="decimal"/>
       <w:lvlText w:val=""/>
       <w:lvlJc w:val="left"/>
     </w:lvl>
-    <w:lvl w:ilvl="2" w:tplc="0ECE4B34">
+    <w:lvl w:ilvl="2" w:tplc="BA721768">
       <w:numFmt w:val="decimal"/>
       <w:lvlText w:val=""/>
       <w:lvlJc w:val="left"/>
     </w:lvl>
-    <w:lvl w:ilvl="3" w:tplc="63DEA248">
+    <w:lvl w:ilvl="3" w:tplc="4100E832">
       <w:numFmt w:val="decimal"/>
       <w:lvlText w:val=""/>
       <w:lvlJc w:val="left"/>
     </w:lvl>
-    <w:lvl w:ilvl="4" w:tplc="18A26F94">
+    <w:lvl w:ilvl="4" w:tplc="53684684">
       <w:numFmt w:val="decimal"/>
       <w:lvlText w:val=""/>
       <w:lvlJc w:val="left"/>
     </w:lvl>
-    <w:lvl w:ilvl="5" w:tplc="178827C8">
+    <w:lvl w:ilvl="5" w:tplc="A40E2256">
       <w:numFmt w:val="decimal"/>
       <w:lvlText w:val=""/>
       <w:lvlJc w:val="left"/>
     </w:lvl>
-    <w:lvl w:ilvl="6" w:tplc="A0AA35F0">
+    <w:lvl w:ilvl="6" w:tplc="CA3E50EE">
       <w:numFmt w:val="decimal"/>
       <w:lvlText w:val=""/>
       <w:lvlJc w:val="left"/>
     </w:lvl>
-    <w:lvl w:ilvl="7" w:tplc="C90A21A6">
+    <w:lvl w:ilvl="7" w:tplc="17BCC930">
       <w:numFmt w:val="decimal"/>
       <w:lvlText w:val=""/>
       <w:lvlJc w:val="left"/>
     </w:lvl>
-    <w:lvl w:ilvl="8" w:tplc="5762C774">
+    <w:lvl w:ilvl="8" w:tplc="E5E66D06">
       <w:numFmt w:val="decimal"/>
       <w:lvlText w:val=""/>
       <w:lvlJc w:val="left"/>
     </w:lvl>
   </w:abstractNum>
-  <w:num w:numId="1" w16cid:durableId="342558137">
+  <w:num w:numId="1" w16cid:durableId="1456409542">
     <w:abstractNumId w:val="0"/>
     <w:lvlOverride w:ilvl="0">
       <w:startOverride w:val="1"/>
     </w:lvlOverride>
   </w:num>
-  <w:num w:numId="2" w16cid:durableId="1097676855">
-    <w:abstractNumId w:val="1"/>
+  <w:num w:numId="2" w16cid:durableId="1695108884">
+    <w:abstractNumId w:val="2"/>
     <w:lvlOverride w:ilvl="0">
       <w:startOverride w:val="1"/>
     </w:lvlOverride>
   </w:num>
-  <w:num w:numId="3" w16cid:durableId="1643387774">
-    <w:abstractNumId w:val="5"/>
-    <w:lvlOverride w:ilvl="0">
-      <w:startOverride w:val="1"/>
-    </w:lvlOverride>
-  </w:num>
-  <w:num w:numId="4" w16cid:durableId="1242645807">
+  <w:num w:numId="3" w16cid:durableId="660891393">
     <w:abstractNumId w:val="3"/>
     <w:lvlOverride w:ilvl="0">
       <w:startOverride w:val="1"/>
     </w:lvlOverride>
   </w:num>
-  <w:num w:numId="5" w16cid:durableId="1854763155">
+  <w:num w:numId="4" w16cid:durableId="190535635">
     <w:abstractNumId w:val="4"/>
+    <w:lvlOverride w:ilvl="0">
+      <w:startOverride w:val="1"/>
+    </w:lvlOverride>
+  </w:num>
+  <w:num w:numId="5" w16cid:durableId="1229072963">
+    <w:abstractNumId w:val="1"/>
     <w:lvlOverride w:ilvl="0">
       <w:startOverride w:val="1"/>
     </w:lvlOverride>
@@ -54285,9 +57986,6 @@
     <w:basedOn w:val="Normal"/>
     <w:next w:val="Normal"/>
     <w:uiPriority w:val="39"/>
-    <w:pPr>
-      <w:spacing w:before="30"/>
-    </w:pPr>
     <w:rPr>
       <w:b/>
       <w:bCs/>
@@ -54301,7 +57999,7 @@
     <w:next w:val="Normal"/>
     <w:uiPriority w:val="39"/>
     <w:pPr>
-      <w:spacing w:line="228" w:lineRule="auto"/>
+      <w:spacing w:line="204" w:lineRule="auto"/>
       <w:ind w:left="300"/>
     </w:pPr>
     <w:rPr>
